--- a/PHASE 1 REPORT/Report Draft/PROJECT PHASE_I REPORT v4.docx
+++ b/PHASE 1 REPORT/Report Draft/PROJECT PHASE_I REPORT v4.docx
@@ -1463,6 +1463,7 @@
         <w:t xml:space="preserve">the award of </w:t>
       </w:r>
       <w:proofErr w:type="spellStart"/>
+      <w:proofErr w:type="gramStart"/>
       <w:r>
         <w:rPr>
           <w:rFonts w:ascii="Times New Roman" w:hAnsi="Times New Roman"/>
@@ -1473,6 +1474,7 @@
         <w:t>B.Tech</w:t>
       </w:r>
       <w:proofErr w:type="spellEnd"/>
+      <w:proofErr w:type="gramEnd"/>
       <w:r>
         <w:rPr>
           <w:rFonts w:ascii="Times New Roman" w:hAnsi="Times New Roman"/>
@@ -2031,7 +2033,25 @@
           <w:sz w:val="24"/>
           <w:szCs w:val="24"/>
         </w:rPr>
-        <w:t xml:space="preserve"> who have been by our side always and helped us with our project.  We also sincerely thank all the lab technicians for their help as in the course of our project development.</w:t>
+        <w:t xml:space="preserve"> who have been by our side always and helped us with our project.  We also sincerely thank all the lab technicians for their help as </w:t>
+      </w:r>
+      <w:proofErr w:type="gramStart"/>
+      <w:r>
+        <w:rPr>
+          <w:rFonts w:ascii="Times New Roman" w:hAnsi="Times New Roman"/>
+          <w:sz w:val="24"/>
+          <w:szCs w:val="24"/>
+        </w:rPr>
+        <w:t>in the course of</w:t>
+      </w:r>
+      <w:proofErr w:type="gramEnd"/>
+      <w:r>
+        <w:rPr>
+          <w:rFonts w:ascii="Times New Roman" w:hAnsi="Times New Roman"/>
+          <w:sz w:val="24"/>
+          <w:szCs w:val="24"/>
+        </w:rPr>
+        <w:t xml:space="preserve"> our project development.</w:t>
       </w:r>
     </w:p>
     <w:p>
@@ -2070,13 +2090,23 @@
         <w:tab/>
         <w:t xml:space="preserve">We would also like to extend our sincere gratitude and grateful thanks to our </w:t>
       </w:r>
-      <w:r>
-        <w:rPr>
-          <w:rFonts w:ascii="Times New Roman" w:hAnsi="Times New Roman"/>
-          <w:sz w:val="24"/>
-          <w:szCs w:val="24"/>
-        </w:rPr>
-        <w:t xml:space="preserve">Principal, </w:t>
+      <w:proofErr w:type="gramStart"/>
+      <w:r>
+        <w:rPr>
+          <w:rFonts w:ascii="Times New Roman" w:hAnsi="Times New Roman"/>
+          <w:sz w:val="24"/>
+          <w:szCs w:val="24"/>
+        </w:rPr>
+        <w:t>Principal</w:t>
+      </w:r>
+      <w:proofErr w:type="gramEnd"/>
+      <w:r>
+        <w:rPr>
+          <w:rFonts w:ascii="Times New Roman" w:hAnsi="Times New Roman"/>
+          <w:sz w:val="24"/>
+          <w:szCs w:val="24"/>
+        </w:rPr>
+        <w:t xml:space="preserve">, </w:t>
       </w:r>
       <w:r>
         <w:rPr>
@@ -9021,7 +9051,27 @@
           <w:sz w:val="24"/>
           <w:szCs w:val="24"/>
         </w:rPr>
-        <w:t>Chapter Heading Size 14 &amp; Heading Size 12,Sub Heading Size 12)</w:t>
+        <w:t xml:space="preserve">Chapter Heading Size 14 &amp; Heading Size </w:t>
+      </w:r>
+      <w:proofErr w:type="gramStart"/>
+      <w:r>
+        <w:rPr>
+          <w:rFonts w:ascii="Times New Roman" w:hAnsi="Times New Roman"/>
+          <w:b/>
+          <w:sz w:val="24"/>
+          <w:szCs w:val="24"/>
+        </w:rPr>
+        <w:t>12,Sub</w:t>
+      </w:r>
+      <w:proofErr w:type="gramEnd"/>
+      <w:r>
+        <w:rPr>
+          <w:rFonts w:ascii="Times New Roman" w:hAnsi="Times New Roman"/>
+          <w:b/>
+          <w:sz w:val="24"/>
+          <w:szCs w:val="24"/>
+        </w:rPr>
+        <w:t xml:space="preserve"> Heading Size 12)</w:t>
       </w:r>
     </w:p>
     <w:p>
@@ -9134,7 +9184,47 @@
           <w:sz w:val="24"/>
           <w:szCs w:val="24"/>
         </w:rPr>
-        <w:t>Diagrams should not copy from net, u have to draw and clearly mention the diagram numbers.</w:t>
+        <w:t xml:space="preserve">Diagrams should not copy from </w:t>
+      </w:r>
+      <w:proofErr w:type="gramStart"/>
+      <w:r>
+        <w:rPr>
+          <w:rFonts w:ascii="Times New Roman" w:hAnsi="Times New Roman"/>
+          <w:i/>
+          <w:sz w:val="24"/>
+          <w:szCs w:val="24"/>
+        </w:rPr>
+        <w:t>net,</w:t>
+      </w:r>
+      <w:proofErr w:type="gramEnd"/>
+      <w:r>
+        <w:rPr>
+          <w:rFonts w:ascii="Times New Roman" w:hAnsi="Times New Roman"/>
+          <w:i/>
+          <w:sz w:val="24"/>
+          <w:szCs w:val="24"/>
+        </w:rPr>
+        <w:t xml:space="preserve"> u </w:t>
+      </w:r>
+      <w:proofErr w:type="gramStart"/>
+      <w:r>
+        <w:rPr>
+          <w:rFonts w:ascii="Times New Roman" w:hAnsi="Times New Roman"/>
+          <w:i/>
+          <w:sz w:val="24"/>
+          <w:szCs w:val="24"/>
+        </w:rPr>
+        <w:t>have to</w:t>
+      </w:r>
+      <w:proofErr w:type="gramEnd"/>
+      <w:r>
+        <w:rPr>
+          <w:rFonts w:ascii="Times New Roman" w:hAnsi="Times New Roman"/>
+          <w:i/>
+          <w:sz w:val="24"/>
+          <w:szCs w:val="24"/>
+        </w:rPr>
+        <w:t xml:space="preserve"> draw and clearly mention the diagram numbers.</w:t>
       </w:r>
     </w:p>
     <w:p>
@@ -9821,6 +9911,7 @@
     <w:p>
       <w:pPr>
         <w:spacing w:after="0" w:line="240" w:lineRule="auto"/>
+        <w:ind w:left="450"/>
         <w:jc w:val="both"/>
         <w:rPr>
           <w:rFonts w:ascii="Times New Roman" w:hAnsi="Times New Roman"/>
@@ -9842,6 +9933,7 @@
     <w:p>
       <w:pPr>
         <w:spacing w:after="0" w:line="240" w:lineRule="auto"/>
+        <w:ind w:left="450"/>
         <w:jc w:val="both"/>
         <w:rPr>
           <w:rFonts w:ascii="Times New Roman" w:hAnsi="Times New Roman"/>
@@ -9863,6 +9955,7 @@
     <w:p>
       <w:pPr>
         <w:spacing w:after="0" w:line="240" w:lineRule="auto"/>
+        <w:ind w:left="450"/>
         <w:jc w:val="both"/>
         <w:rPr>
           <w:rFonts w:ascii="Times New Roman" w:hAnsi="Times New Roman"/>
@@ -9884,6 +9977,7 @@
     <w:p>
       <w:pPr>
         <w:spacing w:after="0" w:line="240" w:lineRule="auto"/>
+        <w:ind w:left="450"/>
         <w:jc w:val="both"/>
         <w:rPr>
           <w:rFonts w:ascii="Times New Roman" w:hAnsi="Times New Roman"/>
@@ -9905,6 +9999,7 @@
     <w:p>
       <w:pPr>
         <w:spacing w:after="0" w:line="240" w:lineRule="auto"/>
+        <w:ind w:left="450"/>
         <w:jc w:val="both"/>
         <w:rPr>
           <w:rFonts w:ascii="Times New Roman" w:hAnsi="Times New Roman"/>
@@ -9926,6 +10021,7 @@
     <w:p>
       <w:pPr>
         <w:spacing w:after="0" w:line="240" w:lineRule="auto"/>
+        <w:ind w:left="450"/>
         <w:jc w:val="both"/>
         <w:rPr>
           <w:rFonts w:ascii="Times New Roman" w:hAnsi="Times New Roman"/>
@@ -15606,6 +15702,660 @@
     </w:p>
     <w:p>
       <w:pPr>
+        <w:spacing w:after="0" w:line="240" w:lineRule="auto"/>
+        <w:rPr>
+          <w:rFonts w:ascii="Times New Roman" w:hAnsi="Times New Roman"/>
+          <w:b/>
+          <w:bCs/>
+          <w:sz w:val="24"/>
+          <w:szCs w:val="24"/>
+        </w:rPr>
+      </w:pPr>
+    </w:p>
+    <w:tbl>
+      <w:tblPr>
+        <w:tblW w:w="12960" w:type="dxa"/>
+        <w:tblCellMar>
+          <w:left w:w="0" w:type="dxa"/>
+          <w:right w:w="0" w:type="dxa"/>
+        </w:tblCellMar>
+        <w:tblLook w:val="0600" w:firstRow="0" w:lastRow="0" w:firstColumn="0" w:lastColumn="0" w:noHBand="1" w:noVBand="1"/>
+      </w:tblPr>
+      <w:tblGrid>
+        <w:gridCol w:w="2574"/>
+        <w:gridCol w:w="10386"/>
+      </w:tblGrid>
+      <w:tr>
+        <w:tc>
+          <w:tcPr>
+            <w:tcW w:w="2574" w:type="dxa"/>
+            <w:tcBorders>
+              <w:top w:val="nil"/>
+              <w:left w:val="nil"/>
+              <w:bottom w:val="nil"/>
+              <w:right w:val="nil"/>
+            </w:tcBorders>
+            <w:tcMar>
+              <w:top w:w="72" w:type="dxa"/>
+              <w:left w:w="144" w:type="dxa"/>
+              <w:bottom w:w="72" w:type="dxa"/>
+              <w:right w:w="144" w:type="dxa"/>
+            </w:tcMar>
+            <w:vAlign w:val="center"/>
+            <w:hideMark/>
+          </w:tcPr>
+          <w:p>
+            <w:pPr>
+              <w:spacing w:after="0" w:line="240" w:lineRule="auto"/>
+              <w:ind w:left="360"/>
+              <w:rPr>
+                <w:rFonts w:ascii="Times New Roman" w:hAnsi="Times New Roman"/>
+                <w:b/>
+                <w:bCs/>
+                <w:sz w:val="24"/>
+                <w:szCs w:val="24"/>
+              </w:rPr>
+            </w:pPr>
+            <w:r>
+              <w:rPr>
+                <w:rFonts w:ascii="Times New Roman" w:hAnsi="Times New Roman"/>
+                <w:b/>
+                <w:bCs/>
+                <w:sz w:val="24"/>
+                <w:szCs w:val="24"/>
+              </w:rPr>
+              <w:t>Component</w:t>
+            </w:r>
+            <w:r>
+              <w:rPr>
+                <w:rFonts w:ascii="Times New Roman" w:hAnsi="Times New Roman"/>
+                <w:b/>
+                <w:bCs/>
+                <w:sz w:val="24"/>
+                <w:szCs w:val="24"/>
+              </w:rPr>
+              <w:t>s</w:t>
+            </w:r>
+          </w:p>
+        </w:tc>
+        <w:tc>
+          <w:tcPr>
+            <w:tcW w:w="10386" w:type="dxa"/>
+            <w:tcBorders>
+              <w:top w:val="nil"/>
+              <w:left w:val="nil"/>
+              <w:bottom w:val="nil"/>
+              <w:right w:val="nil"/>
+            </w:tcBorders>
+            <w:tcMar>
+              <w:top w:w="72" w:type="dxa"/>
+              <w:left w:w="144" w:type="dxa"/>
+              <w:bottom w:w="72" w:type="dxa"/>
+              <w:right w:w="144" w:type="dxa"/>
+            </w:tcMar>
+            <w:vAlign w:val="center"/>
+            <w:hideMark/>
+          </w:tcPr>
+          <w:p>
+            <w:pPr>
+              <w:spacing w:after="0" w:line="240" w:lineRule="auto"/>
+              <w:ind w:left="360"/>
+              <w:rPr>
+                <w:rFonts w:ascii="Times New Roman" w:hAnsi="Times New Roman"/>
+                <w:b/>
+                <w:bCs/>
+                <w:sz w:val="24"/>
+                <w:szCs w:val="24"/>
+              </w:rPr>
+            </w:pPr>
+            <w:r>
+              <w:rPr>
+                <w:rFonts w:ascii="Times New Roman" w:hAnsi="Times New Roman"/>
+                <w:b/>
+                <w:bCs/>
+                <w:sz w:val="24"/>
+                <w:szCs w:val="24"/>
+              </w:rPr>
+              <w:t>Specification</w:t>
+            </w:r>
+          </w:p>
+        </w:tc>
+      </w:tr>
+      <w:tr>
+        <w:tc>
+          <w:tcPr>
+            <w:tcW w:w="2574" w:type="dxa"/>
+            <w:tcBorders>
+              <w:top w:val="nil"/>
+              <w:left w:val="nil"/>
+              <w:bottom w:val="nil"/>
+              <w:right w:val="nil"/>
+            </w:tcBorders>
+            <w:tcMar>
+              <w:top w:w="72" w:type="dxa"/>
+              <w:left w:w="144" w:type="dxa"/>
+              <w:bottom w:w="72" w:type="dxa"/>
+              <w:right w:w="144" w:type="dxa"/>
+            </w:tcMar>
+            <w:vAlign w:val="center"/>
+            <w:hideMark/>
+          </w:tcPr>
+          <w:p>
+            <w:pPr>
+              <w:pStyle w:val="ListParagraph"/>
+              <w:numPr>
+                <w:ilvl w:val="0"/>
+                <w:numId w:val="8"/>
+              </w:numPr>
+              <w:spacing w:after="0" w:line="240" w:lineRule="auto"/>
+              <w:rPr>
+                <w:rFonts w:ascii="Times New Roman" w:hAnsi="Times New Roman"/>
+                <w:b/>
+                <w:bCs/>
+                <w:sz w:val="24"/>
+                <w:szCs w:val="24"/>
+              </w:rPr>
+            </w:pPr>
+            <w:r>
+              <w:rPr>
+                <w:rFonts w:ascii="Times New Roman" w:hAnsi="Times New Roman"/>
+                <w:b/>
+                <w:bCs/>
+                <w:sz w:val="24"/>
+                <w:szCs w:val="24"/>
+              </w:rPr>
+              <w:t>Camera</w:t>
+            </w:r>
+          </w:p>
+        </w:tc>
+        <w:tc>
+          <w:tcPr>
+            <w:tcW w:w="10386" w:type="dxa"/>
+            <w:tcBorders>
+              <w:top w:val="nil"/>
+              <w:left w:val="nil"/>
+              <w:bottom w:val="nil"/>
+              <w:right w:val="nil"/>
+            </w:tcBorders>
+            <w:tcMar>
+              <w:top w:w="72" w:type="dxa"/>
+              <w:left w:w="144" w:type="dxa"/>
+              <w:bottom w:w="72" w:type="dxa"/>
+              <w:right w:w="144" w:type="dxa"/>
+            </w:tcMar>
+            <w:vAlign w:val="center"/>
+            <w:hideMark/>
+          </w:tcPr>
+          <w:p>
+            <w:pPr>
+              <w:spacing w:after="0" w:line="240" w:lineRule="auto"/>
+              <w:ind w:left="360"/>
+              <w:rPr>
+                <w:rFonts w:ascii="Times New Roman" w:hAnsi="Times New Roman"/>
+                <w:sz w:val="24"/>
+                <w:szCs w:val="24"/>
+              </w:rPr>
+            </w:pPr>
+            <w:r>
+              <w:rPr>
+                <w:rFonts w:ascii="Times New Roman" w:hAnsi="Times New Roman"/>
+                <w:sz w:val="24"/>
+                <w:szCs w:val="24"/>
+              </w:rPr>
+              <w:t>Monocular RGB camera, 1080p@30–60 FPS, wide-angle 120° FOV</w:t>
+            </w:r>
+          </w:p>
+        </w:tc>
+      </w:tr>
+      <w:tr>
+        <w:tc>
+          <w:tcPr>
+            <w:tcW w:w="2574" w:type="dxa"/>
+            <w:tcBorders>
+              <w:top w:val="nil"/>
+              <w:left w:val="nil"/>
+              <w:bottom w:val="nil"/>
+              <w:right w:val="nil"/>
+            </w:tcBorders>
+            <w:tcMar>
+              <w:top w:w="72" w:type="dxa"/>
+              <w:left w:w="144" w:type="dxa"/>
+              <w:bottom w:w="72" w:type="dxa"/>
+              <w:right w:w="144" w:type="dxa"/>
+            </w:tcMar>
+            <w:vAlign w:val="center"/>
+            <w:hideMark/>
+          </w:tcPr>
+          <w:p>
+            <w:pPr>
+              <w:pStyle w:val="ListParagraph"/>
+              <w:numPr>
+                <w:ilvl w:val="0"/>
+                <w:numId w:val="8"/>
+              </w:numPr>
+              <w:spacing w:after="0" w:line="240" w:lineRule="auto"/>
+              <w:rPr>
+                <w:rFonts w:ascii="Times New Roman" w:hAnsi="Times New Roman"/>
+                <w:b/>
+                <w:bCs/>
+                <w:sz w:val="24"/>
+                <w:szCs w:val="24"/>
+              </w:rPr>
+            </w:pPr>
+            <w:r>
+              <w:rPr>
+                <w:rFonts w:ascii="Times New Roman" w:hAnsi="Times New Roman"/>
+                <w:b/>
+                <w:bCs/>
+                <w:sz w:val="24"/>
+                <w:szCs w:val="24"/>
+              </w:rPr>
+              <w:t>Processing Unit</w:t>
+            </w:r>
+          </w:p>
+        </w:tc>
+        <w:tc>
+          <w:tcPr>
+            <w:tcW w:w="10386" w:type="dxa"/>
+            <w:tcBorders>
+              <w:top w:val="nil"/>
+              <w:left w:val="nil"/>
+              <w:bottom w:val="nil"/>
+              <w:right w:val="nil"/>
+            </w:tcBorders>
+            <w:tcMar>
+              <w:top w:w="72" w:type="dxa"/>
+              <w:left w:w="144" w:type="dxa"/>
+              <w:bottom w:w="72" w:type="dxa"/>
+              <w:right w:w="144" w:type="dxa"/>
+            </w:tcMar>
+            <w:vAlign w:val="center"/>
+            <w:hideMark/>
+          </w:tcPr>
+          <w:p>
+            <w:pPr>
+              <w:spacing w:after="0" w:line="240" w:lineRule="auto"/>
+              <w:ind w:left="360"/>
+              <w:rPr>
+                <w:rFonts w:ascii="Times New Roman" w:hAnsi="Times New Roman"/>
+                <w:sz w:val="24"/>
+                <w:szCs w:val="24"/>
+              </w:rPr>
+            </w:pPr>
+            <w:r>
+              <w:rPr>
+                <w:rFonts w:ascii="Times New Roman" w:hAnsi="Times New Roman"/>
+                <w:sz w:val="24"/>
+                <w:szCs w:val="24"/>
+              </w:rPr>
+              <w:t>NVIDIA Jetson Nano / Xavier NX or Laptop GPU (RTX 3060+)</w:t>
+            </w:r>
+          </w:p>
+        </w:tc>
+      </w:tr>
+      <w:tr>
+        <w:tc>
+          <w:tcPr>
+            <w:tcW w:w="2574" w:type="dxa"/>
+            <w:tcBorders>
+              <w:top w:val="nil"/>
+              <w:left w:val="nil"/>
+              <w:bottom w:val="nil"/>
+              <w:right w:val="nil"/>
+            </w:tcBorders>
+            <w:tcMar>
+              <w:top w:w="72" w:type="dxa"/>
+              <w:left w:w="144" w:type="dxa"/>
+              <w:bottom w:w="72" w:type="dxa"/>
+              <w:right w:w="144" w:type="dxa"/>
+            </w:tcMar>
+            <w:vAlign w:val="center"/>
+            <w:hideMark/>
+          </w:tcPr>
+          <w:p>
+            <w:pPr>
+              <w:pStyle w:val="ListParagraph"/>
+              <w:numPr>
+                <w:ilvl w:val="0"/>
+                <w:numId w:val="8"/>
+              </w:numPr>
+              <w:spacing w:after="0" w:line="240" w:lineRule="auto"/>
+              <w:rPr>
+                <w:rFonts w:ascii="Times New Roman" w:hAnsi="Times New Roman"/>
+                <w:b/>
+                <w:bCs/>
+                <w:sz w:val="24"/>
+                <w:szCs w:val="24"/>
+              </w:rPr>
+            </w:pPr>
+            <w:r>
+              <w:rPr>
+                <w:rFonts w:ascii="Times New Roman" w:hAnsi="Times New Roman"/>
+                <w:b/>
+                <w:bCs/>
+                <w:sz w:val="24"/>
+                <w:szCs w:val="24"/>
+              </w:rPr>
+              <w:t>CPU</w:t>
+            </w:r>
+          </w:p>
+        </w:tc>
+        <w:tc>
+          <w:tcPr>
+            <w:tcW w:w="10386" w:type="dxa"/>
+            <w:tcBorders>
+              <w:top w:val="nil"/>
+              <w:left w:val="nil"/>
+              <w:bottom w:val="nil"/>
+              <w:right w:val="nil"/>
+            </w:tcBorders>
+            <w:tcMar>
+              <w:top w:w="72" w:type="dxa"/>
+              <w:left w:w="144" w:type="dxa"/>
+              <w:bottom w:w="72" w:type="dxa"/>
+              <w:right w:w="144" w:type="dxa"/>
+            </w:tcMar>
+            <w:vAlign w:val="center"/>
+            <w:hideMark/>
+          </w:tcPr>
+          <w:p>
+            <w:pPr>
+              <w:spacing w:after="0" w:line="240" w:lineRule="auto"/>
+              <w:ind w:left="360"/>
+              <w:rPr>
+                <w:rFonts w:ascii="Times New Roman" w:hAnsi="Times New Roman"/>
+                <w:sz w:val="24"/>
+                <w:szCs w:val="24"/>
+              </w:rPr>
+            </w:pPr>
+            <w:r>
+              <w:rPr>
+                <w:rFonts w:ascii="Times New Roman" w:hAnsi="Times New Roman"/>
+                <w:sz w:val="24"/>
+                <w:szCs w:val="24"/>
+              </w:rPr>
+              <w:t>Quad-core 2.0 GHz or above</w:t>
+            </w:r>
+          </w:p>
+        </w:tc>
+      </w:tr>
+      <w:tr>
+        <w:tc>
+          <w:tcPr>
+            <w:tcW w:w="2574" w:type="dxa"/>
+            <w:tcBorders>
+              <w:top w:val="nil"/>
+              <w:left w:val="nil"/>
+              <w:bottom w:val="nil"/>
+              <w:right w:val="nil"/>
+            </w:tcBorders>
+            <w:tcMar>
+              <w:top w:w="72" w:type="dxa"/>
+              <w:left w:w="144" w:type="dxa"/>
+              <w:bottom w:w="72" w:type="dxa"/>
+              <w:right w:w="144" w:type="dxa"/>
+            </w:tcMar>
+            <w:vAlign w:val="center"/>
+            <w:hideMark/>
+          </w:tcPr>
+          <w:p>
+            <w:pPr>
+              <w:pStyle w:val="ListParagraph"/>
+              <w:numPr>
+                <w:ilvl w:val="0"/>
+                <w:numId w:val="8"/>
+              </w:numPr>
+              <w:spacing w:after="0" w:line="240" w:lineRule="auto"/>
+              <w:rPr>
+                <w:rFonts w:ascii="Times New Roman" w:hAnsi="Times New Roman"/>
+                <w:b/>
+                <w:bCs/>
+                <w:sz w:val="24"/>
+                <w:szCs w:val="24"/>
+              </w:rPr>
+            </w:pPr>
+            <w:r>
+              <w:rPr>
+                <w:rFonts w:ascii="Times New Roman" w:hAnsi="Times New Roman"/>
+                <w:b/>
+                <w:bCs/>
+                <w:sz w:val="24"/>
+                <w:szCs w:val="24"/>
+              </w:rPr>
+              <w:t>RAM</w:t>
+            </w:r>
+          </w:p>
+        </w:tc>
+        <w:tc>
+          <w:tcPr>
+            <w:tcW w:w="10386" w:type="dxa"/>
+            <w:tcBorders>
+              <w:top w:val="nil"/>
+              <w:left w:val="nil"/>
+              <w:bottom w:val="nil"/>
+              <w:right w:val="nil"/>
+            </w:tcBorders>
+            <w:tcMar>
+              <w:top w:w="72" w:type="dxa"/>
+              <w:left w:w="144" w:type="dxa"/>
+              <w:bottom w:w="72" w:type="dxa"/>
+              <w:right w:w="144" w:type="dxa"/>
+            </w:tcMar>
+            <w:vAlign w:val="center"/>
+            <w:hideMark/>
+          </w:tcPr>
+          <w:p>
+            <w:pPr>
+              <w:spacing w:after="0" w:line="240" w:lineRule="auto"/>
+              <w:ind w:left="360"/>
+              <w:rPr>
+                <w:rFonts w:ascii="Times New Roman" w:hAnsi="Times New Roman"/>
+                <w:sz w:val="24"/>
+                <w:szCs w:val="24"/>
+              </w:rPr>
+            </w:pPr>
+            <w:r>
+              <w:rPr>
+                <w:rFonts w:ascii="Times New Roman" w:hAnsi="Times New Roman"/>
+                <w:sz w:val="24"/>
+                <w:szCs w:val="24"/>
+              </w:rPr>
+              <w:t>Minimum 8 GB (Recommended 16 GB)</w:t>
+            </w:r>
+          </w:p>
+        </w:tc>
+      </w:tr>
+      <w:tr>
+        <w:tc>
+          <w:tcPr>
+            <w:tcW w:w="2574" w:type="dxa"/>
+            <w:tcBorders>
+              <w:top w:val="nil"/>
+              <w:left w:val="nil"/>
+              <w:bottom w:val="nil"/>
+              <w:right w:val="nil"/>
+            </w:tcBorders>
+            <w:tcMar>
+              <w:top w:w="72" w:type="dxa"/>
+              <w:left w:w="144" w:type="dxa"/>
+              <w:bottom w:w="72" w:type="dxa"/>
+              <w:right w:w="144" w:type="dxa"/>
+            </w:tcMar>
+            <w:vAlign w:val="center"/>
+            <w:hideMark/>
+          </w:tcPr>
+          <w:p>
+            <w:pPr>
+              <w:pStyle w:val="ListParagraph"/>
+              <w:numPr>
+                <w:ilvl w:val="0"/>
+                <w:numId w:val="8"/>
+              </w:numPr>
+              <w:spacing w:after="0" w:line="240" w:lineRule="auto"/>
+              <w:rPr>
+                <w:rFonts w:ascii="Times New Roman" w:hAnsi="Times New Roman"/>
+                <w:b/>
+                <w:bCs/>
+                <w:sz w:val="24"/>
+                <w:szCs w:val="24"/>
+              </w:rPr>
+            </w:pPr>
+            <w:r>
+              <w:rPr>
+                <w:rFonts w:ascii="Times New Roman" w:hAnsi="Times New Roman"/>
+                <w:b/>
+                <w:bCs/>
+                <w:sz w:val="24"/>
+                <w:szCs w:val="24"/>
+              </w:rPr>
+              <w:t>Storage</w:t>
+            </w:r>
+          </w:p>
+        </w:tc>
+        <w:tc>
+          <w:tcPr>
+            <w:tcW w:w="10386" w:type="dxa"/>
+            <w:tcBorders>
+              <w:top w:val="nil"/>
+              <w:left w:val="nil"/>
+              <w:bottom w:val="nil"/>
+              <w:right w:val="nil"/>
+            </w:tcBorders>
+            <w:tcMar>
+              <w:top w:w="72" w:type="dxa"/>
+              <w:left w:w="144" w:type="dxa"/>
+              <w:bottom w:w="72" w:type="dxa"/>
+              <w:right w:w="144" w:type="dxa"/>
+            </w:tcMar>
+            <w:vAlign w:val="center"/>
+            <w:hideMark/>
+          </w:tcPr>
+          <w:p>
+            <w:pPr>
+              <w:spacing w:after="0" w:line="240" w:lineRule="auto"/>
+              <w:ind w:left="360"/>
+              <w:rPr>
+                <w:rFonts w:ascii="Times New Roman" w:hAnsi="Times New Roman"/>
+                <w:sz w:val="24"/>
+                <w:szCs w:val="24"/>
+              </w:rPr>
+            </w:pPr>
+            <w:r>
+              <w:rPr>
+                <w:rFonts w:ascii="Times New Roman" w:hAnsi="Times New Roman"/>
+                <w:sz w:val="24"/>
+                <w:szCs w:val="24"/>
+              </w:rPr>
+              <w:t>256 GB SSD for datasets + logs</w:t>
+            </w:r>
+          </w:p>
+        </w:tc>
+      </w:tr>
+      <w:tr>
+        <w:trPr>
+          <w:trHeight w:val="23"/>
+        </w:trPr>
+        <w:tc>
+          <w:tcPr>
+            <w:tcW w:w="2574" w:type="dxa"/>
+            <w:tcBorders>
+              <w:top w:val="nil"/>
+              <w:left w:val="nil"/>
+              <w:bottom w:val="nil"/>
+              <w:right w:val="nil"/>
+            </w:tcBorders>
+            <w:tcMar>
+              <w:top w:w="72" w:type="dxa"/>
+              <w:left w:w="144" w:type="dxa"/>
+              <w:bottom w:w="72" w:type="dxa"/>
+              <w:right w:w="144" w:type="dxa"/>
+            </w:tcMar>
+            <w:vAlign w:val="center"/>
+            <w:hideMark/>
+          </w:tcPr>
+          <w:p>
+            <w:pPr>
+              <w:pStyle w:val="ListParagraph"/>
+              <w:numPr>
+                <w:ilvl w:val="0"/>
+                <w:numId w:val="8"/>
+              </w:numPr>
+              <w:spacing w:after="0" w:line="240" w:lineRule="auto"/>
+              <w:rPr>
+                <w:rFonts w:ascii="Times New Roman" w:hAnsi="Times New Roman"/>
+                <w:b/>
+                <w:bCs/>
+                <w:sz w:val="24"/>
+                <w:szCs w:val="24"/>
+              </w:rPr>
+            </w:pPr>
+            <w:r>
+              <w:rPr>
+                <w:rFonts w:ascii="Times New Roman" w:hAnsi="Times New Roman"/>
+                <w:b/>
+                <w:bCs/>
+                <w:sz w:val="24"/>
+                <w:szCs w:val="24"/>
+              </w:rPr>
+              <w:t>Optional Sensors</w:t>
+            </w:r>
+          </w:p>
+        </w:tc>
+        <w:tc>
+          <w:tcPr>
+            <w:tcW w:w="10386" w:type="dxa"/>
+            <w:tcBorders>
+              <w:top w:val="nil"/>
+              <w:left w:val="nil"/>
+              <w:bottom w:val="nil"/>
+              <w:right w:val="nil"/>
+            </w:tcBorders>
+            <w:tcMar>
+              <w:top w:w="72" w:type="dxa"/>
+              <w:left w:w="144" w:type="dxa"/>
+              <w:bottom w:w="72" w:type="dxa"/>
+              <w:right w:w="144" w:type="dxa"/>
+            </w:tcMar>
+            <w:vAlign w:val="center"/>
+            <w:hideMark/>
+          </w:tcPr>
+          <w:p>
+            <w:pPr>
+              <w:spacing w:after="0" w:line="240" w:lineRule="auto"/>
+              <w:ind w:left="360"/>
+              <w:rPr>
+                <w:rFonts w:ascii="Times New Roman" w:hAnsi="Times New Roman"/>
+                <w:sz w:val="24"/>
+                <w:szCs w:val="24"/>
+              </w:rPr>
+            </w:pPr>
+            <w:r>
+              <w:rPr>
+                <w:rFonts w:ascii="Times New Roman" w:hAnsi="Times New Roman"/>
+                <w:sz w:val="24"/>
+                <w:szCs w:val="24"/>
+              </w:rPr>
+              <w:t>GNSS module for mapping pothole locations</w:t>
+            </w:r>
+          </w:p>
+        </w:tc>
+      </w:tr>
+    </w:tbl>
+    <w:p>
+      <w:pPr>
+        <w:spacing w:after="0" w:line="240" w:lineRule="auto"/>
+        <w:ind w:left="360"/>
+        <w:rPr>
+          <w:rFonts w:ascii="Times New Roman" w:hAnsi="Times New Roman"/>
+          <w:b/>
+          <w:bCs/>
+          <w:sz w:val="24"/>
+          <w:szCs w:val="24"/>
+        </w:rPr>
+      </w:pPr>
+    </w:p>
+    <w:p>
+      <w:pPr>
         <w:pStyle w:val="ListParagraph"/>
         <w:spacing w:after="0" w:line="240" w:lineRule="auto"/>
         <w:rPr>
@@ -15661,6 +16411,553 @@
     <w:p>
       <w:pPr>
         <w:pStyle w:val="ListParagraph"/>
+        <w:spacing w:after="0" w:line="360" w:lineRule="auto"/>
+        <w:rPr>
+          <w:rFonts w:ascii="Times New Roman" w:hAnsi="Times New Roman"/>
+          <w:iCs/>
+          <w:sz w:val="24"/>
+          <w:szCs w:val="24"/>
+        </w:rPr>
+      </w:pPr>
+      <w:r>
+        <w:rPr>
+          <w:rFonts w:ascii="Times New Roman" w:hAnsi="Times New Roman"/>
+          <w:b/>
+          <w:bCs/>
+          <w:iCs/>
+          <w:sz w:val="24"/>
+          <w:szCs w:val="24"/>
+        </w:rPr>
+        <w:t>Programming Language:</w:t>
+      </w:r>
+      <w:r>
+        <w:rPr>
+          <w:rFonts w:ascii="Times New Roman" w:hAnsi="Times New Roman"/>
+          <w:iCs/>
+          <w:sz w:val="24"/>
+          <w:szCs w:val="24"/>
+        </w:rPr>
+        <w:t xml:space="preserve"> </w:t>
+      </w:r>
+    </w:p>
+    <w:p>
+      <w:pPr>
+        <w:pStyle w:val="ListParagraph"/>
+        <w:numPr>
+          <w:ilvl w:val="0"/>
+          <w:numId w:val="10"/>
+        </w:numPr>
+        <w:spacing w:after="0" w:line="360" w:lineRule="auto"/>
+        <w:rPr>
+          <w:rFonts w:ascii="Times New Roman" w:hAnsi="Times New Roman"/>
+          <w:iCs/>
+          <w:sz w:val="24"/>
+          <w:szCs w:val="24"/>
+        </w:rPr>
+      </w:pPr>
+      <w:r>
+        <w:rPr>
+          <w:rFonts w:ascii="Times New Roman" w:hAnsi="Times New Roman"/>
+          <w:iCs/>
+          <w:sz w:val="24"/>
+          <w:szCs w:val="24"/>
+        </w:rPr>
+        <w:t>Python 3.10+</w:t>
+      </w:r>
+    </w:p>
+    <w:p>
+      <w:pPr>
+        <w:spacing w:after="0" w:line="360" w:lineRule="auto"/>
+        <w:ind w:firstLine="720"/>
+        <w:rPr>
+          <w:rFonts w:ascii="Times New Roman" w:hAnsi="Times New Roman"/>
+          <w:iCs/>
+          <w:sz w:val="24"/>
+          <w:szCs w:val="24"/>
+        </w:rPr>
+      </w:pPr>
+      <w:r>
+        <w:rPr>
+          <w:rFonts w:ascii="Times New Roman" w:hAnsi="Times New Roman"/>
+          <w:b/>
+          <w:bCs/>
+          <w:iCs/>
+          <w:sz w:val="24"/>
+          <w:szCs w:val="24"/>
+        </w:rPr>
+        <w:t>O</w:t>
+      </w:r>
+      <w:r>
+        <w:rPr>
+          <w:rFonts w:ascii="Times New Roman" w:hAnsi="Times New Roman"/>
+          <w:b/>
+          <w:bCs/>
+          <w:iCs/>
+          <w:sz w:val="24"/>
+          <w:szCs w:val="24"/>
+        </w:rPr>
+        <w:t xml:space="preserve">perating </w:t>
+      </w:r>
+      <w:r>
+        <w:rPr>
+          <w:rFonts w:ascii="Times New Roman" w:hAnsi="Times New Roman"/>
+          <w:b/>
+          <w:bCs/>
+          <w:iCs/>
+          <w:sz w:val="24"/>
+          <w:szCs w:val="24"/>
+        </w:rPr>
+        <w:t>S</w:t>
+      </w:r>
+      <w:r>
+        <w:rPr>
+          <w:rFonts w:ascii="Times New Roman" w:hAnsi="Times New Roman"/>
+          <w:b/>
+          <w:bCs/>
+          <w:iCs/>
+          <w:sz w:val="24"/>
+          <w:szCs w:val="24"/>
+        </w:rPr>
+        <w:t>ystem</w:t>
+      </w:r>
+      <w:r>
+        <w:rPr>
+          <w:rFonts w:ascii="Times New Roman" w:hAnsi="Times New Roman"/>
+          <w:b/>
+          <w:bCs/>
+          <w:iCs/>
+          <w:sz w:val="24"/>
+          <w:szCs w:val="24"/>
+        </w:rPr>
+        <w:t>:</w:t>
+      </w:r>
+      <w:r>
+        <w:rPr>
+          <w:rFonts w:ascii="Times New Roman" w:hAnsi="Times New Roman"/>
+          <w:iCs/>
+          <w:sz w:val="24"/>
+          <w:szCs w:val="24"/>
+        </w:rPr>
+        <w:t xml:space="preserve"> </w:t>
+      </w:r>
+    </w:p>
+    <w:p>
+      <w:pPr>
+        <w:pStyle w:val="ListParagraph"/>
+        <w:numPr>
+          <w:ilvl w:val="0"/>
+          <w:numId w:val="13"/>
+        </w:numPr>
+        <w:spacing w:after="0" w:line="360" w:lineRule="auto"/>
+        <w:rPr>
+          <w:rFonts w:ascii="Times New Roman" w:hAnsi="Times New Roman"/>
+          <w:iCs/>
+          <w:sz w:val="24"/>
+          <w:szCs w:val="24"/>
+        </w:rPr>
+      </w:pPr>
+      <w:r>
+        <w:rPr>
+          <w:rFonts w:ascii="Times New Roman" w:hAnsi="Times New Roman"/>
+          <w:iCs/>
+          <w:sz w:val="24"/>
+          <w:szCs w:val="24"/>
+        </w:rPr>
+        <w:t xml:space="preserve">Ubuntu 20.04/22.04 </w:t>
+      </w:r>
+    </w:p>
+    <w:p>
+      <w:pPr>
+        <w:pStyle w:val="ListParagraph"/>
+        <w:numPr>
+          <w:ilvl w:val="0"/>
+          <w:numId w:val="13"/>
+        </w:numPr>
+        <w:spacing w:after="0" w:line="360" w:lineRule="auto"/>
+        <w:rPr>
+          <w:rFonts w:ascii="Times New Roman" w:hAnsi="Times New Roman"/>
+          <w:iCs/>
+          <w:sz w:val="24"/>
+          <w:szCs w:val="24"/>
+        </w:rPr>
+      </w:pPr>
+      <w:r>
+        <w:rPr>
+          <w:rFonts w:ascii="Times New Roman" w:hAnsi="Times New Roman"/>
+          <w:iCs/>
+          <w:sz w:val="24"/>
+          <w:szCs w:val="24"/>
+        </w:rPr>
+        <w:t>Windows 10/11</w:t>
+      </w:r>
+    </w:p>
+    <w:p>
+      <w:pPr>
+        <w:spacing w:after="0" w:line="360" w:lineRule="auto"/>
+        <w:ind w:left="360"/>
+        <w:rPr>
+          <w:rFonts w:ascii="Times New Roman" w:hAnsi="Times New Roman"/>
+          <w:b/>
+          <w:bCs/>
+          <w:iCs/>
+          <w:sz w:val="24"/>
+          <w:szCs w:val="24"/>
+        </w:rPr>
+      </w:pPr>
+    </w:p>
+    <w:p>
+      <w:pPr>
+        <w:spacing w:after="0" w:line="360" w:lineRule="auto"/>
+        <w:ind w:left="360"/>
+        <w:rPr>
+          <w:rFonts w:ascii="Times New Roman" w:hAnsi="Times New Roman"/>
+          <w:b/>
+          <w:bCs/>
+          <w:iCs/>
+          <w:sz w:val="24"/>
+          <w:szCs w:val="24"/>
+        </w:rPr>
+      </w:pPr>
+      <w:r>
+        <w:rPr>
+          <w:rFonts w:ascii="Times New Roman" w:hAnsi="Times New Roman"/>
+          <w:b/>
+          <w:bCs/>
+          <w:iCs/>
+          <w:sz w:val="24"/>
+          <w:szCs w:val="24"/>
+        </w:rPr>
+        <w:t>LIBRARIES AND FRAMEWORKS USED:</w:t>
+      </w:r>
+    </w:p>
+    <w:p>
+      <w:pPr>
+        <w:pStyle w:val="ListParagraph"/>
+        <w:numPr>
+          <w:ilvl w:val="0"/>
+          <w:numId w:val="9"/>
+        </w:numPr>
+        <w:spacing w:after="0" w:line="360" w:lineRule="auto"/>
+        <w:rPr>
+          <w:rFonts w:ascii="Times New Roman" w:hAnsi="Times New Roman"/>
+          <w:iCs/>
+          <w:sz w:val="24"/>
+          <w:szCs w:val="24"/>
+        </w:rPr>
+      </w:pPr>
+      <w:r>
+        <w:rPr>
+          <w:rFonts w:ascii="Times New Roman" w:hAnsi="Times New Roman"/>
+          <w:b/>
+          <w:bCs/>
+          <w:iCs/>
+          <w:sz w:val="24"/>
+          <w:szCs w:val="24"/>
+        </w:rPr>
+        <w:t>Deep Learning Framework:</w:t>
+      </w:r>
+      <w:r>
+        <w:rPr>
+          <w:rFonts w:ascii="Times New Roman" w:hAnsi="Times New Roman"/>
+          <w:iCs/>
+          <w:sz w:val="24"/>
+          <w:szCs w:val="24"/>
+        </w:rPr>
+        <w:t xml:space="preserve"> </w:t>
+      </w:r>
+      <w:proofErr w:type="spellStart"/>
+      <w:r>
+        <w:rPr>
+          <w:rFonts w:ascii="Times New Roman" w:hAnsi="Times New Roman"/>
+          <w:iCs/>
+          <w:sz w:val="24"/>
+          <w:szCs w:val="24"/>
+        </w:rPr>
+        <w:t>PyTorch</w:t>
+      </w:r>
+      <w:proofErr w:type="spellEnd"/>
+    </w:p>
+    <w:p>
+      <w:pPr>
+        <w:pStyle w:val="ListParagraph"/>
+        <w:numPr>
+          <w:ilvl w:val="0"/>
+          <w:numId w:val="9"/>
+        </w:numPr>
+        <w:spacing w:after="0" w:line="360" w:lineRule="auto"/>
+        <w:rPr>
+          <w:rFonts w:ascii="Times New Roman" w:hAnsi="Times New Roman"/>
+          <w:iCs/>
+          <w:sz w:val="24"/>
+          <w:szCs w:val="24"/>
+        </w:rPr>
+      </w:pPr>
+      <w:r>
+        <w:rPr>
+          <w:rFonts w:ascii="Times New Roman" w:hAnsi="Times New Roman"/>
+          <w:b/>
+          <w:bCs/>
+          <w:iCs/>
+          <w:sz w:val="24"/>
+          <w:szCs w:val="24"/>
+        </w:rPr>
+        <w:t>Machine Learning Models:</w:t>
+      </w:r>
+      <w:r>
+        <w:rPr>
+          <w:rFonts w:ascii="Times New Roman" w:hAnsi="Times New Roman"/>
+          <w:iCs/>
+          <w:sz w:val="24"/>
+          <w:szCs w:val="24"/>
+        </w:rPr>
+        <w:t xml:space="preserve"> YOLOv8-Seg, </w:t>
+      </w:r>
+      <w:proofErr w:type="spellStart"/>
+      <w:r>
+        <w:rPr>
+          <w:rFonts w:ascii="Times New Roman" w:hAnsi="Times New Roman"/>
+          <w:iCs/>
+          <w:sz w:val="24"/>
+          <w:szCs w:val="24"/>
+        </w:rPr>
+        <w:t>MiDaS</w:t>
+      </w:r>
+      <w:proofErr w:type="spellEnd"/>
+      <w:r>
+        <w:rPr>
+          <w:rFonts w:ascii="Times New Roman" w:hAnsi="Times New Roman"/>
+          <w:iCs/>
+          <w:sz w:val="24"/>
+          <w:szCs w:val="24"/>
+        </w:rPr>
+        <w:t xml:space="preserve"> / </w:t>
+      </w:r>
+      <w:proofErr w:type="spellStart"/>
+      <w:r>
+        <w:rPr>
+          <w:rFonts w:ascii="Times New Roman" w:hAnsi="Times New Roman"/>
+          <w:iCs/>
+          <w:sz w:val="24"/>
+          <w:szCs w:val="24"/>
+        </w:rPr>
+        <w:t>DepthAnything</w:t>
+      </w:r>
+      <w:proofErr w:type="spellEnd"/>
+      <w:r>
+        <w:rPr>
+          <w:rFonts w:ascii="Times New Roman" w:hAnsi="Times New Roman"/>
+          <w:iCs/>
+          <w:sz w:val="24"/>
+          <w:szCs w:val="24"/>
+        </w:rPr>
+        <w:t xml:space="preserve"> V2</w:t>
+      </w:r>
+    </w:p>
+    <w:p>
+      <w:pPr>
+        <w:pStyle w:val="ListParagraph"/>
+        <w:numPr>
+          <w:ilvl w:val="0"/>
+          <w:numId w:val="9"/>
+        </w:numPr>
+        <w:spacing w:after="0" w:line="360" w:lineRule="auto"/>
+        <w:rPr>
+          <w:rFonts w:ascii="Times New Roman" w:hAnsi="Times New Roman"/>
+          <w:b/>
+          <w:bCs/>
+          <w:iCs/>
+          <w:sz w:val="24"/>
+          <w:szCs w:val="24"/>
+        </w:rPr>
+      </w:pPr>
+      <w:r>
+        <w:rPr>
+          <w:rFonts w:ascii="Times New Roman" w:hAnsi="Times New Roman"/>
+          <w:b/>
+          <w:bCs/>
+          <w:iCs/>
+          <w:sz w:val="24"/>
+          <w:szCs w:val="24"/>
+        </w:rPr>
+        <w:t>3D Toolkit:</w:t>
+      </w:r>
+      <w:r>
+        <w:rPr>
+          <w:rFonts w:ascii="Times New Roman" w:hAnsi="Times New Roman"/>
+          <w:iCs/>
+          <w:sz w:val="24"/>
+          <w:szCs w:val="24"/>
+        </w:rPr>
+        <w:t xml:space="preserve"> Open3D</w:t>
+      </w:r>
+    </w:p>
+    <w:p>
+      <w:pPr>
+        <w:pStyle w:val="ListParagraph"/>
+        <w:spacing w:after="0" w:line="360" w:lineRule="auto"/>
+        <w:rPr>
+          <w:rFonts w:ascii="Times New Roman" w:hAnsi="Times New Roman"/>
+          <w:b/>
+          <w:bCs/>
+          <w:iCs/>
+          <w:sz w:val="24"/>
+          <w:szCs w:val="24"/>
+        </w:rPr>
+      </w:pPr>
+    </w:p>
+    <w:p>
+      <w:pPr>
+        <w:spacing w:after="0" w:line="360" w:lineRule="auto"/>
+        <w:ind w:firstLine="360"/>
+        <w:rPr>
+          <w:rFonts w:ascii="Times New Roman" w:hAnsi="Times New Roman"/>
+          <w:b/>
+          <w:bCs/>
+          <w:iCs/>
+          <w:sz w:val="24"/>
+          <w:szCs w:val="24"/>
+        </w:rPr>
+      </w:pPr>
+      <w:r>
+        <w:rPr>
+          <w:rFonts w:ascii="Times New Roman" w:hAnsi="Times New Roman"/>
+          <w:b/>
+          <w:bCs/>
+          <w:iCs/>
+          <w:sz w:val="24"/>
+          <w:szCs w:val="24"/>
+        </w:rPr>
+        <w:t>DEVELOPMENT TOOLS USED:</w:t>
+      </w:r>
+    </w:p>
+    <w:p>
+      <w:pPr>
+        <w:pStyle w:val="ListParagraph"/>
+        <w:numPr>
+          <w:ilvl w:val="0"/>
+          <w:numId w:val="12"/>
+        </w:numPr>
+        <w:spacing w:after="0" w:line="360" w:lineRule="auto"/>
+        <w:rPr>
+          <w:rFonts w:ascii="Times New Roman" w:hAnsi="Times New Roman"/>
+          <w:iCs/>
+          <w:sz w:val="24"/>
+          <w:szCs w:val="24"/>
+        </w:rPr>
+      </w:pPr>
+      <w:r>
+        <w:rPr>
+          <w:rFonts w:ascii="Times New Roman" w:hAnsi="Times New Roman"/>
+          <w:iCs/>
+          <w:sz w:val="24"/>
+          <w:szCs w:val="24"/>
+        </w:rPr>
+        <w:t xml:space="preserve">Anaconda / Virtual Environment </w:t>
+      </w:r>
+    </w:p>
+    <w:p>
+      <w:pPr>
+        <w:pStyle w:val="ListParagraph"/>
+        <w:numPr>
+          <w:ilvl w:val="0"/>
+          <w:numId w:val="12"/>
+        </w:numPr>
+        <w:spacing w:after="0" w:line="360" w:lineRule="auto"/>
+        <w:rPr>
+          <w:rFonts w:ascii="Times New Roman" w:hAnsi="Times New Roman"/>
+          <w:iCs/>
+          <w:sz w:val="24"/>
+          <w:szCs w:val="24"/>
+        </w:rPr>
+      </w:pPr>
+      <w:proofErr w:type="spellStart"/>
+      <w:r>
+        <w:rPr>
+          <w:rFonts w:ascii="Times New Roman" w:hAnsi="Times New Roman"/>
+          <w:iCs/>
+          <w:sz w:val="24"/>
+          <w:szCs w:val="24"/>
+        </w:rPr>
+        <w:t>Jupyter</w:t>
+      </w:r>
+      <w:proofErr w:type="spellEnd"/>
+      <w:r>
+        <w:rPr>
+          <w:rFonts w:ascii="Times New Roman" w:hAnsi="Times New Roman"/>
+          <w:iCs/>
+          <w:sz w:val="24"/>
+          <w:szCs w:val="24"/>
+        </w:rPr>
+        <w:t xml:space="preserve"> Notebook / VS Code</w:t>
+      </w:r>
+    </w:p>
+    <w:p>
+      <w:pPr>
+        <w:pStyle w:val="ListParagraph"/>
+        <w:numPr>
+          <w:ilvl w:val="0"/>
+          <w:numId w:val="12"/>
+        </w:numPr>
+        <w:spacing w:after="0" w:line="360" w:lineRule="auto"/>
+        <w:rPr>
+          <w:rFonts w:ascii="Times New Roman" w:hAnsi="Times New Roman"/>
+          <w:iCs/>
+          <w:sz w:val="24"/>
+          <w:szCs w:val="24"/>
+        </w:rPr>
+      </w:pPr>
+      <w:r>
+        <w:rPr>
+          <w:rFonts w:ascii="Times New Roman" w:hAnsi="Times New Roman"/>
+          <w:iCs/>
+          <w:sz w:val="24"/>
+          <w:szCs w:val="24"/>
+        </w:rPr>
+        <w:t>CUDA Toolkit (if using NVIDIA GPU)</w:t>
+      </w:r>
+    </w:p>
+    <w:p>
+      <w:pPr>
+        <w:spacing w:after="0" w:line="240" w:lineRule="auto"/>
+        <w:rPr>
+          <w:rFonts w:ascii="Times New Roman" w:hAnsi="Times New Roman"/>
+          <w:b/>
+          <w:bCs/>
+          <w:iCs/>
+          <w:sz w:val="24"/>
+          <w:szCs w:val="24"/>
+        </w:rPr>
+      </w:pPr>
+    </w:p>
+    <w:p>
+      <w:pPr>
+        <w:spacing w:after="0" w:line="240" w:lineRule="auto"/>
+        <w:rPr>
+          <w:rFonts w:ascii="Times New Roman" w:hAnsi="Times New Roman"/>
+          <w:b/>
+          <w:bCs/>
+          <w:iCs/>
+          <w:sz w:val="24"/>
+          <w:szCs w:val="24"/>
+        </w:rPr>
+      </w:pPr>
+    </w:p>
+    <w:p>
+      <w:pPr>
+        <w:spacing w:after="0" w:line="240" w:lineRule="auto"/>
+        <w:rPr>
+          <w:rFonts w:ascii="Times New Roman" w:hAnsi="Times New Roman"/>
+          <w:b/>
+          <w:bCs/>
+          <w:iCs/>
+          <w:sz w:val="24"/>
+          <w:szCs w:val="24"/>
+        </w:rPr>
+      </w:pPr>
+    </w:p>
+    <w:p>
+      <w:pPr>
+        <w:pStyle w:val="ListParagraph"/>
         <w:numPr>
           <w:ilvl w:val="1"/>
           <w:numId w:val="3"/>
@@ -15683,42 +16980,180 @@
           <w:sz w:val="24"/>
           <w:szCs w:val="24"/>
         </w:rPr>
+        <w:lastRenderedPageBreak/>
         <w:t>ENVIRONMENT SETUP</w:t>
       </w:r>
     </w:p>
     <w:p>
       <w:pPr>
-        <w:spacing w:after="0" w:line="240" w:lineRule="auto"/>
-        <w:rPr>
-          <w:rFonts w:ascii="Times New Roman" w:hAnsi="Times New Roman"/>
-          <w:b/>
-          <w:bCs/>
-          <w:iCs/>
-          <w:sz w:val="24"/>
-          <w:szCs w:val="24"/>
-        </w:rPr>
-      </w:pPr>
-    </w:p>
-    <w:p>
-      <w:pPr>
-        <w:spacing w:after="0" w:line="240" w:lineRule="auto"/>
-        <w:rPr>
-          <w:rFonts w:ascii="Times New Roman" w:hAnsi="Times New Roman"/>
-          <w:b/>
-          <w:bCs/>
-          <w:iCs/>
-          <w:sz w:val="24"/>
-          <w:szCs w:val="24"/>
-        </w:rPr>
-      </w:pPr>
-      <w:r>
-        <w:rPr>
-          <w:rFonts w:ascii="Times New Roman" w:hAnsi="Times New Roman"/>
-          <w:b/>
-          <w:bCs/>
-          <w:iCs/>
-          <w:sz w:val="24"/>
-          <w:szCs w:val="24"/>
+        <w:pStyle w:val="ListParagraph"/>
+        <w:spacing w:after="0" w:line="240" w:lineRule="auto"/>
+        <w:rPr>
+          <w:rFonts w:ascii="Times New Roman" w:hAnsi="Times New Roman"/>
+          <w:b/>
+          <w:bCs/>
+          <w:sz w:val="24"/>
+          <w:szCs w:val="24"/>
+        </w:rPr>
+      </w:pPr>
+    </w:p>
+    <w:p>
+      <w:pPr>
+        <w:pStyle w:val="ListParagraph"/>
+        <w:spacing w:after="0" w:line="240" w:lineRule="auto"/>
+        <w:rPr>
+          <w:rFonts w:ascii="Times New Roman" w:hAnsi="Times New Roman"/>
+          <w:b/>
+          <w:bCs/>
+          <w:sz w:val="24"/>
+          <w:szCs w:val="24"/>
+        </w:rPr>
+      </w:pPr>
+    </w:p>
+    <w:p>
+      <w:pPr>
+        <w:pStyle w:val="ListParagraph"/>
+        <w:spacing w:after="0" w:line="240" w:lineRule="auto"/>
+        <w:ind w:left="360"/>
+        <w:jc w:val="center"/>
+        <w:rPr>
+          <w:rFonts w:ascii="Times New Roman" w:hAnsi="Times New Roman"/>
+          <w:b/>
+          <w:bCs/>
+          <w:iCs/>
+          <w:sz w:val="24"/>
+          <w:szCs w:val="24"/>
+        </w:rPr>
+      </w:pPr>
+      <w:r>
+        <w:rPr>
+          <w:noProof/>
+        </w:rPr>
+        <w:drawing>
+          <wp:inline distT="0" distB="0" distL="0" distR="0" wp14:anchorId="333131E1" wp14:editId="7531E973">
+            <wp:extent cx="5943600" cy="3509605"/>
+            <wp:effectExtent l="0" t="0" r="0" b="0"/>
+            <wp:docPr id="7" name="Picture 6">
+              <a:extLst xmlns:a="http://schemas.openxmlformats.org/drawingml/2006/main">
+                <a:ext uri="{FF2B5EF4-FFF2-40B4-BE49-F238E27FC236}">
+                  <a16:creationId xmlns:a16="http://schemas.microsoft.com/office/drawing/2014/main" id="{3136D93E-D33F-E19D-0D11-C352510F530C}"/>
+                </a:ext>
+              </a:extLst>
+            </wp:docPr>
+            <wp:cNvGraphicFramePr>
+              <a:graphicFrameLocks xmlns:a="http://schemas.openxmlformats.org/drawingml/2006/main" noChangeAspect="1"/>
+            </wp:cNvGraphicFramePr>
+            <a:graphic xmlns:a="http://schemas.openxmlformats.org/drawingml/2006/main">
+              <a:graphicData uri="http://schemas.openxmlformats.org/drawingml/2006/picture">
+                <pic:pic xmlns:pic="http://schemas.openxmlformats.org/drawingml/2006/picture">
+                  <pic:nvPicPr>
+                    <pic:cNvPr id="7" name="Picture 6">
+                      <a:extLst>
+                        <a:ext uri="{FF2B5EF4-FFF2-40B4-BE49-F238E27FC236}">
+                          <a16:creationId xmlns:a16="http://schemas.microsoft.com/office/drawing/2014/main" id="{3136D93E-D33F-E19D-0D11-C352510F530C}"/>
+                        </a:ext>
+                      </a:extLst>
+                    </pic:cNvPr>
+                    <pic:cNvPicPr>
+                      <a:picLocks noChangeAspect="1"/>
+                    </pic:cNvPicPr>
+                  </pic:nvPicPr>
+                  <pic:blipFill>
+                    <a:blip r:embed="rId9" cstate="print">
+                      <a:extLst>
+                        <a:ext uri="{28A0092B-C50C-407E-A947-70E740481C1C}">
+                          <a14:useLocalDpi xmlns:a14="http://schemas.microsoft.com/office/drawing/2010/main" val="0"/>
+                        </a:ext>
+                      </a:extLst>
+                    </a:blip>
+                    <a:stretch>
+                      <a:fillRect/>
+                    </a:stretch>
+                  </pic:blipFill>
+                  <pic:spPr>
+                    <a:xfrm>
+                      <a:off x="0" y="0"/>
+                      <a:ext cx="5950795" cy="3513854"/>
+                    </a:xfrm>
+                    <a:prstGeom prst="rect">
+                      <a:avLst/>
+                    </a:prstGeom>
+                  </pic:spPr>
+                </pic:pic>
+              </a:graphicData>
+            </a:graphic>
+          </wp:inline>
+        </w:drawing>
+      </w:r>
+      <w:r>
+        <w:rPr>
+          <w:rFonts w:ascii="Times New Roman" w:hAnsi="Times New Roman"/>
+          <w:b/>
+          <w:bCs/>
+          <w:iCs/>
+          <w:sz w:val="24"/>
+          <w:szCs w:val="24"/>
+        </w:rPr>
+        <w:t xml:space="preserve">Figure 4.3. </w:t>
+      </w:r>
+      <w:r>
+        <w:rPr>
+          <w:rFonts w:ascii="Times New Roman" w:hAnsi="Times New Roman"/>
+          <w:iCs/>
+          <w:sz w:val="24"/>
+          <w:szCs w:val="24"/>
+        </w:rPr>
+        <w:t>Environment Setup</w:t>
+      </w:r>
+    </w:p>
+    <w:p>
+      <w:pPr>
+        <w:spacing w:after="0" w:line="240" w:lineRule="auto"/>
+        <w:jc w:val="center"/>
+        <w:rPr>
+          <w:rFonts w:ascii="Times New Roman" w:hAnsi="Times New Roman"/>
+          <w:b/>
+          <w:bCs/>
+          <w:iCs/>
+          <w:sz w:val="28"/>
+          <w:szCs w:val="28"/>
+        </w:rPr>
+      </w:pPr>
+    </w:p>
+    <w:p>
+      <w:pPr>
+        <w:spacing w:after="0" w:line="240" w:lineRule="auto"/>
+        <w:jc w:val="center"/>
+        <w:rPr>
+          <w:rFonts w:ascii="Times New Roman" w:hAnsi="Times New Roman"/>
+          <w:b/>
+          <w:bCs/>
+          <w:iCs/>
+          <w:sz w:val="28"/>
+          <w:szCs w:val="28"/>
+        </w:rPr>
+      </w:pPr>
+    </w:p>
+    <w:p>
+      <w:pPr>
+        <w:spacing w:after="0" w:line="240" w:lineRule="auto"/>
+        <w:rPr>
+          <w:rFonts w:ascii="Times New Roman" w:hAnsi="Times New Roman"/>
+          <w:b/>
+          <w:bCs/>
+          <w:iCs/>
+          <w:sz w:val="28"/>
+          <w:szCs w:val="28"/>
+        </w:rPr>
+      </w:pPr>
+      <w:r>
+        <w:rPr>
+          <w:rFonts w:ascii="Times New Roman" w:hAnsi="Times New Roman"/>
+          <w:b/>
+          <w:bCs/>
+          <w:iCs/>
+          <w:sz w:val="28"/>
+          <w:szCs w:val="28"/>
         </w:rPr>
         <w:br w:type="page"/>
       </w:r>
@@ -15815,18 +17250,18 @@
           <w:b/>
           <w:bCs/>
           <w:iCs/>
-          <w:sz w:val="28"/>
-          <w:szCs w:val="28"/>
-        </w:rPr>
-      </w:pPr>
-      <w:r>
-        <w:rPr>
-          <w:rFonts w:ascii="Times New Roman" w:hAnsi="Times New Roman"/>
-          <w:b/>
-          <w:bCs/>
-          <w:iCs/>
-          <w:sz w:val="28"/>
-          <w:szCs w:val="28"/>
+          <w:sz w:val="24"/>
+          <w:szCs w:val="24"/>
+        </w:rPr>
+      </w:pPr>
+      <w:r>
+        <w:rPr>
+          <w:rFonts w:ascii="Times New Roman" w:hAnsi="Times New Roman"/>
+          <w:b/>
+          <w:bCs/>
+          <w:iCs/>
+          <w:sz w:val="24"/>
+          <w:szCs w:val="24"/>
         </w:rPr>
         <w:t>CONCLUSION</w:t>
       </w:r>
@@ -15841,8 +17276,8 @@
           <w:b/>
           <w:bCs/>
           <w:iCs/>
-          <w:sz w:val="28"/>
-          <w:szCs w:val="28"/>
+          <w:sz w:val="24"/>
+          <w:szCs w:val="24"/>
         </w:rPr>
       </w:pPr>
     </w:p>
@@ -15859,24 +17294,24 @@
           <w:b/>
           <w:bCs/>
           <w:iCs/>
-          <w:sz w:val="28"/>
-          <w:szCs w:val="28"/>
-        </w:rPr>
-      </w:pPr>
-      <w:r>
-        <w:rPr>
-          <w:rFonts w:ascii="Times New Roman" w:hAnsi="Times New Roman"/>
-          <w:b/>
-          <w:bCs/>
-          <w:iCs/>
-          <w:sz w:val="28"/>
-          <w:szCs w:val="28"/>
+          <w:sz w:val="24"/>
+          <w:szCs w:val="24"/>
+        </w:rPr>
+      </w:pPr>
+      <w:r>
+        <w:rPr>
+          <w:rFonts w:ascii="Times New Roman" w:hAnsi="Times New Roman"/>
+          <w:b/>
+          <w:bCs/>
+          <w:iCs/>
+          <w:sz w:val="24"/>
+          <w:szCs w:val="24"/>
         </w:rPr>
         <w:t>FUTURE ENHANCEMENT</w:t>
       </w:r>
     </w:p>
     <w:sectPr>
-      <w:footerReference w:type="default" r:id="rId9"/>
+      <w:footerReference w:type="default" r:id="rId10"/>
       <w:pgSz w:w="12240" w:h="15840"/>
       <w:pgMar w:top="994" w:right="1440" w:bottom="806" w:left="1440" w:header="720" w:footer="720" w:gutter="0"/>
       <w:cols w:space="720"/>
@@ -15949,10 +17384,10 @@
 <file path=word/numbering.xml><?xml version="1.0" encoding="utf-8"?>
 <w:numbering xmlns:wpc="http://schemas.microsoft.com/office/word/2010/wordprocessingCanvas" xmlns:cx="http://schemas.microsoft.com/office/drawing/2014/chartex" xmlns:cx1="http://schemas.microsoft.com/office/drawing/2015/9/8/chartex" xmlns:cx2="http://schemas.microsoft.com/office/drawing/2015/10/21/chartex" xmlns:cx3="http://schemas.microsoft.com/office/drawing/2016/5/9/chartex" xmlns:cx4="http://schemas.microsoft.com/office/drawing/2016/5/10/chartex" xmlns:cx5="http://schemas.microsoft.com/office/drawing/2016/5/11/chartex" xmlns:cx6="http://schemas.microsoft.com/office/drawing/2016/5/12/chartex" xmlns:cx7="http://schemas.microsoft.com/office/drawing/2016/5/13/chartex" xmlns:cx8="http://schemas.microsoft.com/office/drawing/2016/5/14/chartex" xmlns:mc="http://schemas.openxmlformats.org/markup-compatibility/2006" xmlns:aink="http://schemas.microsoft.com/office/drawing/2016/ink" xmlns:am3d="http://schemas.microsoft.com/office/drawing/2017/model3d" xmlns:o="urn:schemas-microsoft-com:office:office" xmlns:oel="http://schemas.microsoft.com/office/2019/extlst" xmlns:r="http://schemas.openxmlformats.org/officeDocument/2006/relationships" xmlns:m="http://schemas.openxmlformats.org/officeDocument/2006/math" xmlns:v="urn:schemas-microsoft-com:vml" xmlns:wp14="http://schemas.microsoft.com/office/word/2010/wordprocessingDrawing" xmlns:wp="http://schemas.openxmlformats.org/drawingml/2006/wordprocessingDrawing" xmlns:w10="urn:schemas-microsoft-com:office:word" xmlns:w="http://schemas.openxmlformats.org/wordprocessingml/2006/main" xmlns:w14="http://schemas.microsoft.com/office/word/2010/wordml" xmlns:w15="http://schemas.microsoft.com/office/word/2012/wordml" xmlns:w16cex="http://schemas.microsoft.com/office/word/2018/wordml/cex" xmlns:w16cid="http://schemas.microsoft.com/office/word/2016/wordml/cid" xmlns:w16="http://schemas.microsoft.com/office/word/2018/wordml" xmlns:w16du="http://schemas.microsoft.com/office/word/2023/wordml/word16du" xmlns:w16sdtdh="http://schemas.microsoft.com/office/word/2020/wordml/sdtdatahash" xmlns:w16sdtfl="http://schemas.microsoft.com/office/word/2024/wordml/sdtformatlock" xmlns:w16se="http://schemas.microsoft.com/office/word/2015/wordml/symex" xmlns:wpg="http://schemas.microsoft.com/office/word/2010/wordprocessingGroup" xmlns:wpi="http://schemas.microsoft.com/office/word/2010/wordprocessingInk" xmlns:wne="http://schemas.microsoft.com/office/word/2006/wordml" xmlns:wps="http://schemas.microsoft.com/office/word/2010/wordprocessingShape" mc:Ignorable="w14 w15 w16se w16cid w16 w16cex w16sdtdh w16sdtfl w16du wp14">
   <w:abstractNum w:abstractNumId="0" w15:restartNumberingAfterBreak="0">
-    <w:nsid w:val="44AB1982"/>
+    <w:nsid w:val="2E505FAB"/>
     <w:multiLevelType w:val="hybridMultilevel"/>
-    <w:tmpl w:val="A06AA390"/>
-    <w:lvl w:ilvl="0" w:tplc="0409000F">
+    <w:tmpl w:val="7DBE4064"/>
+    <w:lvl w:ilvl="0" w:tplc="06AAE040">
       <w:start w:val="1"/>
       <w:numFmt w:val="decimal"/>
       <w:lvlText w:val="%1."/>
@@ -16038,6 +17473,185 @@
     </w:lvl>
   </w:abstractNum>
   <w:abstractNum w:abstractNumId="1" w15:restartNumberingAfterBreak="0">
+    <w:nsid w:val="33F90AD2"/>
+    <w:multiLevelType w:val="hybridMultilevel"/>
+    <w:tmpl w:val="AA724AF6"/>
+    <w:lvl w:ilvl="0" w:tplc="FFFFFFFF">
+      <w:start w:val="1"/>
+      <w:numFmt w:val="decimal"/>
+      <w:lvlText w:val="%1."/>
+      <w:lvlJc w:val="left"/>
+      <w:pPr>
+        <w:ind w:left="720" w:hanging="360"/>
+      </w:pPr>
+      <w:rPr>
+        <w:rFonts w:hint="default"/>
+        <w:b/>
+      </w:rPr>
+    </w:lvl>
+    <w:lvl w:ilvl="1" w:tplc="FFFFFFFF" w:tentative="1">
+      <w:start w:val="1"/>
+      <w:numFmt w:val="lowerLetter"/>
+      <w:lvlText w:val="%2."/>
+      <w:lvlJc w:val="left"/>
+      <w:pPr>
+        <w:ind w:left="1440" w:hanging="360"/>
+      </w:pPr>
+    </w:lvl>
+    <w:lvl w:ilvl="2" w:tplc="FFFFFFFF" w:tentative="1">
+      <w:start w:val="1"/>
+      <w:numFmt w:val="lowerRoman"/>
+      <w:lvlText w:val="%3."/>
+      <w:lvlJc w:val="right"/>
+      <w:pPr>
+        <w:ind w:left="2160" w:hanging="180"/>
+      </w:pPr>
+    </w:lvl>
+    <w:lvl w:ilvl="3" w:tplc="FFFFFFFF" w:tentative="1">
+      <w:start w:val="1"/>
+      <w:numFmt w:val="decimal"/>
+      <w:lvlText w:val="%4."/>
+      <w:lvlJc w:val="left"/>
+      <w:pPr>
+        <w:ind w:left="2880" w:hanging="360"/>
+      </w:pPr>
+    </w:lvl>
+    <w:lvl w:ilvl="4" w:tplc="FFFFFFFF" w:tentative="1">
+      <w:start w:val="1"/>
+      <w:numFmt w:val="lowerLetter"/>
+      <w:lvlText w:val="%5."/>
+      <w:lvlJc w:val="left"/>
+      <w:pPr>
+        <w:ind w:left="3600" w:hanging="360"/>
+      </w:pPr>
+    </w:lvl>
+    <w:lvl w:ilvl="5" w:tplc="FFFFFFFF" w:tentative="1">
+      <w:start w:val="1"/>
+      <w:numFmt w:val="lowerRoman"/>
+      <w:lvlText w:val="%6."/>
+      <w:lvlJc w:val="right"/>
+      <w:pPr>
+        <w:ind w:left="4320" w:hanging="180"/>
+      </w:pPr>
+    </w:lvl>
+    <w:lvl w:ilvl="6" w:tplc="FFFFFFFF" w:tentative="1">
+      <w:start w:val="1"/>
+      <w:numFmt w:val="decimal"/>
+      <w:lvlText w:val="%7."/>
+      <w:lvlJc w:val="left"/>
+      <w:pPr>
+        <w:ind w:left="5040" w:hanging="360"/>
+      </w:pPr>
+    </w:lvl>
+    <w:lvl w:ilvl="7" w:tplc="FFFFFFFF" w:tentative="1">
+      <w:start w:val="1"/>
+      <w:numFmt w:val="lowerLetter"/>
+      <w:lvlText w:val="%8."/>
+      <w:lvlJc w:val="left"/>
+      <w:pPr>
+        <w:ind w:left="5760" w:hanging="360"/>
+      </w:pPr>
+    </w:lvl>
+    <w:lvl w:ilvl="8" w:tplc="FFFFFFFF" w:tentative="1">
+      <w:start w:val="1"/>
+      <w:numFmt w:val="lowerRoman"/>
+      <w:lvlText w:val="%9."/>
+      <w:lvlJc w:val="right"/>
+      <w:pPr>
+        <w:ind w:left="6480" w:hanging="180"/>
+      </w:pPr>
+    </w:lvl>
+  </w:abstractNum>
+  <w:abstractNum w:abstractNumId="2" w15:restartNumberingAfterBreak="0">
+    <w:nsid w:val="44AB1982"/>
+    <w:multiLevelType w:val="hybridMultilevel"/>
+    <w:tmpl w:val="A06AA390"/>
+    <w:lvl w:ilvl="0" w:tplc="0409000F">
+      <w:start w:val="1"/>
+      <w:numFmt w:val="decimal"/>
+      <w:lvlText w:val="%1."/>
+      <w:lvlJc w:val="left"/>
+      <w:pPr>
+        <w:ind w:left="720" w:hanging="360"/>
+      </w:pPr>
+      <w:rPr>
+        <w:rFonts w:hint="default"/>
+      </w:rPr>
+    </w:lvl>
+    <w:lvl w:ilvl="1" w:tplc="04090019" w:tentative="1">
+      <w:start w:val="1"/>
+      <w:numFmt w:val="lowerLetter"/>
+      <w:lvlText w:val="%2."/>
+      <w:lvlJc w:val="left"/>
+      <w:pPr>
+        <w:ind w:left="1440" w:hanging="360"/>
+      </w:pPr>
+    </w:lvl>
+    <w:lvl w:ilvl="2" w:tplc="0409001B" w:tentative="1">
+      <w:start w:val="1"/>
+      <w:numFmt w:val="lowerRoman"/>
+      <w:lvlText w:val="%3."/>
+      <w:lvlJc w:val="right"/>
+      <w:pPr>
+        <w:ind w:left="2160" w:hanging="180"/>
+      </w:pPr>
+    </w:lvl>
+    <w:lvl w:ilvl="3" w:tplc="0409000F" w:tentative="1">
+      <w:start w:val="1"/>
+      <w:numFmt w:val="decimal"/>
+      <w:lvlText w:val="%4."/>
+      <w:lvlJc w:val="left"/>
+      <w:pPr>
+        <w:ind w:left="2880" w:hanging="360"/>
+      </w:pPr>
+    </w:lvl>
+    <w:lvl w:ilvl="4" w:tplc="04090019" w:tentative="1">
+      <w:start w:val="1"/>
+      <w:numFmt w:val="lowerLetter"/>
+      <w:lvlText w:val="%5."/>
+      <w:lvlJc w:val="left"/>
+      <w:pPr>
+        <w:ind w:left="3600" w:hanging="360"/>
+      </w:pPr>
+    </w:lvl>
+    <w:lvl w:ilvl="5" w:tplc="0409001B" w:tentative="1">
+      <w:start w:val="1"/>
+      <w:numFmt w:val="lowerRoman"/>
+      <w:lvlText w:val="%6."/>
+      <w:lvlJc w:val="right"/>
+      <w:pPr>
+        <w:ind w:left="4320" w:hanging="180"/>
+      </w:pPr>
+    </w:lvl>
+    <w:lvl w:ilvl="6" w:tplc="0409000F" w:tentative="1">
+      <w:start w:val="1"/>
+      <w:numFmt w:val="decimal"/>
+      <w:lvlText w:val="%7."/>
+      <w:lvlJc w:val="left"/>
+      <w:pPr>
+        <w:ind w:left="5040" w:hanging="360"/>
+      </w:pPr>
+    </w:lvl>
+    <w:lvl w:ilvl="7" w:tplc="04090019" w:tentative="1">
+      <w:start w:val="1"/>
+      <w:numFmt w:val="lowerLetter"/>
+      <w:lvlText w:val="%8."/>
+      <w:lvlJc w:val="left"/>
+      <w:pPr>
+        <w:ind w:left="5760" w:hanging="360"/>
+      </w:pPr>
+    </w:lvl>
+    <w:lvl w:ilvl="8" w:tplc="0409001B" w:tentative="1">
+      <w:start w:val="1"/>
+      <w:numFmt w:val="lowerRoman"/>
+      <w:lvlText w:val="%9."/>
+      <w:lvlJc w:val="right"/>
+      <w:pPr>
+        <w:ind w:left="6480" w:hanging="180"/>
+      </w:pPr>
+    </w:lvl>
+  </w:abstractNum>
+  <w:abstractNum w:abstractNumId="3" w15:restartNumberingAfterBreak="0">
     <w:nsid w:val="474F537F"/>
     <w:multiLevelType w:val="multilevel"/>
     <w:tmpl w:val="F1EA39B8"/>
@@ -16159,7 +17773,98 @@
       </w:rPr>
     </w:lvl>
   </w:abstractNum>
-  <w:abstractNum w:abstractNumId="2" w15:restartNumberingAfterBreak="0">
+  <w:abstractNum w:abstractNumId="4" w15:restartNumberingAfterBreak="0">
+    <w:nsid w:val="4F0B25CD"/>
+    <w:multiLevelType w:val="hybridMultilevel"/>
+    <w:tmpl w:val="F6886826"/>
+    <w:lvl w:ilvl="0" w:tplc="D5D4CF8C">
+      <w:start w:val="1"/>
+      <w:numFmt w:val="decimal"/>
+      <w:lvlText w:val="%1."/>
+      <w:lvlJc w:val="left"/>
+      <w:pPr>
+        <w:ind w:left="720" w:hanging="360"/>
+      </w:pPr>
+      <w:rPr>
+        <w:rFonts w:hint="default"/>
+        <w:b w:val="0"/>
+        <w:bCs w:val="0"/>
+      </w:rPr>
+    </w:lvl>
+    <w:lvl w:ilvl="1" w:tplc="04090019" w:tentative="1">
+      <w:start w:val="1"/>
+      <w:numFmt w:val="lowerLetter"/>
+      <w:lvlText w:val="%2."/>
+      <w:lvlJc w:val="left"/>
+      <w:pPr>
+        <w:ind w:left="1440" w:hanging="360"/>
+      </w:pPr>
+    </w:lvl>
+    <w:lvl w:ilvl="2" w:tplc="0409001B" w:tentative="1">
+      <w:start w:val="1"/>
+      <w:numFmt w:val="lowerRoman"/>
+      <w:lvlText w:val="%3."/>
+      <w:lvlJc w:val="right"/>
+      <w:pPr>
+        <w:ind w:left="2160" w:hanging="180"/>
+      </w:pPr>
+    </w:lvl>
+    <w:lvl w:ilvl="3" w:tplc="0409000F" w:tentative="1">
+      <w:start w:val="1"/>
+      <w:numFmt w:val="decimal"/>
+      <w:lvlText w:val="%4."/>
+      <w:lvlJc w:val="left"/>
+      <w:pPr>
+        <w:ind w:left="2880" w:hanging="360"/>
+      </w:pPr>
+    </w:lvl>
+    <w:lvl w:ilvl="4" w:tplc="04090019" w:tentative="1">
+      <w:start w:val="1"/>
+      <w:numFmt w:val="lowerLetter"/>
+      <w:lvlText w:val="%5."/>
+      <w:lvlJc w:val="left"/>
+      <w:pPr>
+        <w:ind w:left="3600" w:hanging="360"/>
+      </w:pPr>
+    </w:lvl>
+    <w:lvl w:ilvl="5" w:tplc="0409001B" w:tentative="1">
+      <w:start w:val="1"/>
+      <w:numFmt w:val="lowerRoman"/>
+      <w:lvlText w:val="%6."/>
+      <w:lvlJc w:val="right"/>
+      <w:pPr>
+        <w:ind w:left="4320" w:hanging="180"/>
+      </w:pPr>
+    </w:lvl>
+    <w:lvl w:ilvl="6" w:tplc="0409000F" w:tentative="1">
+      <w:start w:val="1"/>
+      <w:numFmt w:val="decimal"/>
+      <w:lvlText w:val="%7."/>
+      <w:lvlJc w:val="left"/>
+      <w:pPr>
+        <w:ind w:left="5040" w:hanging="360"/>
+      </w:pPr>
+    </w:lvl>
+    <w:lvl w:ilvl="7" w:tplc="04090019" w:tentative="1">
+      <w:start w:val="1"/>
+      <w:numFmt w:val="lowerLetter"/>
+      <w:lvlText w:val="%8."/>
+      <w:lvlJc w:val="left"/>
+      <w:pPr>
+        <w:ind w:left="5760" w:hanging="360"/>
+      </w:pPr>
+    </w:lvl>
+    <w:lvl w:ilvl="8" w:tplc="0409001B" w:tentative="1">
+      <w:start w:val="1"/>
+      <w:numFmt w:val="lowerRoman"/>
+      <w:lvlText w:val="%9."/>
+      <w:lvlJc w:val="right"/>
+      <w:pPr>
+        <w:ind w:left="6480" w:hanging="180"/>
+      </w:pPr>
+    </w:lvl>
+  </w:abstractNum>
+  <w:abstractNum w:abstractNumId="5" w15:restartNumberingAfterBreak="0">
     <w:nsid w:val="52072D84"/>
     <w:multiLevelType w:val="multilevel"/>
     <w:tmpl w:val="21865FBA"/>
@@ -16280,7 +17985,98 @@
       </w:rPr>
     </w:lvl>
   </w:abstractNum>
-  <w:abstractNum w:abstractNumId="3" w15:restartNumberingAfterBreak="0">
+  <w:abstractNum w:abstractNumId="6" w15:restartNumberingAfterBreak="0">
+    <w:nsid w:val="55381554"/>
+    <w:multiLevelType w:val="hybridMultilevel"/>
+    <w:tmpl w:val="6860B320"/>
+    <w:lvl w:ilvl="0" w:tplc="8904E21E">
+      <w:start w:val="1"/>
+      <w:numFmt w:val="decimal"/>
+      <w:lvlText w:val="%1."/>
+      <w:lvlJc w:val="left"/>
+      <w:pPr>
+        <w:ind w:left="1080" w:hanging="360"/>
+      </w:pPr>
+      <w:rPr>
+        <w:rFonts w:ascii="Times New Roman" w:eastAsia="Times New Roman" w:hAnsi="Times New Roman" w:cs="Times New Roman"/>
+        <w:b w:val="0"/>
+        <w:bCs/>
+      </w:rPr>
+    </w:lvl>
+    <w:lvl w:ilvl="1" w:tplc="04090019" w:tentative="1">
+      <w:start w:val="1"/>
+      <w:numFmt w:val="lowerLetter"/>
+      <w:lvlText w:val="%2."/>
+      <w:lvlJc w:val="left"/>
+      <w:pPr>
+        <w:ind w:left="1800" w:hanging="360"/>
+      </w:pPr>
+    </w:lvl>
+    <w:lvl w:ilvl="2" w:tplc="0409001B" w:tentative="1">
+      <w:start w:val="1"/>
+      <w:numFmt w:val="lowerRoman"/>
+      <w:lvlText w:val="%3."/>
+      <w:lvlJc w:val="right"/>
+      <w:pPr>
+        <w:ind w:left="2520" w:hanging="180"/>
+      </w:pPr>
+    </w:lvl>
+    <w:lvl w:ilvl="3" w:tplc="0409000F" w:tentative="1">
+      <w:start w:val="1"/>
+      <w:numFmt w:val="decimal"/>
+      <w:lvlText w:val="%4."/>
+      <w:lvlJc w:val="left"/>
+      <w:pPr>
+        <w:ind w:left="3240" w:hanging="360"/>
+      </w:pPr>
+    </w:lvl>
+    <w:lvl w:ilvl="4" w:tplc="04090019" w:tentative="1">
+      <w:start w:val="1"/>
+      <w:numFmt w:val="lowerLetter"/>
+      <w:lvlText w:val="%5."/>
+      <w:lvlJc w:val="left"/>
+      <w:pPr>
+        <w:ind w:left="3960" w:hanging="360"/>
+      </w:pPr>
+    </w:lvl>
+    <w:lvl w:ilvl="5" w:tplc="0409001B" w:tentative="1">
+      <w:start w:val="1"/>
+      <w:numFmt w:val="lowerRoman"/>
+      <w:lvlText w:val="%6."/>
+      <w:lvlJc w:val="right"/>
+      <w:pPr>
+        <w:ind w:left="4680" w:hanging="180"/>
+      </w:pPr>
+    </w:lvl>
+    <w:lvl w:ilvl="6" w:tplc="0409000F" w:tentative="1">
+      <w:start w:val="1"/>
+      <w:numFmt w:val="decimal"/>
+      <w:lvlText w:val="%7."/>
+      <w:lvlJc w:val="left"/>
+      <w:pPr>
+        <w:ind w:left="5400" w:hanging="360"/>
+      </w:pPr>
+    </w:lvl>
+    <w:lvl w:ilvl="7" w:tplc="04090019" w:tentative="1">
+      <w:start w:val="1"/>
+      <w:numFmt w:val="lowerLetter"/>
+      <w:lvlText w:val="%8."/>
+      <w:lvlJc w:val="left"/>
+      <w:pPr>
+        <w:ind w:left="6120" w:hanging="360"/>
+      </w:pPr>
+    </w:lvl>
+    <w:lvl w:ilvl="8" w:tplc="0409001B" w:tentative="1">
+      <w:start w:val="1"/>
+      <w:numFmt w:val="lowerRoman"/>
+      <w:lvlText w:val="%9."/>
+      <w:lvlJc w:val="right"/>
+      <w:pPr>
+        <w:ind w:left="6840" w:hanging="180"/>
+      </w:pPr>
+    </w:lvl>
+  </w:abstractNum>
+  <w:abstractNum w:abstractNumId="7" w15:restartNumberingAfterBreak="0">
     <w:nsid w:val="5E437104"/>
     <w:multiLevelType w:val="multilevel"/>
     <w:tmpl w:val="BB3A5028"/>
@@ -16401,7 +18197,96 @@
       </w:rPr>
     </w:lvl>
   </w:abstractNum>
-  <w:abstractNum w:abstractNumId="4" w15:restartNumberingAfterBreak="0">
+  <w:abstractNum w:abstractNumId="8" w15:restartNumberingAfterBreak="0">
+    <w:nsid w:val="5FC96EF2"/>
+    <w:multiLevelType w:val="hybridMultilevel"/>
+    <w:tmpl w:val="70784E80"/>
+    <w:lvl w:ilvl="0" w:tplc="94A86FEE">
+      <w:start w:val="1"/>
+      <w:numFmt w:val="decimal"/>
+      <w:lvlText w:val="%1."/>
+      <w:lvlJc w:val="left"/>
+      <w:pPr>
+        <w:ind w:left="1080" w:hanging="360"/>
+      </w:pPr>
+      <w:rPr>
+        <w:rFonts w:hint="default"/>
+      </w:rPr>
+    </w:lvl>
+    <w:lvl w:ilvl="1" w:tplc="04090019" w:tentative="1">
+      <w:start w:val="1"/>
+      <w:numFmt w:val="lowerLetter"/>
+      <w:lvlText w:val="%2."/>
+      <w:lvlJc w:val="left"/>
+      <w:pPr>
+        <w:ind w:left="1800" w:hanging="360"/>
+      </w:pPr>
+    </w:lvl>
+    <w:lvl w:ilvl="2" w:tplc="0409001B" w:tentative="1">
+      <w:start w:val="1"/>
+      <w:numFmt w:val="lowerRoman"/>
+      <w:lvlText w:val="%3."/>
+      <w:lvlJc w:val="right"/>
+      <w:pPr>
+        <w:ind w:left="2520" w:hanging="180"/>
+      </w:pPr>
+    </w:lvl>
+    <w:lvl w:ilvl="3" w:tplc="0409000F" w:tentative="1">
+      <w:start w:val="1"/>
+      <w:numFmt w:val="decimal"/>
+      <w:lvlText w:val="%4."/>
+      <w:lvlJc w:val="left"/>
+      <w:pPr>
+        <w:ind w:left="3240" w:hanging="360"/>
+      </w:pPr>
+    </w:lvl>
+    <w:lvl w:ilvl="4" w:tplc="04090019" w:tentative="1">
+      <w:start w:val="1"/>
+      <w:numFmt w:val="lowerLetter"/>
+      <w:lvlText w:val="%5."/>
+      <w:lvlJc w:val="left"/>
+      <w:pPr>
+        <w:ind w:left="3960" w:hanging="360"/>
+      </w:pPr>
+    </w:lvl>
+    <w:lvl w:ilvl="5" w:tplc="0409001B" w:tentative="1">
+      <w:start w:val="1"/>
+      <w:numFmt w:val="lowerRoman"/>
+      <w:lvlText w:val="%6."/>
+      <w:lvlJc w:val="right"/>
+      <w:pPr>
+        <w:ind w:left="4680" w:hanging="180"/>
+      </w:pPr>
+    </w:lvl>
+    <w:lvl w:ilvl="6" w:tplc="0409000F" w:tentative="1">
+      <w:start w:val="1"/>
+      <w:numFmt w:val="decimal"/>
+      <w:lvlText w:val="%7."/>
+      <w:lvlJc w:val="left"/>
+      <w:pPr>
+        <w:ind w:left="5400" w:hanging="360"/>
+      </w:pPr>
+    </w:lvl>
+    <w:lvl w:ilvl="7" w:tplc="04090019" w:tentative="1">
+      <w:start w:val="1"/>
+      <w:numFmt w:val="lowerLetter"/>
+      <w:lvlText w:val="%8."/>
+      <w:lvlJc w:val="left"/>
+      <w:pPr>
+        <w:ind w:left="6120" w:hanging="360"/>
+      </w:pPr>
+    </w:lvl>
+    <w:lvl w:ilvl="8" w:tplc="0409001B" w:tentative="1">
+      <w:start w:val="1"/>
+      <w:numFmt w:val="lowerRoman"/>
+      <w:lvlText w:val="%9."/>
+      <w:lvlJc w:val="right"/>
+      <w:pPr>
+        <w:ind w:left="6840" w:hanging="180"/>
+      </w:pPr>
+    </w:lvl>
+  </w:abstractNum>
+  <w:abstractNum w:abstractNumId="9" w15:restartNumberingAfterBreak="0">
     <w:nsid w:val="62DD7246"/>
     <w:multiLevelType w:val="hybridMultilevel"/>
     <w:tmpl w:val="DFBE0030"/>
@@ -16491,7 +18376,98 @@
       </w:pPr>
     </w:lvl>
   </w:abstractNum>
-  <w:abstractNum w:abstractNumId="5" w15:restartNumberingAfterBreak="0">
+  <w:abstractNum w:abstractNumId="10" w15:restartNumberingAfterBreak="0">
+    <w:nsid w:val="6C91355D"/>
+    <w:multiLevelType w:val="hybridMultilevel"/>
+    <w:tmpl w:val="F44A5570"/>
+    <w:lvl w:ilvl="0" w:tplc="2136746C">
+      <w:start w:val="1"/>
+      <w:numFmt w:val="decimal"/>
+      <w:lvlText w:val="%1."/>
+      <w:lvlJc w:val="left"/>
+      <w:pPr>
+        <w:ind w:left="720" w:hanging="360"/>
+      </w:pPr>
+      <w:rPr>
+        <w:rFonts w:hint="default"/>
+        <w:b w:val="0"/>
+        <w:bCs/>
+      </w:rPr>
+    </w:lvl>
+    <w:lvl w:ilvl="1" w:tplc="04090019" w:tentative="1">
+      <w:start w:val="1"/>
+      <w:numFmt w:val="lowerLetter"/>
+      <w:lvlText w:val="%2."/>
+      <w:lvlJc w:val="left"/>
+      <w:pPr>
+        <w:ind w:left="1440" w:hanging="360"/>
+      </w:pPr>
+    </w:lvl>
+    <w:lvl w:ilvl="2" w:tplc="0409001B" w:tentative="1">
+      <w:start w:val="1"/>
+      <w:numFmt w:val="lowerRoman"/>
+      <w:lvlText w:val="%3."/>
+      <w:lvlJc w:val="right"/>
+      <w:pPr>
+        <w:ind w:left="2160" w:hanging="180"/>
+      </w:pPr>
+    </w:lvl>
+    <w:lvl w:ilvl="3" w:tplc="0409000F" w:tentative="1">
+      <w:start w:val="1"/>
+      <w:numFmt w:val="decimal"/>
+      <w:lvlText w:val="%4."/>
+      <w:lvlJc w:val="left"/>
+      <w:pPr>
+        <w:ind w:left="2880" w:hanging="360"/>
+      </w:pPr>
+    </w:lvl>
+    <w:lvl w:ilvl="4" w:tplc="04090019" w:tentative="1">
+      <w:start w:val="1"/>
+      <w:numFmt w:val="lowerLetter"/>
+      <w:lvlText w:val="%5."/>
+      <w:lvlJc w:val="left"/>
+      <w:pPr>
+        <w:ind w:left="3600" w:hanging="360"/>
+      </w:pPr>
+    </w:lvl>
+    <w:lvl w:ilvl="5" w:tplc="0409001B" w:tentative="1">
+      <w:start w:val="1"/>
+      <w:numFmt w:val="lowerRoman"/>
+      <w:lvlText w:val="%6."/>
+      <w:lvlJc w:val="right"/>
+      <w:pPr>
+        <w:ind w:left="4320" w:hanging="180"/>
+      </w:pPr>
+    </w:lvl>
+    <w:lvl w:ilvl="6" w:tplc="0409000F" w:tentative="1">
+      <w:start w:val="1"/>
+      <w:numFmt w:val="decimal"/>
+      <w:lvlText w:val="%7."/>
+      <w:lvlJc w:val="left"/>
+      <w:pPr>
+        <w:ind w:left="5040" w:hanging="360"/>
+      </w:pPr>
+    </w:lvl>
+    <w:lvl w:ilvl="7" w:tplc="04090019" w:tentative="1">
+      <w:start w:val="1"/>
+      <w:numFmt w:val="lowerLetter"/>
+      <w:lvlText w:val="%8."/>
+      <w:lvlJc w:val="left"/>
+      <w:pPr>
+        <w:ind w:left="5760" w:hanging="360"/>
+      </w:pPr>
+    </w:lvl>
+    <w:lvl w:ilvl="8" w:tplc="0409001B" w:tentative="1">
+      <w:start w:val="1"/>
+      <w:numFmt w:val="lowerRoman"/>
+      <w:lvlText w:val="%9."/>
+      <w:lvlJc w:val="right"/>
+      <w:pPr>
+        <w:ind w:left="6480" w:hanging="180"/>
+      </w:pPr>
+    </w:lvl>
+  </w:abstractNum>
+  <w:abstractNum w:abstractNumId="11" w15:restartNumberingAfterBreak="0">
     <w:nsid w:val="743B5570"/>
     <w:multiLevelType w:val="multilevel"/>
     <w:tmpl w:val="D99A958E"/>
@@ -16604,7 +18580,7 @@
       </w:rPr>
     </w:lvl>
   </w:abstractNum>
-  <w:abstractNum w:abstractNumId="6" w15:restartNumberingAfterBreak="0">
+  <w:abstractNum w:abstractNumId="12" w15:restartNumberingAfterBreak="0">
     <w:nsid w:val="7C0939CE"/>
     <w:multiLevelType w:val="multilevel"/>
     <w:tmpl w:val="6EDA3510"/>
@@ -16726,25 +18702,43 @@
     </w:lvl>
   </w:abstractNum>
   <w:num w:numId="1" w16cid:durableId="216665290">
+    <w:abstractNumId w:val="2"/>
+  </w:num>
+  <w:num w:numId="2" w16cid:durableId="2089571173">
+    <w:abstractNumId w:val="3"/>
+  </w:num>
+  <w:num w:numId="3" w16cid:durableId="986784588">
+    <w:abstractNumId w:val="7"/>
+  </w:num>
+  <w:num w:numId="4" w16cid:durableId="996031407">
+    <w:abstractNumId w:val="9"/>
+  </w:num>
+  <w:num w:numId="5" w16cid:durableId="2064061923">
+    <w:abstractNumId w:val="11"/>
+  </w:num>
+  <w:num w:numId="6" w16cid:durableId="1297099782">
+    <w:abstractNumId w:val="5"/>
+  </w:num>
+  <w:num w:numId="7" w16cid:durableId="630474358">
+    <w:abstractNumId w:val="12"/>
+  </w:num>
+  <w:num w:numId="8" w16cid:durableId="2143960523">
+    <w:abstractNumId w:val="4"/>
+  </w:num>
+  <w:num w:numId="9" w16cid:durableId="1854491143">
+    <w:abstractNumId w:val="10"/>
+  </w:num>
+  <w:num w:numId="10" w16cid:durableId="338511850">
+    <w:abstractNumId w:val="6"/>
+  </w:num>
+  <w:num w:numId="11" w16cid:durableId="1228685140">
+    <w:abstractNumId w:val="1"/>
+  </w:num>
+  <w:num w:numId="12" w16cid:durableId="854153345">
     <w:abstractNumId w:val="0"/>
   </w:num>
-  <w:num w:numId="2" w16cid:durableId="2089571173">
-    <w:abstractNumId w:val="1"/>
-  </w:num>
-  <w:num w:numId="3" w16cid:durableId="986784588">
-    <w:abstractNumId w:val="3"/>
-  </w:num>
-  <w:num w:numId="4" w16cid:durableId="996031407">
-    <w:abstractNumId w:val="4"/>
-  </w:num>
-  <w:num w:numId="5" w16cid:durableId="2064061923">
-    <w:abstractNumId w:val="5"/>
-  </w:num>
-  <w:num w:numId="6" w16cid:durableId="1297099782">
-    <w:abstractNumId w:val="2"/>
-  </w:num>
-  <w:num w:numId="7" w16cid:durableId="630474358">
-    <w:abstractNumId w:val="6"/>
+  <w:num w:numId="13" w16cid:durableId="608506939">
+    <w:abstractNumId w:val="8"/>
   </w:num>
 </w:numbering>
 </file>

--- a/PHASE 1 REPORT/Report Draft/PROJECT PHASE_I REPORT v4.docx
+++ b/PHASE 1 REPORT/Report Draft/PROJECT PHASE_I REPORT v4.docx
@@ -9408,6 +9408,20 @@
       <w:pPr>
         <w:pStyle w:val="ListParagraph"/>
         <w:spacing w:after="0"/>
+        <w:ind w:left="360" w:firstLine="360"/>
+        <w:jc w:val="both"/>
+        <w:rPr>
+          <w:rFonts w:ascii="Times New Roman" w:hAnsi="Times New Roman"/>
+          <w:iCs/>
+          <w:sz w:val="24"/>
+          <w:szCs w:val="24"/>
+        </w:rPr>
+      </w:pPr>
+    </w:p>
+    <w:p>
+      <w:pPr>
+        <w:pStyle w:val="ListParagraph"/>
+        <w:spacing w:after="0"/>
         <w:ind w:left="360"/>
         <w:jc w:val="both"/>
         <w:rPr>
@@ -9426,6 +9440,20 @@
         </w:rPr>
         <w:t>Modern AI heavily relies on techniques such as Machine Learning and Deep Learning, where algorithms learn directly from data instead of being explicitly programmed. These approaches enable systems to handle complex, unstructured data such as images, videos, audio, and sensor signals. As a result, AI has found widespread applications in domains such as healthcare, autonomous vehicles, robotics, finance, smart cities, and intelligent transportation systems.</w:t>
       </w:r>
+    </w:p>
+    <w:p>
+      <w:pPr>
+        <w:pStyle w:val="ListParagraph"/>
+        <w:spacing w:after="0"/>
+        <w:ind w:left="360"/>
+        <w:jc w:val="both"/>
+        <w:rPr>
+          <w:rFonts w:ascii="Times New Roman" w:hAnsi="Times New Roman"/>
+          <w:iCs/>
+          <w:sz w:val="24"/>
+          <w:szCs w:val="24"/>
+        </w:rPr>
+      </w:pPr>
     </w:p>
     <w:p>
       <w:pPr>
@@ -9535,6 +9563,34 @@
       <w:pPr>
         <w:pStyle w:val="ListParagraph"/>
         <w:spacing w:after="0" w:line="240" w:lineRule="auto"/>
+        <w:ind w:left="360" w:firstLine="360"/>
+        <w:jc w:val="both"/>
+        <w:rPr>
+          <w:rFonts w:ascii="Times New Roman" w:hAnsi="Times New Roman"/>
+          <w:iCs/>
+          <w:sz w:val="24"/>
+          <w:szCs w:val="24"/>
+        </w:rPr>
+      </w:pPr>
+    </w:p>
+    <w:p>
+      <w:pPr>
+        <w:pStyle w:val="ListParagraph"/>
+        <w:spacing w:after="0" w:line="240" w:lineRule="auto"/>
+        <w:ind w:left="360" w:firstLine="360"/>
+        <w:jc w:val="both"/>
+        <w:rPr>
+          <w:rFonts w:ascii="Times New Roman" w:hAnsi="Times New Roman"/>
+          <w:iCs/>
+          <w:sz w:val="24"/>
+          <w:szCs w:val="24"/>
+        </w:rPr>
+      </w:pPr>
+    </w:p>
+    <w:p>
+      <w:pPr>
+        <w:pStyle w:val="ListParagraph"/>
+        <w:spacing w:after="0" w:line="240" w:lineRule="auto"/>
         <w:ind w:left="360"/>
         <w:jc w:val="both"/>
         <w:rPr>
@@ -9568,6 +9624,7 @@
           <w:sz w:val="24"/>
           <w:szCs w:val="24"/>
         </w:rPr>
+        <w:lastRenderedPageBreak/>
         <w:t>Road Surface Perception</w:t>
       </w:r>
     </w:p>
@@ -9604,17 +9661,7 @@
           <w:sz w:val="24"/>
           <w:szCs w:val="24"/>
         </w:rPr>
-        <w:t xml:space="preserve">Road surface perception is a critical component of autonomous vehicle research, as road conditions directly influence vehicle safety, stability, comfort, and decision-making. Unlike </w:t>
-      </w:r>
-      <w:r>
-        <w:rPr>
-          <w:rFonts w:ascii="Times New Roman" w:hAnsi="Times New Roman"/>
-          <w:iCs/>
-          <w:sz w:val="24"/>
-          <w:szCs w:val="24"/>
-        </w:rPr>
-        <w:lastRenderedPageBreak/>
-        <w:t>static obstacles such as vehicles or pedestrians, road surface anomalies are part of the driving terrain and continuously interact with vehicle wheels, suspension, and control systems. Irregularities such as potholes, cracks, and uneven pavement can adversely affect steering, braking, and ride quality, making reliable road surface perception essential for safe autonomous navigation.</w:t>
+        <w:t>Road surface perception is a critical component of autonomous vehicle research, as road conditions directly influence vehicle safety, stability, comfort, and decision-making. Unlike static obstacles such as vehicles or pedestrians, road surface anomalies are part of the driving terrain and continuously interact with vehicle wheels, suspension, and control systems. Irregularities such as potholes, cracks, and uneven pavement can adversely affect steering, braking, and ride quality, making reliable road surface perception essential for safe autonomous navigation.</w:t>
       </w:r>
     </w:p>
     <w:p>
@@ -9629,15 +9676,6 @@
           <w:szCs w:val="24"/>
         </w:rPr>
       </w:pPr>
-      <w:r>
-        <w:rPr>
-          <w:rFonts w:ascii="Times New Roman" w:hAnsi="Times New Roman"/>
-          <w:iCs/>
-          <w:sz w:val="24"/>
-          <w:szCs w:val="24"/>
-        </w:rPr>
-        <w:t>In autonomous driving systems, perception modules transform raw sensor data into meaningful environmental understanding. Road surface perception extends beyond obstacle detection by requiring detailed analysis of geometric and textural variations that indicate surface degradation. Potholes often lack clear visual boundaries and may resemble shadows or stains, making them difficult to detect using conventional 2D object detection techniques. Consequently, continuous surface analysis is necessary for accurate identification.</w:t>
-      </w:r>
     </w:p>
     <w:p>
       <w:pPr>
@@ -9658,8 +9696,56 @@
           <w:sz w:val="24"/>
           <w:szCs w:val="24"/>
         </w:rPr>
+        <w:t>In autonomous driving systems, perception modules transform raw sensor data into meaningful environmental understanding. Road surface perception extends beyond obstacle detection by requiring detailed analysis of geometric and textural variations that indicate surface degradation. Potholes often lack clear visual boundaries and may resemble shadows or stains, making them difficult to detect using conventional 2D object detection techniques. Consequently, continuous surface analysis is necessary for accurate identification.</w:t>
+      </w:r>
+    </w:p>
+    <w:p>
+      <w:pPr>
+        <w:spacing w:after="0" w:line="240" w:lineRule="auto"/>
+        <w:ind w:left="360"/>
+        <w:jc w:val="both"/>
+        <w:rPr>
+          <w:rFonts w:ascii="Times New Roman" w:hAnsi="Times New Roman"/>
+          <w:iCs/>
+          <w:sz w:val="24"/>
+          <w:szCs w:val="24"/>
+        </w:rPr>
+      </w:pPr>
+    </w:p>
+    <w:p>
+      <w:pPr>
+        <w:spacing w:after="0" w:line="240" w:lineRule="auto"/>
+        <w:ind w:left="360"/>
+        <w:jc w:val="both"/>
+        <w:rPr>
+          <w:rFonts w:ascii="Times New Roman" w:hAnsi="Times New Roman"/>
+          <w:iCs/>
+          <w:sz w:val="24"/>
+          <w:szCs w:val="24"/>
+        </w:rPr>
+      </w:pPr>
+      <w:r>
+        <w:rPr>
+          <w:rFonts w:ascii="Times New Roman" w:hAnsi="Times New Roman"/>
+          <w:iCs/>
+          <w:sz w:val="24"/>
+          <w:szCs w:val="24"/>
+        </w:rPr>
         <w:t>Vision-based perception systems are widely adopted due to their cost-effectiveness and compatibility with existing vehicle platforms. Cameras capture rich visual cues such as texture and shading, enabling detection of damaged road regions. However, environmental factors including lighting variations, shadows, and reflections can degrade accuracy when relying solely on image appearance. To address this, modern approaches employ deep learning models that learn robust hierarchical features, improving discrimination between potholes and visually similar patterns.</w:t>
       </w:r>
+    </w:p>
+    <w:p>
+      <w:pPr>
+        <w:spacing w:after="0" w:line="240" w:lineRule="auto"/>
+        <w:ind w:left="360"/>
+        <w:jc w:val="both"/>
+        <w:rPr>
+          <w:rFonts w:ascii="Times New Roman" w:hAnsi="Times New Roman"/>
+          <w:iCs/>
+          <w:sz w:val="24"/>
+          <w:szCs w:val="24"/>
+        </w:rPr>
+      </w:pPr>
     </w:p>
     <w:p>
       <w:pPr>
@@ -9779,15 +9865,6 @@
           <w:szCs w:val="24"/>
         </w:rPr>
       </w:pPr>
-      <w:r>
-        <w:rPr>
-          <w:rFonts w:ascii="Times New Roman" w:hAnsi="Times New Roman"/>
-          <w:iCs/>
-          <w:sz w:val="24"/>
-          <w:szCs w:val="24"/>
-        </w:rPr>
-        <w:t>Traditional 2D detection methods treat potholes as visual objects, offering computational efficiency but failing to capture geometric complexity. A bounding box does not convey critical information such as depth or severity, which can result in underestimating or overestimating the hazard posed by a road defect. To address this limitation, recent studies incorporate geometry-aware perception, enabling systems to infer the three-dimensional structure of potholes rather than merely detecting their presence.</w:t>
-      </w:r>
     </w:p>
     <w:p>
       <w:pPr>
@@ -9808,7 +9885,17 @@
           <w:sz w:val="24"/>
           <w:szCs w:val="24"/>
         </w:rPr>
-        <w:t>Monocular camera-based systems have emerged as a cost-effective solution for achieving structural understanding. Advances in deep learning enable depth estimation from a single RGB image by learning geometric cues such as perspective, texture gradients, and object scale. When combined with vision-based pothole detection, monocular depth estimation allows autonomous systems to infer relative depth and shape without relying on expensive LiDAR or stereo sensors.</w:t>
+        <w:t xml:space="preserve">Traditional 2D detection methods treat potholes as visual objects, offering computational efficiency but failing to capture geometric complexity. A bounding box does not convey critical information such as depth or severity, which can result in underestimating or overestimating the hazard posed by a road defect. To address this limitation, recent studies </w:t>
+      </w:r>
+      <w:r>
+        <w:rPr>
+          <w:rFonts w:ascii="Times New Roman" w:hAnsi="Times New Roman"/>
+          <w:iCs/>
+          <w:sz w:val="24"/>
+          <w:szCs w:val="24"/>
+        </w:rPr>
+        <w:lastRenderedPageBreak/>
+        <w:t>incorporate geometry-aware perception, enabling systems to infer the three-dimensional structure of potholes rather than merely detecting their presence.</w:t>
       </w:r>
     </w:p>
     <w:p>
@@ -9823,16 +9910,76 @@
           <w:szCs w:val="24"/>
         </w:rPr>
       </w:pPr>
-      <w:r>
-        <w:rPr>
-          <w:rFonts w:ascii="Times New Roman" w:hAnsi="Times New Roman"/>
-          <w:iCs/>
-          <w:sz w:val="24"/>
-          <w:szCs w:val="24"/>
-        </w:rPr>
-        <w:lastRenderedPageBreak/>
+    </w:p>
+    <w:p>
+      <w:pPr>
+        <w:spacing w:after="0" w:line="240" w:lineRule="auto"/>
+        <w:ind w:left="360"/>
+        <w:jc w:val="both"/>
+        <w:rPr>
+          <w:rFonts w:ascii="Times New Roman" w:hAnsi="Times New Roman"/>
+          <w:iCs/>
+          <w:sz w:val="24"/>
+          <w:szCs w:val="24"/>
+        </w:rPr>
+      </w:pPr>
+      <w:r>
+        <w:rPr>
+          <w:rFonts w:ascii="Times New Roman" w:hAnsi="Times New Roman"/>
+          <w:iCs/>
+          <w:sz w:val="24"/>
+          <w:szCs w:val="24"/>
+        </w:rPr>
+        <w:t>Monocular camera-based systems have emerged as a cost-effective solution for achieving structural understanding. Advances in deep learning enable depth estimation from a single RGB image by learning geometric cues such as perspective, texture gradients, and object scale. When combined with vision-based pothole detection, monocular depth estimation allows autonomous systems to infer relative depth and shape without relying on expensive LiDAR or stereo sensors.</w:t>
+      </w:r>
+    </w:p>
+    <w:p>
+      <w:pPr>
+        <w:spacing w:after="0" w:line="240" w:lineRule="auto"/>
+        <w:ind w:left="360"/>
+        <w:jc w:val="both"/>
+        <w:rPr>
+          <w:rFonts w:ascii="Times New Roman" w:hAnsi="Times New Roman"/>
+          <w:iCs/>
+          <w:sz w:val="24"/>
+          <w:szCs w:val="24"/>
+        </w:rPr>
+      </w:pPr>
+    </w:p>
+    <w:p>
+      <w:pPr>
+        <w:spacing w:after="0" w:line="240" w:lineRule="auto"/>
+        <w:ind w:left="360"/>
+        <w:jc w:val="both"/>
+        <w:rPr>
+          <w:rFonts w:ascii="Times New Roman" w:hAnsi="Times New Roman"/>
+          <w:iCs/>
+          <w:sz w:val="24"/>
+          <w:szCs w:val="24"/>
+        </w:rPr>
+      </w:pPr>
+      <w:r>
+        <w:rPr>
+          <w:rFonts w:ascii="Times New Roman" w:hAnsi="Times New Roman"/>
+          <w:iCs/>
+          <w:sz w:val="24"/>
+          <w:szCs w:val="24"/>
+        </w:rPr>
         <w:t>Structural understanding is further enhanced through wireframe or mesh representations, which model potholes using connected edges or polygons to describe their spatial extent and depth variations. Wireframe modeling enables precise boundary localization and quantitative severity analysis, supporting informed behavioral planning such as controlled deceleration or path adjustment. Real-time implementation of these techniques requires efficient model design and temporal consistency to ensure stable perception across consecutive frames.</w:t>
       </w:r>
+    </w:p>
+    <w:p>
+      <w:pPr>
+        <w:spacing w:after="0" w:line="240" w:lineRule="auto"/>
+        <w:ind w:left="360"/>
+        <w:jc w:val="both"/>
+        <w:rPr>
+          <w:rFonts w:ascii="Times New Roman" w:hAnsi="Times New Roman"/>
+          <w:iCs/>
+          <w:sz w:val="24"/>
+          <w:szCs w:val="24"/>
+        </w:rPr>
+      </w:pPr>
     </w:p>
     <w:p>
       <w:pPr>
@@ -9942,15 +10089,6 @@
           <w:szCs w:val="24"/>
         </w:rPr>
       </w:pPr>
-      <w:r>
-        <w:rPr>
-          <w:rFonts w:ascii="Times New Roman" w:hAnsi="Times New Roman"/>
-          <w:iCs/>
-          <w:sz w:val="24"/>
-          <w:szCs w:val="24"/>
-        </w:rPr>
-        <w:t>Autonomous vehicles operate under strict real-time constraints, requiring perception and planning modules to produce accurate results with minimal latency. The goal of real-time structural modeling is not exact surface reconstruction but generating a sufficiently detailed approximation that supports immediate driving decisions. Achieving an effective balance between geometric accuracy and computational efficiency remains a key research challenge.</w:t>
-      </w:r>
     </w:p>
     <w:p>
       <w:pPr>
@@ -9971,7 +10109,7 @@
           <w:sz w:val="24"/>
           <w:szCs w:val="24"/>
         </w:rPr>
-        <w:t>Wireframe and mesh-based representations are commonly used to model pothole geometry. Wireframe models describe potholes using interconnected edges that highlight boundaries and depth variations while remaining computationally lightweight. Mesh-based representations further approximate surface topology using connected polygons. Both approaches offer significant advantages over flat 2D representations by explicitly encoding three-dimensional structure.</w:t>
+        <w:t>Autonomous vehicles operate under strict real-time constraints, requiring perception and planning modules to produce accurate results with minimal latency. The goal of real-time structural modeling is not exact surface reconstruction but generating a sufficiently detailed approximation that supports immediate driving decisions. Achieving an effective balance between geometric accuracy and computational efficiency remains a key research challenge.</w:t>
       </w:r>
     </w:p>
     <w:p>
@@ -9993,7 +10131,7 @@
           <w:sz w:val="24"/>
           <w:szCs w:val="24"/>
         </w:rPr>
-        <w:t>Structural modeling enables quantitative severity assessment of potholes by analyzing depth deviation and affected surface area. This information allows autonomous systems to distinguish minor surface irregularities from critical hazards and plan appropriate responses. Geometric representations directly support path planning and motion control by enabling safe trajectory computation around damaged regions with minimal lateral deviation.</w:t>
+        <w:t>Wireframe and mesh-based representations are commonly used to model pothole geometry. Wireframe models describe potholes using interconnected edges that highlight boundaries and depth variations while remaining computationally lightweight. Mesh-based representations further approximate surface topology using connected polygons. Both approaches offer significant advantages over flat 2D representations by explicitly encoding three-dimensional structure.</w:t>
       </w:r>
     </w:p>
     <w:p>
@@ -10008,6 +10146,64 @@
           <w:szCs w:val="24"/>
         </w:rPr>
       </w:pPr>
+    </w:p>
+    <w:p>
+      <w:pPr>
+        <w:spacing w:after="0" w:line="240" w:lineRule="auto"/>
+        <w:ind w:left="450"/>
+        <w:jc w:val="both"/>
+        <w:rPr>
+          <w:rFonts w:ascii="Times New Roman" w:hAnsi="Times New Roman"/>
+          <w:iCs/>
+          <w:sz w:val="24"/>
+          <w:szCs w:val="24"/>
+        </w:rPr>
+      </w:pPr>
+      <w:r>
+        <w:rPr>
+          <w:rFonts w:ascii="Times New Roman" w:hAnsi="Times New Roman"/>
+          <w:iCs/>
+          <w:sz w:val="24"/>
+          <w:szCs w:val="24"/>
+        </w:rPr>
+        <w:t xml:space="preserve">Structural modeling enables quantitative severity assessment of potholes by analyzing depth deviation and affected surface area. This information allows autonomous systems to distinguish minor surface irregularities from critical hazards and plan appropriate responses. </w:t>
+      </w:r>
+      <w:r>
+        <w:rPr>
+          <w:rFonts w:ascii="Times New Roman" w:hAnsi="Times New Roman"/>
+          <w:iCs/>
+          <w:sz w:val="24"/>
+          <w:szCs w:val="24"/>
+        </w:rPr>
+        <w:lastRenderedPageBreak/>
+        <w:t>Geometric representations directly support path planning and motion control by enabling safe trajectory computation around damaged regions with minimal lateral deviation.</w:t>
+      </w:r>
+    </w:p>
+    <w:p>
+      <w:pPr>
+        <w:spacing w:after="0" w:line="240" w:lineRule="auto"/>
+        <w:ind w:left="450"/>
+        <w:jc w:val="both"/>
+        <w:rPr>
+          <w:rFonts w:ascii="Times New Roman" w:hAnsi="Times New Roman"/>
+          <w:iCs/>
+          <w:sz w:val="24"/>
+          <w:szCs w:val="24"/>
+        </w:rPr>
+      </w:pPr>
+    </w:p>
+    <w:p>
+      <w:pPr>
+        <w:spacing w:after="0" w:line="240" w:lineRule="auto"/>
+        <w:ind w:left="450"/>
+        <w:jc w:val="both"/>
+        <w:rPr>
+          <w:rFonts w:ascii="Times New Roman" w:hAnsi="Times New Roman"/>
+          <w:iCs/>
+          <w:sz w:val="24"/>
+          <w:szCs w:val="24"/>
+        </w:rPr>
+      </w:pPr>
       <w:r>
         <w:rPr>
           <w:rFonts w:ascii="Times New Roman" w:hAnsi="Times New Roman"/>
@@ -10017,6 +10213,19 @@
         </w:rPr>
         <w:t>Speed regulation is another key application of structural modeling. By evaluating pothole depth and slope, autonomous vehicles can compute controlled deceleration profiles that reduce suspension stress and improve passenger comfort. Structural modeling also integrates road anomalies into the broader obstacle avoidance framework, allowing unified reasoning with other static and dynamic obstacles.</w:t>
       </w:r>
+    </w:p>
+    <w:p>
+      <w:pPr>
+        <w:spacing w:after="0" w:line="240" w:lineRule="auto"/>
+        <w:ind w:left="450"/>
+        <w:jc w:val="both"/>
+        <w:rPr>
+          <w:rFonts w:ascii="Times New Roman" w:hAnsi="Times New Roman"/>
+          <w:iCs/>
+          <w:sz w:val="24"/>
+          <w:szCs w:val="24"/>
+        </w:rPr>
+      </w:pPr>
     </w:p>
     <w:p>
       <w:pPr>
@@ -10128,6 +10337,19 @@
           <w:szCs w:val="24"/>
         </w:rPr>
       </w:pPr>
+    </w:p>
+    <w:p>
+      <w:pPr>
+        <w:spacing w:after="0" w:line="240" w:lineRule="auto"/>
+        <w:ind w:left="360" w:firstLine="360"/>
+        <w:jc w:val="both"/>
+        <w:rPr>
+          <w:rFonts w:ascii="Times New Roman" w:hAnsi="Times New Roman"/>
+          <w:iCs/>
+          <w:sz w:val="24"/>
+          <w:szCs w:val="24"/>
+        </w:rPr>
+      </w:pPr>
       <w:r>
         <w:rPr>
           <w:rFonts w:ascii="Times New Roman" w:hAnsi="Times New Roman"/>
@@ -10224,15 +10446,6 @@
           <w:szCs w:val="24"/>
         </w:rPr>
       </w:pPr>
-      <w:r>
-        <w:rPr>
-          <w:rFonts w:ascii="Times New Roman" w:hAnsi="Times New Roman"/>
-          <w:iCs/>
-          <w:sz w:val="24"/>
-          <w:szCs w:val="24"/>
-        </w:rPr>
-        <w:t>Raw images often contain noise, illumination variations, motion blur, and perspective distortions caused by vehicle movement and environmental conditions. Preprocessing techniques are applied to enhance image quality and standardize input data for deep learning models. Common preprocessing steps include resizing, normalization, noise reduction, contrast enhancement, and color space conversion. These operations improve feature visibility and reduce sensitivity to lighting changes, shadows, and surface reflections.</w:t>
-      </w:r>
     </w:p>
     <w:p>
       <w:pPr>
@@ -10253,6 +10466,42 @@
           <w:sz w:val="24"/>
           <w:szCs w:val="24"/>
         </w:rPr>
+        <w:t>Raw images often contain noise, illumination variations, motion blur, and perspective distortions caused by vehicle movement and environmental conditions. Preprocessing techniques are applied to enhance image quality and standardize input data for deep learning models. Common preprocessing steps include resizing, normalization, noise reduction, contrast enhancement, and color space conversion. These operations improve feature visibility and reduce sensitivity to lighting changes, shadows, and surface reflections.</w:t>
+      </w:r>
+    </w:p>
+    <w:p>
+      <w:pPr>
+        <w:spacing w:after="0" w:line="240" w:lineRule="auto"/>
+        <w:ind w:left="360" w:firstLine="360"/>
+        <w:jc w:val="both"/>
+        <w:rPr>
+          <w:rFonts w:ascii="Times New Roman" w:hAnsi="Times New Roman"/>
+          <w:iCs/>
+          <w:sz w:val="24"/>
+          <w:szCs w:val="24"/>
+        </w:rPr>
+      </w:pPr>
+    </w:p>
+    <w:p>
+      <w:pPr>
+        <w:spacing w:after="0" w:line="240" w:lineRule="auto"/>
+        <w:ind w:left="360" w:firstLine="360"/>
+        <w:jc w:val="both"/>
+        <w:rPr>
+          <w:rFonts w:ascii="Times New Roman" w:hAnsi="Times New Roman"/>
+          <w:iCs/>
+          <w:sz w:val="24"/>
+          <w:szCs w:val="24"/>
+        </w:rPr>
+      </w:pPr>
+      <w:r>
+        <w:rPr>
+          <w:rFonts w:ascii="Times New Roman" w:hAnsi="Times New Roman"/>
+          <w:iCs/>
+          <w:sz w:val="24"/>
+          <w:szCs w:val="24"/>
+        </w:rPr>
+        <w:lastRenderedPageBreak/>
         <w:t>Effective preprocessing ensures that the deep learning models focus on relevant road features rather than artifacts. In real-time systems, preprocessing must be computationally lightweight to avoid introducing latency. Therefore, only essential transformations are applied to maintain a balance between image enhancement and processing speed.</w:t>
       </w:r>
     </w:p>
@@ -10342,15 +10591,6 @@
           <w:szCs w:val="24"/>
         </w:rPr>
       </w:pPr>
-      <w:r>
-        <w:rPr>
-          <w:rFonts w:ascii="Times New Roman" w:hAnsi="Times New Roman"/>
-          <w:iCs/>
-          <w:sz w:val="24"/>
-          <w:szCs w:val="24"/>
-        </w:rPr>
-        <w:t>Modern object detection models such as YOLO (You Only Look Once) are particularly suited for real-time applications. They perform detection in a single forward pass, enabling high-speed inference while maintaining acceptable accuracy. In pothole detection, the model identifies regions of interest where road surface anomalies are likely present.</w:t>
-      </w:r>
     </w:p>
     <w:p>
       <w:pPr>
@@ -10371,17 +10611,42 @@
           <w:sz w:val="24"/>
           <w:szCs w:val="24"/>
         </w:rPr>
-        <w:t xml:space="preserve">Unlike traditional image processing methods that rely on handcrafted features, deep learning models adapt to diverse road conditions through training on large datasets. This adaptability improves robustness under varying lighting, weather, and pavement conditions. </w:t>
-      </w:r>
-      <w:r>
-        <w:rPr>
-          <w:rFonts w:ascii="Times New Roman" w:hAnsi="Times New Roman"/>
-          <w:iCs/>
-          <w:sz w:val="24"/>
-          <w:szCs w:val="24"/>
-        </w:rPr>
-        <w:lastRenderedPageBreak/>
-        <w:t>However, deep learning models primarily operate in two-dimensional space, necessitating additional processing to extract structural information from detected pothole regions.</w:t>
+        <w:t>Modern object detection models such as YOLO (You Only Look Once) are particularly suited for real-time applications. They perform detection in a single forward pass, enabling high-speed inference while maintaining acceptable accuracy. In pothole detection, the model identifies regions of interest where road surface anomalies are likely present.</w:t>
+      </w:r>
+    </w:p>
+    <w:p>
+      <w:pPr>
+        <w:spacing w:after="0" w:line="240" w:lineRule="auto"/>
+        <w:ind w:left="360" w:firstLine="360"/>
+        <w:jc w:val="both"/>
+        <w:rPr>
+          <w:rFonts w:ascii="Times New Roman" w:hAnsi="Times New Roman"/>
+          <w:iCs/>
+          <w:sz w:val="24"/>
+          <w:szCs w:val="24"/>
+        </w:rPr>
+      </w:pPr>
+    </w:p>
+    <w:p>
+      <w:pPr>
+        <w:spacing w:after="0" w:line="240" w:lineRule="auto"/>
+        <w:ind w:left="360" w:firstLine="360"/>
+        <w:jc w:val="both"/>
+        <w:rPr>
+          <w:rFonts w:ascii="Times New Roman" w:hAnsi="Times New Roman"/>
+          <w:iCs/>
+          <w:sz w:val="24"/>
+          <w:szCs w:val="24"/>
+        </w:rPr>
+      </w:pPr>
+      <w:r>
+        <w:rPr>
+          <w:rFonts w:ascii="Times New Roman" w:hAnsi="Times New Roman"/>
+          <w:iCs/>
+          <w:sz w:val="24"/>
+          <w:szCs w:val="24"/>
+        </w:rPr>
+        <w:t>Unlike traditional image processing methods that rely on handcrafted features, deep learning models adapt to diverse road conditions through training on large datasets. This adaptability improves robustness under varying lighting, weather, and pavement conditions. However, deep learning models primarily operate in two-dimensional space, necessitating additional processing to extract structural information from detected pothole regions.</w:t>
       </w:r>
     </w:p>
     <w:p>
@@ -10470,6 +10735,19 @@
           <w:szCs w:val="24"/>
         </w:rPr>
       </w:pPr>
+    </w:p>
+    <w:p>
+      <w:pPr>
+        <w:spacing w:after="0" w:line="240" w:lineRule="auto"/>
+        <w:ind w:left="360" w:firstLine="360"/>
+        <w:jc w:val="both"/>
+        <w:rPr>
+          <w:rFonts w:ascii="Times New Roman" w:hAnsi="Times New Roman"/>
+          <w:iCs/>
+          <w:sz w:val="24"/>
+          <w:szCs w:val="24"/>
+        </w:rPr>
+      </w:pPr>
       <w:r>
         <w:rPr>
           <w:rFonts w:ascii="Times New Roman" w:hAnsi="Times New Roman"/>
@@ -10479,6 +10757,19 @@
         </w:rPr>
         <w:t>Recent advances in deep learning have enabled accurate depth estimation from monocular images by learning geometric priors from large-scale datasets. These models analyze visual cues such as perspective, shading, and texture gradients to infer relative depth. Although monocular depth estimation does not provide absolute measurements comparable to LiDAR, it offers sufficient accuracy for navigation and decision-making.</w:t>
       </w:r>
+    </w:p>
+    <w:p>
+      <w:pPr>
+        <w:spacing w:after="0" w:line="240" w:lineRule="auto"/>
+        <w:ind w:left="360" w:firstLine="360"/>
+        <w:jc w:val="both"/>
+        <w:rPr>
+          <w:rFonts w:ascii="Times New Roman" w:hAnsi="Times New Roman"/>
+          <w:iCs/>
+          <w:sz w:val="24"/>
+          <w:szCs w:val="24"/>
+        </w:rPr>
+      </w:pPr>
     </w:p>
     <w:p>
       <w:pPr>
@@ -10573,7 +10864,17 @@
           <w:sz w:val="24"/>
           <w:szCs w:val="24"/>
         </w:rPr>
-        <w:t>Wireframe and geometric modeling convert depth-enhanced pothole detections into structured representations of road surface anomalies. A wireframe model outlines the geometric boundaries and internal structure of a pothole using interconnected edges and vertices. This representation captures shape, size, and spatial extent while remaining computationally efficient.</w:t>
+        <w:t xml:space="preserve">Wireframe and geometric modeling convert depth-enhanced pothole detections into structured representations of road surface anomalies. A wireframe model outlines the geometric boundaries and internal structure of a pothole using interconnected edges and </w:t>
+      </w:r>
+      <w:r>
+        <w:rPr>
+          <w:rFonts w:ascii="Times New Roman" w:hAnsi="Times New Roman"/>
+          <w:iCs/>
+          <w:sz w:val="24"/>
+          <w:szCs w:val="24"/>
+        </w:rPr>
+        <w:lastRenderedPageBreak/>
+        <w:t>vertices. This representation captures shape, size, and spatial extent while remaining computationally efficient.</w:t>
       </w:r>
     </w:p>
     <w:p>
@@ -10588,6 +10889,19 @@
           <w:szCs w:val="24"/>
         </w:rPr>
       </w:pPr>
+    </w:p>
+    <w:p>
+      <w:pPr>
+        <w:spacing w:after="0" w:line="240" w:lineRule="auto"/>
+        <w:ind w:left="360" w:firstLine="360"/>
+        <w:jc w:val="both"/>
+        <w:rPr>
+          <w:rFonts w:ascii="Times New Roman" w:hAnsi="Times New Roman"/>
+          <w:iCs/>
+          <w:sz w:val="24"/>
+          <w:szCs w:val="24"/>
+        </w:rPr>
+      </w:pPr>
       <w:r>
         <w:rPr>
           <w:rFonts w:ascii="Times New Roman" w:hAnsi="Times New Roman"/>
@@ -10597,6 +10911,19 @@
         </w:rPr>
         <w:t>Geometric modeling enables quantitative analysis of potholes, including boundary estimation and surface profiling. Unlike flat segmentation masks, wireframe representations preserve three-dimensional relationships, allowing the system to reason about how a pothole interacts with vehicle dynamics. This structured understanding is essential for downstream modules such as path planning and motion control.</w:t>
       </w:r>
+    </w:p>
+    <w:p>
+      <w:pPr>
+        <w:spacing w:after="0" w:line="240" w:lineRule="auto"/>
+        <w:ind w:left="360" w:firstLine="360"/>
+        <w:jc w:val="both"/>
+        <w:rPr>
+          <w:rFonts w:ascii="Times New Roman" w:hAnsi="Times New Roman"/>
+          <w:iCs/>
+          <w:sz w:val="24"/>
+          <w:szCs w:val="24"/>
+        </w:rPr>
+      </w:pPr>
     </w:p>
     <w:p>
       <w:pPr>
@@ -10711,6 +11038,19 @@
           <w:szCs w:val="24"/>
         </w:rPr>
       </w:pPr>
+    </w:p>
+    <w:p>
+      <w:pPr>
+        <w:spacing w:after="0" w:line="240" w:lineRule="auto"/>
+        <w:ind w:left="360" w:firstLine="360"/>
+        <w:jc w:val="both"/>
+        <w:rPr>
+          <w:rFonts w:ascii="Times New Roman" w:hAnsi="Times New Roman"/>
+          <w:iCs/>
+          <w:sz w:val="24"/>
+          <w:szCs w:val="24"/>
+        </w:rPr>
+      </w:pPr>
       <w:r>
         <w:rPr>
           <w:rFonts w:ascii="Times New Roman" w:hAnsi="Times New Roman"/>
@@ -10807,6 +11147,19 @@
           <w:szCs w:val="24"/>
         </w:rPr>
       </w:pPr>
+    </w:p>
+    <w:p>
+      <w:pPr>
+        <w:spacing w:after="0" w:line="240" w:lineRule="auto"/>
+        <w:ind w:left="360" w:firstLine="360"/>
+        <w:jc w:val="both"/>
+        <w:rPr>
+          <w:rFonts w:ascii="Times New Roman" w:hAnsi="Times New Roman"/>
+          <w:iCs/>
+          <w:sz w:val="24"/>
+          <w:szCs w:val="24"/>
+        </w:rPr>
+      </w:pPr>
       <w:r>
         <w:rPr>
           <w:rFonts w:ascii="Times New Roman" w:hAnsi="Times New Roman"/>
@@ -10903,6 +11256,19 @@
           <w:szCs w:val="24"/>
         </w:rPr>
       </w:pPr>
+    </w:p>
+    <w:p>
+      <w:pPr>
+        <w:spacing w:after="0" w:line="240" w:lineRule="auto"/>
+        <w:ind w:left="360" w:firstLine="360"/>
+        <w:jc w:val="both"/>
+        <w:rPr>
+          <w:rFonts w:ascii="Times New Roman" w:hAnsi="Times New Roman"/>
+          <w:iCs/>
+          <w:sz w:val="24"/>
+          <w:szCs w:val="24"/>
+        </w:rPr>
+      </w:pPr>
       <w:r>
         <w:rPr>
           <w:rFonts w:ascii="Times New Roman" w:hAnsi="Times New Roman"/>
@@ -10949,6 +11315,7 @@
           <w:sz w:val="24"/>
           <w:szCs w:val="24"/>
         </w:rPr>
+        <w:lastRenderedPageBreak/>
         <w:t>Computational Optimization for Real-Time Execution</w:t>
       </w:r>
     </w:p>
@@ -10986,6 +11353,19 @@
         </w:rPr>
         <w:t>Computational optimization ensures that the perception system meets real-time constraints without sacrificing accuracy. Lightweight neural networks, reduced input resolutions, and selective processing of regions of interest are commonly employed optimization strategies.</w:t>
       </w:r>
+    </w:p>
+    <w:p>
+      <w:pPr>
+        <w:spacing w:after="0" w:line="240" w:lineRule="auto"/>
+        <w:ind w:left="360" w:firstLine="360"/>
+        <w:jc w:val="both"/>
+        <w:rPr>
+          <w:rFonts w:ascii="Times New Roman" w:hAnsi="Times New Roman"/>
+          <w:iCs/>
+          <w:sz w:val="24"/>
+          <w:szCs w:val="24"/>
+        </w:rPr>
+      </w:pPr>
     </w:p>
     <w:p>
       <w:pPr>
@@ -11273,7 +11653,6 @@
           <w:sz w:val="24"/>
           <w:szCs w:val="24"/>
         </w:rPr>
-        <w:lastRenderedPageBreak/>
         <w:t>Safety and Decision Support Systems</w:t>
       </w:r>
     </w:p>
@@ -11644,6 +12023,8 @@
         <w:jc w:val="both"/>
         <w:rPr>
           <w:rFonts w:ascii="Times New Roman" w:hAnsi="Times New Roman"/>
+          <w:b/>
+          <w:bCs/>
           <w:iCs/>
           <w:sz w:val="24"/>
           <w:szCs w:val="24"/>
@@ -11659,55 +12040,6 @@
           <w:szCs w:val="24"/>
         </w:rPr>
         <w:t xml:space="preserve">DESCRIPTION: </w:t>
-      </w:r>
-      <w:r>
-        <w:rPr>
-          <w:rFonts w:ascii="Times New Roman" w:hAnsi="Times New Roman"/>
-          <w:iCs/>
-          <w:sz w:val="24"/>
-          <w:szCs w:val="24"/>
-        </w:rPr>
-        <w:t xml:space="preserve">This paper proposes an enhanced YOLOv8-based segmentation model for real-time pothole detection and physical measurement using RGB-D data. The authors collect synchronized RGB and depth images using an Intel RealSense D415 camera and introduce the publicly available </w:t>
-      </w:r>
-      <w:proofErr w:type="spellStart"/>
-      <w:r>
-        <w:rPr>
-          <w:rFonts w:ascii="Times New Roman" w:hAnsi="Times New Roman"/>
-          <w:iCs/>
-          <w:sz w:val="24"/>
-          <w:szCs w:val="24"/>
-        </w:rPr>
-        <w:t>PothRGBD</w:t>
-      </w:r>
-      <w:proofErr w:type="spellEnd"/>
-      <w:r>
-        <w:rPr>
-          <w:rFonts w:ascii="Times New Roman" w:hAnsi="Times New Roman"/>
-          <w:iCs/>
-          <w:sz w:val="24"/>
-          <w:szCs w:val="24"/>
-        </w:rPr>
-        <w:t xml:space="preserve"> dataset labeled for segmentation. The standard YOLOv8n-seg model is improved by integrating Dynamic Snake Convolution (</w:t>
-      </w:r>
-      <w:proofErr w:type="spellStart"/>
-      <w:r>
-        <w:rPr>
-          <w:rFonts w:ascii="Times New Roman" w:hAnsi="Times New Roman"/>
-          <w:iCs/>
-          <w:sz w:val="24"/>
-          <w:szCs w:val="24"/>
-        </w:rPr>
-        <w:t>DSConv</w:t>
-      </w:r>
-      <w:proofErr w:type="spellEnd"/>
-      <w:r>
-        <w:rPr>
-          <w:rFonts w:ascii="Times New Roman" w:hAnsi="Times New Roman"/>
-          <w:iCs/>
-          <w:sz w:val="24"/>
-          <w:szCs w:val="24"/>
-        </w:rPr>
-        <w:t>) for better handling of irregular pothole boundaries, the SimAM attention module to highlight informative regions, and the GELU activation function to improve learning stability. In addition to detecting potholes, the system accurately estimates pothole perimeter and depth by combining segmentation outputs with depth maps. The primary objective is to overcome the limitations of 2D vision-based methods by enabling accurate physical characterization of potholes while maintaining low computational complexity and real-time performance.</w:t>
       </w:r>
     </w:p>
     <w:p>
@@ -11728,6 +12060,68 @@
     <w:p>
       <w:pPr>
         <w:spacing w:after="0" w:line="240" w:lineRule="auto"/>
+        <w:ind w:left="360" w:firstLine="360"/>
+        <w:jc w:val="both"/>
+        <w:rPr>
+          <w:rFonts w:ascii="Times New Roman" w:hAnsi="Times New Roman"/>
+          <w:iCs/>
+          <w:sz w:val="24"/>
+          <w:szCs w:val="24"/>
+        </w:rPr>
+      </w:pPr>
+      <w:r>
+        <w:rPr>
+          <w:rFonts w:ascii="Times New Roman" w:hAnsi="Times New Roman"/>
+          <w:iCs/>
+          <w:sz w:val="24"/>
+          <w:szCs w:val="24"/>
+        </w:rPr>
+        <w:t xml:space="preserve">This paper proposes an enhanced YOLOv8-based segmentation model for real-time pothole detection and physical measurement using RGB-D data. The authors collect synchronized RGB and depth images using an Intel RealSense D415 camera and introduce the publicly available </w:t>
+      </w:r>
+      <w:proofErr w:type="spellStart"/>
+      <w:r>
+        <w:rPr>
+          <w:rFonts w:ascii="Times New Roman" w:hAnsi="Times New Roman"/>
+          <w:iCs/>
+          <w:sz w:val="24"/>
+          <w:szCs w:val="24"/>
+        </w:rPr>
+        <w:t>PothRGBD</w:t>
+      </w:r>
+      <w:proofErr w:type="spellEnd"/>
+      <w:r>
+        <w:rPr>
+          <w:rFonts w:ascii="Times New Roman" w:hAnsi="Times New Roman"/>
+          <w:iCs/>
+          <w:sz w:val="24"/>
+          <w:szCs w:val="24"/>
+        </w:rPr>
+        <w:t xml:space="preserve"> dataset labeled for segmentation. The standard YOLOv8n-seg model is improved by integrating Dynamic Snake Convolution (</w:t>
+      </w:r>
+      <w:proofErr w:type="spellStart"/>
+      <w:r>
+        <w:rPr>
+          <w:rFonts w:ascii="Times New Roman" w:hAnsi="Times New Roman"/>
+          <w:iCs/>
+          <w:sz w:val="24"/>
+          <w:szCs w:val="24"/>
+        </w:rPr>
+        <w:t>DSConv</w:t>
+      </w:r>
+      <w:proofErr w:type="spellEnd"/>
+      <w:r>
+        <w:rPr>
+          <w:rFonts w:ascii="Times New Roman" w:hAnsi="Times New Roman"/>
+          <w:iCs/>
+          <w:sz w:val="24"/>
+          <w:szCs w:val="24"/>
+        </w:rPr>
+        <w:t>) for better handling of irregular pothole boundaries, the SimAM attention module to highlight informative regions, and the GELU activation function to improve learning stability. In addition to detecting potholes, the system accurately estimates pothole perimeter and depth by combining segmentation outputs with depth maps. The primary objective is to overcome the limitations of 2D vision-based methods by enabling accurate physical characterization of potholes while maintaining low computational complexity and real-time performance.</w:t>
+      </w:r>
+    </w:p>
+    <w:p>
+      <w:pPr>
+        <w:spacing w:after="0" w:line="240" w:lineRule="auto"/>
         <w:ind w:left="360"/>
         <w:jc w:val="both"/>
         <w:rPr>
@@ -11739,6 +12133,21 @@
           <w:szCs w:val="24"/>
         </w:rPr>
       </w:pPr>
+    </w:p>
+    <w:p>
+      <w:pPr>
+        <w:spacing w:after="0" w:line="240" w:lineRule="auto"/>
+        <w:ind w:left="360"/>
+        <w:jc w:val="both"/>
+        <w:rPr>
+          <w:rFonts w:ascii="Times New Roman" w:hAnsi="Times New Roman"/>
+          <w:b/>
+          <w:bCs/>
+          <w:iCs/>
+          <w:sz w:val="24"/>
+          <w:szCs w:val="24"/>
+        </w:rPr>
+      </w:pPr>
       <w:r>
         <w:rPr>
           <w:rFonts w:ascii="Times New Roman" w:hAnsi="Times New Roman"/>
@@ -11761,6 +12170,36 @@
         </w:rPr>
         <w:t xml:space="preserve"> </w:t>
       </w:r>
+    </w:p>
+    <w:p>
+      <w:pPr>
+        <w:spacing w:after="0" w:line="240" w:lineRule="auto"/>
+        <w:ind w:left="360"/>
+        <w:jc w:val="both"/>
+        <w:rPr>
+          <w:rFonts w:ascii="Times New Roman" w:hAnsi="Times New Roman"/>
+          <w:b/>
+          <w:bCs/>
+          <w:iCs/>
+          <w:sz w:val="24"/>
+          <w:szCs w:val="24"/>
+        </w:rPr>
+      </w:pPr>
+    </w:p>
+    <w:p>
+      <w:pPr>
+        <w:spacing w:after="0" w:line="240" w:lineRule="auto"/>
+        <w:ind w:left="360" w:firstLine="360"/>
+        <w:jc w:val="both"/>
+        <w:rPr>
+          <w:rFonts w:ascii="Times New Roman" w:hAnsi="Times New Roman"/>
+          <w:b/>
+          <w:bCs/>
+          <w:iCs/>
+          <w:sz w:val="24"/>
+          <w:szCs w:val="24"/>
+        </w:rPr>
+      </w:pPr>
       <w:r>
         <w:rPr>
           <w:rFonts w:ascii="Times New Roman" w:hAnsi="Times New Roman"/>
@@ -12121,15 +12560,6 @@
         </w:rPr>
         <w:t xml:space="preserve">DESCRIPTION: </w:t>
       </w:r>
-      <w:r>
-        <w:rPr>
-          <w:rFonts w:ascii="Times New Roman" w:hAnsi="Times New Roman"/>
-          <w:iCs/>
-          <w:sz w:val="24"/>
-          <w:szCs w:val="24"/>
-        </w:rPr>
-        <w:t>This paper presents a vision-based pothole detection and classification system designed for autonomous driving applications. The authors use a deep convolutional neural network as a feature extractor and combine it with machine learning classifiers optimized using meta-heuristic algorithms. To address dataset imbalance, oversampling techniques are applied, improving classification robustness. The system focuses on accurate identification of potholes from road images under varying conditions and achieves high classification performance, demonstrating the effectiveness of deep feature extraction combined with optimized learning strategies.</w:t>
-      </w:r>
     </w:p>
     <w:p>
       <w:pPr>
@@ -12149,10 +12579,51 @@
     <w:p>
       <w:pPr>
         <w:spacing w:after="0" w:line="240" w:lineRule="auto"/>
+        <w:ind w:left="360" w:firstLine="360"/>
+        <w:jc w:val="both"/>
+        <w:rPr>
+          <w:rFonts w:ascii="Times New Roman" w:hAnsi="Times New Roman"/>
+          <w:b/>
+          <w:bCs/>
+          <w:iCs/>
+          <w:sz w:val="24"/>
+          <w:szCs w:val="24"/>
+        </w:rPr>
+      </w:pPr>
+      <w:r>
+        <w:rPr>
+          <w:rFonts w:ascii="Times New Roman" w:hAnsi="Times New Roman"/>
+          <w:iCs/>
+          <w:sz w:val="24"/>
+          <w:szCs w:val="24"/>
+        </w:rPr>
+        <w:t>This paper presents a vision-based pothole detection and classification system designed for autonomous driving applications. The authors use a deep convolutional neural network as a feature extractor and combine it with machine learning classifiers optimized using meta-heuristic algorithms. To address dataset imbalance, oversampling techniques are applied, improving classification robustness. The system focuses on accurate identification of potholes from road images under varying conditions and achieves high classification performance, demonstrating the effectiveness of deep feature extraction combined with optimized learning strategies.</w:t>
+      </w:r>
+    </w:p>
+    <w:p>
+      <w:pPr>
+        <w:spacing w:after="0" w:line="240" w:lineRule="auto"/>
         <w:ind w:left="360"/>
         <w:jc w:val="both"/>
         <w:rPr>
           <w:rFonts w:ascii="Times New Roman" w:hAnsi="Times New Roman"/>
+          <w:b/>
+          <w:bCs/>
+          <w:iCs/>
+          <w:sz w:val="24"/>
+          <w:szCs w:val="24"/>
+        </w:rPr>
+      </w:pPr>
+    </w:p>
+    <w:p>
+      <w:pPr>
+        <w:spacing w:after="0" w:line="240" w:lineRule="auto"/>
+        <w:ind w:left="360"/>
+        <w:jc w:val="both"/>
+        <w:rPr>
+          <w:rFonts w:ascii="Times New Roman" w:hAnsi="Times New Roman"/>
+          <w:b/>
+          <w:bCs/>
           <w:iCs/>
           <w:sz w:val="24"/>
           <w:szCs w:val="24"/>
@@ -12180,6 +12651,34 @@
         </w:rPr>
         <w:t xml:space="preserve"> </w:t>
       </w:r>
+    </w:p>
+    <w:p>
+      <w:pPr>
+        <w:spacing w:after="0" w:line="240" w:lineRule="auto"/>
+        <w:ind w:left="360"/>
+        <w:jc w:val="both"/>
+        <w:rPr>
+          <w:rFonts w:ascii="Times New Roman" w:hAnsi="Times New Roman"/>
+          <w:b/>
+          <w:bCs/>
+          <w:iCs/>
+          <w:sz w:val="24"/>
+          <w:szCs w:val="24"/>
+        </w:rPr>
+      </w:pPr>
+    </w:p>
+    <w:p>
+      <w:pPr>
+        <w:spacing w:after="0" w:line="240" w:lineRule="auto"/>
+        <w:ind w:left="360" w:firstLine="360"/>
+        <w:jc w:val="both"/>
+        <w:rPr>
+          <w:rFonts w:ascii="Times New Roman" w:hAnsi="Times New Roman"/>
+          <w:iCs/>
+          <w:sz w:val="24"/>
+          <w:szCs w:val="24"/>
+        </w:rPr>
+      </w:pPr>
       <w:r>
         <w:rPr>
           <w:rFonts w:ascii="Times New Roman" w:hAnsi="Times New Roman"/>
@@ -12193,6 +12692,7 @@
     <w:p>
       <w:pPr>
         <w:spacing w:after="0" w:line="240" w:lineRule="auto"/>
+        <w:jc w:val="both"/>
         <w:rPr>
           <w:rFonts w:ascii="Times New Roman" w:hAnsi="Times New Roman"/>
           <w:iCs/>
@@ -12561,15 +13061,6 @@
         </w:rPr>
         <w:t xml:space="preserve">DESCRIPTION: </w:t>
       </w:r>
-      <w:r>
-        <w:rPr>
-          <w:rFonts w:ascii="Times New Roman" w:hAnsi="Times New Roman"/>
-          <w:iCs/>
-          <w:sz w:val="24"/>
-          <w:szCs w:val="24"/>
-        </w:rPr>
-        <w:t>This paper proposes a real-time 3D scene reconstruction framework using multiple RGB-D cameras to generate stable triangle meshes for dynamic environments. The authors integrate moving least squares (MLS) surface reconstruction with GPU-accelerated mesh generation to smooth noisy depth data and ensure temporal stability. The system efficiently produces consistent geometric representations suitable for real-time applications such as robotics and augmented reality.</w:t>
-      </w:r>
     </w:p>
     <w:p>
       <w:pPr>
@@ -12589,10 +13080,51 @@
     <w:p>
       <w:pPr>
         <w:spacing w:after="0" w:line="240" w:lineRule="auto"/>
+        <w:ind w:left="360" w:firstLine="360"/>
+        <w:jc w:val="both"/>
+        <w:rPr>
+          <w:rFonts w:ascii="Times New Roman" w:hAnsi="Times New Roman"/>
+          <w:b/>
+          <w:bCs/>
+          <w:iCs/>
+          <w:sz w:val="24"/>
+          <w:szCs w:val="24"/>
+        </w:rPr>
+      </w:pPr>
+      <w:r>
+        <w:rPr>
+          <w:rFonts w:ascii="Times New Roman" w:hAnsi="Times New Roman"/>
+          <w:iCs/>
+          <w:sz w:val="24"/>
+          <w:szCs w:val="24"/>
+        </w:rPr>
+        <w:t>This paper proposes a real-time 3D scene reconstruction framework using multiple RGB-D cameras to generate stable triangle meshes for dynamic environments. The authors integrate moving least squares (MLS) surface reconstruction with GPU-accelerated mesh generation to smooth noisy depth data and ensure temporal stability. The system efficiently produces consistent geometric representations suitable for real-time applications such as robotics and augmented reality.</w:t>
+      </w:r>
+    </w:p>
+    <w:p>
+      <w:pPr>
+        <w:spacing w:after="0" w:line="240" w:lineRule="auto"/>
         <w:ind w:left="360"/>
         <w:jc w:val="both"/>
         <w:rPr>
           <w:rFonts w:ascii="Times New Roman" w:hAnsi="Times New Roman"/>
+          <w:b/>
+          <w:bCs/>
+          <w:iCs/>
+          <w:sz w:val="24"/>
+          <w:szCs w:val="24"/>
+        </w:rPr>
+      </w:pPr>
+    </w:p>
+    <w:p>
+      <w:pPr>
+        <w:spacing w:after="0" w:line="240" w:lineRule="auto"/>
+        <w:ind w:left="360"/>
+        <w:jc w:val="both"/>
+        <w:rPr>
+          <w:rFonts w:ascii="Times New Roman" w:hAnsi="Times New Roman"/>
+          <w:b/>
+          <w:bCs/>
           <w:iCs/>
           <w:sz w:val="24"/>
           <w:szCs w:val="24"/>
@@ -12620,6 +13152,34 @@
         </w:rPr>
         <w:t xml:space="preserve"> </w:t>
       </w:r>
+    </w:p>
+    <w:p>
+      <w:pPr>
+        <w:spacing w:after="0" w:line="240" w:lineRule="auto"/>
+        <w:ind w:left="360"/>
+        <w:jc w:val="both"/>
+        <w:rPr>
+          <w:rFonts w:ascii="Times New Roman" w:hAnsi="Times New Roman"/>
+          <w:b/>
+          <w:bCs/>
+          <w:iCs/>
+          <w:sz w:val="24"/>
+          <w:szCs w:val="24"/>
+        </w:rPr>
+      </w:pPr>
+    </w:p>
+    <w:p>
+      <w:pPr>
+        <w:spacing w:after="0" w:line="240" w:lineRule="auto"/>
+        <w:ind w:left="360" w:firstLine="360"/>
+        <w:jc w:val="both"/>
+        <w:rPr>
+          <w:rFonts w:ascii="Times New Roman" w:hAnsi="Times New Roman"/>
+          <w:iCs/>
+          <w:sz w:val="24"/>
+          <w:szCs w:val="24"/>
+        </w:rPr>
+      </w:pPr>
       <w:r>
         <w:rPr>
           <w:rFonts w:ascii="Times New Roman" w:hAnsi="Times New Roman"/>
@@ -12633,6 +13193,7 @@
     <w:p>
       <w:pPr>
         <w:spacing w:after="0" w:line="240" w:lineRule="auto"/>
+        <w:jc w:val="both"/>
         <w:rPr>
           <w:rFonts w:ascii="Times New Roman" w:hAnsi="Times New Roman"/>
           <w:iCs/>
@@ -12917,6 +13478,7 @@
       <w:pPr>
         <w:spacing w:after="0" w:line="240" w:lineRule="auto"/>
         <w:ind w:left="360"/>
+        <w:jc w:val="both"/>
         <w:rPr>
           <w:rFonts w:ascii="Times New Roman" w:hAnsi="Times New Roman"/>
           <w:b/>
@@ -12937,6 +13499,36 @@
         </w:rPr>
         <w:t xml:space="preserve">DESCRIPTION: </w:t>
       </w:r>
+    </w:p>
+    <w:p>
+      <w:pPr>
+        <w:spacing w:after="0" w:line="240" w:lineRule="auto"/>
+        <w:ind w:left="360"/>
+        <w:jc w:val="both"/>
+        <w:rPr>
+          <w:rFonts w:ascii="Times New Roman" w:hAnsi="Times New Roman"/>
+          <w:b/>
+          <w:bCs/>
+          <w:iCs/>
+          <w:sz w:val="24"/>
+          <w:szCs w:val="24"/>
+        </w:rPr>
+      </w:pPr>
+    </w:p>
+    <w:p>
+      <w:pPr>
+        <w:spacing w:after="0" w:line="240" w:lineRule="auto"/>
+        <w:ind w:left="360" w:firstLine="360"/>
+        <w:jc w:val="both"/>
+        <w:rPr>
+          <w:rFonts w:ascii="Times New Roman" w:hAnsi="Times New Roman"/>
+          <w:b/>
+          <w:bCs/>
+          <w:iCs/>
+          <w:sz w:val="24"/>
+          <w:szCs w:val="24"/>
+        </w:rPr>
+      </w:pPr>
       <w:r>
         <w:rPr>
           <w:rFonts w:ascii="Times New Roman" w:hAnsi="Times New Roman"/>
@@ -12951,6 +13543,7 @@
       <w:pPr>
         <w:spacing w:after="0" w:line="240" w:lineRule="auto"/>
         <w:ind w:left="360"/>
+        <w:jc w:val="both"/>
         <w:rPr>
           <w:rFonts w:ascii="Times New Roman" w:hAnsi="Times New Roman"/>
           <w:b/>
@@ -12965,6 +13558,7 @@
       <w:pPr>
         <w:spacing w:after="0" w:line="240" w:lineRule="auto"/>
         <w:ind w:left="360"/>
+        <w:jc w:val="both"/>
         <w:rPr>
           <w:rFonts w:ascii="Times New Roman" w:hAnsi="Times New Roman"/>
           <w:b/>
@@ -12996,6 +13590,36 @@
         </w:rPr>
         <w:t xml:space="preserve"> </w:t>
       </w:r>
+    </w:p>
+    <w:p>
+      <w:pPr>
+        <w:spacing w:after="0" w:line="240" w:lineRule="auto"/>
+        <w:ind w:left="360"/>
+        <w:jc w:val="both"/>
+        <w:rPr>
+          <w:rFonts w:ascii="Times New Roman" w:hAnsi="Times New Roman"/>
+          <w:b/>
+          <w:bCs/>
+          <w:iCs/>
+          <w:sz w:val="24"/>
+          <w:szCs w:val="24"/>
+        </w:rPr>
+      </w:pPr>
+    </w:p>
+    <w:p>
+      <w:pPr>
+        <w:spacing w:after="0" w:line="240" w:lineRule="auto"/>
+        <w:ind w:left="360" w:firstLine="360"/>
+        <w:jc w:val="both"/>
+        <w:rPr>
+          <w:rFonts w:ascii="Times New Roman" w:hAnsi="Times New Roman"/>
+          <w:b/>
+          <w:bCs/>
+          <w:iCs/>
+          <w:sz w:val="24"/>
+          <w:szCs w:val="24"/>
+        </w:rPr>
+      </w:pPr>
       <w:r>
         <w:rPr>
           <w:rFonts w:ascii="Times New Roman" w:hAnsi="Times New Roman"/>
@@ -13311,6 +13935,7 @@
       <w:pPr>
         <w:spacing w:after="0" w:line="240" w:lineRule="auto"/>
         <w:ind w:left="360"/>
+        <w:jc w:val="both"/>
         <w:rPr>
           <w:rFonts w:ascii="Times New Roman" w:hAnsi="Times New Roman"/>
           <w:b/>
@@ -13331,6 +13956,36 @@
         </w:rPr>
         <w:t xml:space="preserve">DESCRIPTION: </w:t>
       </w:r>
+    </w:p>
+    <w:p>
+      <w:pPr>
+        <w:spacing w:after="0" w:line="240" w:lineRule="auto"/>
+        <w:ind w:left="360"/>
+        <w:jc w:val="both"/>
+        <w:rPr>
+          <w:rFonts w:ascii="Times New Roman" w:hAnsi="Times New Roman"/>
+          <w:b/>
+          <w:bCs/>
+          <w:iCs/>
+          <w:sz w:val="24"/>
+          <w:szCs w:val="24"/>
+        </w:rPr>
+      </w:pPr>
+    </w:p>
+    <w:p>
+      <w:pPr>
+        <w:spacing w:after="0" w:line="240" w:lineRule="auto"/>
+        <w:ind w:left="360" w:firstLine="360"/>
+        <w:jc w:val="both"/>
+        <w:rPr>
+          <w:rFonts w:ascii="Times New Roman" w:hAnsi="Times New Roman"/>
+          <w:b/>
+          <w:bCs/>
+          <w:iCs/>
+          <w:sz w:val="24"/>
+          <w:szCs w:val="24"/>
+        </w:rPr>
+      </w:pPr>
       <w:r>
         <w:rPr>
           <w:rFonts w:ascii="Times New Roman" w:hAnsi="Times New Roman"/>
@@ -13345,6 +14000,7 @@
       <w:pPr>
         <w:spacing w:after="0" w:line="240" w:lineRule="auto"/>
         <w:ind w:left="360"/>
+        <w:jc w:val="both"/>
         <w:rPr>
           <w:rFonts w:ascii="Times New Roman" w:hAnsi="Times New Roman"/>
           <w:b/>
@@ -13359,8 +14015,11 @@
       <w:pPr>
         <w:spacing w:after="0" w:line="240" w:lineRule="auto"/>
         <w:ind w:left="360"/>
-        <w:rPr>
-          <w:rFonts w:ascii="Times New Roman" w:hAnsi="Times New Roman"/>
+        <w:jc w:val="both"/>
+        <w:rPr>
+          <w:rFonts w:ascii="Times New Roman" w:hAnsi="Times New Roman"/>
+          <w:b/>
+          <w:bCs/>
           <w:iCs/>
           <w:sz w:val="24"/>
           <w:szCs w:val="24"/>
@@ -13388,6 +14047,34 @@
         </w:rPr>
         <w:t xml:space="preserve"> </w:t>
       </w:r>
+    </w:p>
+    <w:p>
+      <w:pPr>
+        <w:spacing w:after="0" w:line="240" w:lineRule="auto"/>
+        <w:ind w:left="360"/>
+        <w:jc w:val="both"/>
+        <w:rPr>
+          <w:rFonts w:ascii="Times New Roman" w:hAnsi="Times New Roman"/>
+          <w:b/>
+          <w:bCs/>
+          <w:iCs/>
+          <w:sz w:val="24"/>
+          <w:szCs w:val="24"/>
+        </w:rPr>
+      </w:pPr>
+    </w:p>
+    <w:p>
+      <w:pPr>
+        <w:spacing w:after="0" w:line="240" w:lineRule="auto"/>
+        <w:ind w:left="360" w:firstLine="360"/>
+        <w:jc w:val="both"/>
+        <w:rPr>
+          <w:rFonts w:ascii="Times New Roman" w:hAnsi="Times New Roman"/>
+          <w:iCs/>
+          <w:sz w:val="24"/>
+          <w:szCs w:val="24"/>
+        </w:rPr>
+      </w:pPr>
       <w:r>
         <w:rPr>
           <w:rFonts w:ascii="Times New Roman" w:hAnsi="Times New Roman"/>
@@ -15393,19 +16080,219 @@
     <w:p>
       <w:pPr>
         <w:spacing w:after="0" w:line="240" w:lineRule="auto"/>
+        <w:ind w:left="360" w:firstLine="360"/>
+        <w:jc w:val="both"/>
+        <w:rPr>
+          <w:rFonts w:ascii="Times New Roman" w:hAnsi="Times New Roman"/>
+          <w:iCs/>
+          <w:sz w:val="24"/>
+          <w:szCs w:val="24"/>
+        </w:rPr>
+      </w:pPr>
+      <w:r>
+        <w:rPr>
+          <w:rFonts w:ascii="Times New Roman" w:hAnsi="Times New Roman"/>
+          <w:iCs/>
+          <w:sz w:val="24"/>
+          <w:szCs w:val="24"/>
+        </w:rPr>
+        <w:t>Existing pothole detection and road maintenance systems primarily rely on a combination of vision-based, vibration-based, and depth-based sensing approaches to identify and characterize road surface defects. Among these, recent systems have shown a growing preference for sensor fusion techniques, integrating camera and LiDAR data to overcome the limitations of individual sensing modalities. A representative existing system integrates RGB camera data with LiDAR-based depth sensing to enable accurate detection, geometric characterization, and geo-positioning of potholes for automated road inspection and maintenance</w:t>
+      </w:r>
+      <w:r>
+        <w:rPr>
+          <w:rFonts w:ascii="Times New Roman" w:hAnsi="Times New Roman"/>
+          <w:iCs/>
+          <w:sz w:val="24"/>
+          <w:szCs w:val="24"/>
+        </w:rPr>
+        <w:t>.</w:t>
+      </w:r>
+    </w:p>
+    <w:p>
+      <w:pPr>
+        <w:spacing w:after="0" w:line="240" w:lineRule="auto"/>
+        <w:ind w:left="360" w:firstLine="360"/>
+        <w:jc w:val="both"/>
+        <w:rPr>
+          <w:rFonts w:ascii="Times New Roman" w:hAnsi="Times New Roman"/>
+          <w:iCs/>
+          <w:sz w:val="24"/>
+          <w:szCs w:val="24"/>
+        </w:rPr>
+      </w:pPr>
+    </w:p>
+    <w:p>
+      <w:pPr>
+        <w:spacing w:after="0" w:line="240" w:lineRule="auto"/>
+        <w:ind w:left="360" w:firstLine="360"/>
+        <w:jc w:val="both"/>
+        <w:rPr>
+          <w:rFonts w:ascii="Times New Roman" w:hAnsi="Times New Roman"/>
+          <w:iCs/>
+          <w:sz w:val="24"/>
+          <w:szCs w:val="24"/>
+        </w:rPr>
+      </w:pPr>
+      <w:r>
+        <w:rPr>
+          <w:rFonts w:ascii="Times New Roman" w:hAnsi="Times New Roman"/>
+          <w:iCs/>
+          <w:sz w:val="24"/>
+          <w:szCs w:val="24"/>
+        </w:rPr>
+        <w:t>In the existing system, visual data captured by an RGB camera is processed using deep learning–based object detection models, particularly the YOLO family of architectures. Multiple YOLO variants, including YOLOv5, YOLOv6, YOLOv7, and YOLOv8, are trained and evaluated for pothole detection performance, with YOLOv5 selected for real-time deployment due to its balance between accuracy and computational efficiency. The camera-based detection provides two-dimensional localization of potholes in the form of bounding boxes, which serve as the initial stage of the perception pipeline.</w:t>
+      </w:r>
+    </w:p>
+    <w:p>
+      <w:pPr>
+        <w:spacing w:after="0" w:line="240" w:lineRule="auto"/>
+        <w:ind w:left="360" w:firstLine="360"/>
+        <w:jc w:val="both"/>
+        <w:rPr>
+          <w:rFonts w:ascii="Times New Roman" w:hAnsi="Times New Roman"/>
+          <w:iCs/>
+          <w:sz w:val="24"/>
+          <w:szCs w:val="24"/>
+        </w:rPr>
+      </w:pPr>
+    </w:p>
+    <w:p>
+      <w:pPr>
+        <w:spacing w:after="0" w:line="240" w:lineRule="auto"/>
+        <w:ind w:left="360" w:firstLine="360"/>
+        <w:jc w:val="both"/>
+        <w:rPr>
+          <w:rFonts w:ascii="Times New Roman" w:hAnsi="Times New Roman"/>
+          <w:iCs/>
+          <w:sz w:val="24"/>
+          <w:szCs w:val="24"/>
+        </w:rPr>
+      </w:pPr>
+      <w:r>
+        <w:rPr>
+          <w:rFonts w:ascii="Times New Roman" w:hAnsi="Times New Roman"/>
+          <w:iCs/>
+          <w:sz w:val="24"/>
+          <w:szCs w:val="24"/>
+        </w:rPr>
+        <w:t>To address the lack of depth information inherent in camera-only systems, LiDAR sensors are integrated into the existing framework. Camera–LiDAR calibration is performed to align visual detections with corresponding three-dimensional point cloud data. Once a pothole is detected in the image frame, the bounding box coordinates are projected onto the LiDAR point cloud to extract depth information associated with the detected region. This sensor fusion approach enables the system to compute geometric attributes such as pothole depth, surface area, and volume using algorithms like the Convex Hull method.</w:t>
+      </w:r>
+    </w:p>
+    <w:p>
+      <w:pPr>
+        <w:spacing w:after="0" w:line="240" w:lineRule="auto"/>
+        <w:ind w:left="360" w:firstLine="360"/>
+        <w:jc w:val="both"/>
+        <w:rPr>
+          <w:rFonts w:ascii="Times New Roman" w:hAnsi="Times New Roman"/>
+          <w:iCs/>
+          <w:sz w:val="24"/>
+          <w:szCs w:val="24"/>
+        </w:rPr>
+      </w:pPr>
+    </w:p>
+    <w:p>
+      <w:pPr>
+        <w:spacing w:after="0" w:line="240" w:lineRule="auto"/>
+        <w:ind w:left="360" w:firstLine="360"/>
+        <w:jc w:val="both"/>
+        <w:rPr>
+          <w:rFonts w:ascii="Times New Roman" w:hAnsi="Times New Roman"/>
+          <w:iCs/>
+          <w:sz w:val="24"/>
+          <w:szCs w:val="24"/>
+        </w:rPr>
+      </w:pPr>
+      <w:r>
+        <w:rPr>
+          <w:rFonts w:ascii="Times New Roman" w:hAnsi="Times New Roman"/>
+          <w:iCs/>
+          <w:sz w:val="24"/>
+          <w:szCs w:val="24"/>
+        </w:rPr>
+        <w:t>Additionally, the existing system incorporates GNSS-based geo-positioning to map detected potholes accurately on a geographic coordinate system. This allows potholes to be visualized on interactive maps along with their computed geometric properties, supporting road maintenance planning and prioritization. Field deployment of such systems has demonstrated the ability to detect and characterize potholes in real-world road environments with reasonable accuracy and reliability.</w:t>
+      </w:r>
+    </w:p>
+    <w:p>
+      <w:pPr>
+        <w:spacing w:after="0" w:line="240" w:lineRule="auto"/>
+        <w:ind w:left="360" w:firstLine="360"/>
+        <w:jc w:val="both"/>
+        <w:rPr>
+          <w:rFonts w:ascii="Times New Roman" w:hAnsi="Times New Roman"/>
+          <w:iCs/>
+          <w:sz w:val="24"/>
+          <w:szCs w:val="24"/>
+        </w:rPr>
+      </w:pPr>
+    </w:p>
+    <w:p>
+      <w:pPr>
+        <w:spacing w:after="0" w:line="240" w:lineRule="auto"/>
+        <w:ind w:left="360" w:firstLine="360"/>
+        <w:jc w:val="both"/>
+        <w:rPr>
+          <w:rFonts w:ascii="Times New Roman" w:hAnsi="Times New Roman"/>
+          <w:iCs/>
+          <w:sz w:val="24"/>
+          <w:szCs w:val="24"/>
+        </w:rPr>
+      </w:pPr>
+      <w:r>
+        <w:rPr>
+          <w:rFonts w:ascii="Times New Roman" w:hAnsi="Times New Roman"/>
+          <w:iCs/>
+          <w:sz w:val="24"/>
+          <w:szCs w:val="24"/>
+        </w:rPr>
+        <w:t>While the existing system provides detailed geometric characterization of potholes and significantly reduces manual inspection effort, it exhibits certain limitations. The reliance on LiDAR and GNSS increases hardware cost, power consumption, and system complexity, limiting scalability and mass deployment. Furthermore, the perception pipeline focuses primarily on feature extraction and road maintenance applications rather than real-time navigation or autonomous vehicle decision-making. These limitations motivate the need for a more cost-effective, camera-only solution capable of real-time structural understanding, which forms the basis for the proposed system.</w:t>
+      </w:r>
+    </w:p>
+    <w:p>
+      <w:pPr>
+        <w:spacing w:after="0" w:line="240" w:lineRule="auto"/>
         <w:ind w:left="360"/>
         <w:rPr>
           <w:rFonts w:ascii="Times New Roman" w:hAnsi="Times New Roman"/>
-          <w:sz w:val="24"/>
-          <w:szCs w:val="24"/>
-        </w:rPr>
-      </w:pPr>
-      <w:r>
-        <w:rPr>
-          <w:rFonts w:ascii="Times New Roman" w:hAnsi="Times New Roman"/>
-          <w:sz w:val="24"/>
-          <w:szCs w:val="24"/>
-        </w:rPr>
+          <w:b/>
+          <w:bCs/>
+          <w:iCs/>
+          <w:sz w:val="24"/>
+          <w:szCs w:val="24"/>
+        </w:rPr>
+      </w:pPr>
+    </w:p>
+    <w:p>
+      <w:pPr>
+        <w:spacing w:after="0" w:line="240" w:lineRule="auto"/>
+        <w:ind w:left="360"/>
+        <w:rPr>
+          <w:rFonts w:ascii="Times New Roman" w:hAnsi="Times New Roman"/>
+          <w:b/>
+          <w:bCs/>
+          <w:iCs/>
+          <w:sz w:val="24"/>
+          <w:szCs w:val="24"/>
+        </w:rPr>
+      </w:pPr>
+    </w:p>
+    <w:p>
+      <w:pPr>
+        <w:spacing w:after="0" w:line="240" w:lineRule="auto"/>
+        <w:ind w:left="360"/>
+        <w:rPr>
+          <w:rFonts w:ascii="Times New Roman" w:hAnsi="Times New Roman"/>
+          <w:sz w:val="24"/>
+          <w:szCs w:val="24"/>
+        </w:rPr>
+      </w:pPr>
+      <w:r>
+        <w:rPr>
+          <w:rFonts w:ascii="Times New Roman" w:hAnsi="Times New Roman"/>
+          <w:sz w:val="24"/>
+          <w:szCs w:val="24"/>
+        </w:rPr>
+        <w:lastRenderedPageBreak/>
         <w:t xml:space="preserve">3.1.1 </w:t>
       </w:r>
       <w:r>
@@ -16485,51 +17372,7 @@
           <w:sz w:val="24"/>
           <w:szCs w:val="24"/>
         </w:rPr>
-        <w:t>O</w:t>
-      </w:r>
-      <w:r>
-        <w:rPr>
-          <w:rFonts w:ascii="Times New Roman" w:hAnsi="Times New Roman"/>
-          <w:b/>
-          <w:bCs/>
-          <w:iCs/>
-          <w:sz w:val="24"/>
-          <w:szCs w:val="24"/>
-        </w:rPr>
-        <w:t xml:space="preserve">perating </w:t>
-      </w:r>
-      <w:r>
-        <w:rPr>
-          <w:rFonts w:ascii="Times New Roman" w:hAnsi="Times New Roman"/>
-          <w:b/>
-          <w:bCs/>
-          <w:iCs/>
-          <w:sz w:val="24"/>
-          <w:szCs w:val="24"/>
-        </w:rPr>
-        <w:t>S</w:t>
-      </w:r>
-      <w:r>
-        <w:rPr>
-          <w:rFonts w:ascii="Times New Roman" w:hAnsi="Times New Roman"/>
-          <w:b/>
-          <w:bCs/>
-          <w:iCs/>
-          <w:sz w:val="24"/>
-          <w:szCs w:val="24"/>
-        </w:rPr>
-        <w:t>ystem</w:t>
-      </w:r>
-      <w:r>
-        <w:rPr>
-          <w:rFonts w:ascii="Times New Roman" w:hAnsi="Times New Roman"/>
-          <w:b/>
-          <w:bCs/>
-          <w:iCs/>
-          <w:sz w:val="24"/>
-          <w:szCs w:val="24"/>
-        </w:rPr>
-        <w:t>:</w:t>
+        <w:t>Operating System:</w:t>
       </w:r>
       <w:r>
         <w:rPr>
@@ -17030,7 +17873,7 @@
           <w:noProof/>
         </w:rPr>
         <w:drawing>
-          <wp:inline distT="0" distB="0" distL="0" distR="0" wp14:anchorId="333131E1" wp14:editId="7531E973">
+          <wp:inline distT="0" distB="0" distL="0" distR="0" wp14:anchorId="333131E1" wp14:editId="61CD2C7C">
             <wp:extent cx="5943600" cy="3509605"/>
             <wp:effectExtent l="0" t="0" r="0" b="0"/>
             <wp:docPr id="7" name="Picture 6">

--- a/PHASE 1 REPORT/Report Draft/PROJECT PHASE_I REPORT v4.docx
+++ b/PHASE 1 REPORT/Report Draft/PROJECT PHASE_I REPORT v4.docx
@@ -8855,399 +8855,6 @@
         </w:rPr>
         <w:t>46</w:t>
       </w:r>
-    </w:p>
-    <w:p>
-      <w:pPr>
-        <w:tabs>
-          <w:tab w:val="left" w:pos="720"/>
-          <w:tab w:val="left" w:pos="2160"/>
-        </w:tabs>
-        <w:ind w:left="2160"/>
-        <w:rPr>
-          <w:rFonts w:ascii="Times New Roman" w:hAnsi="Times New Roman"/>
-          <w:b/>
-          <w:sz w:val="24"/>
-          <w:szCs w:val="24"/>
-        </w:rPr>
-      </w:pPr>
-    </w:p>
-    <w:p>
-      <w:pPr>
-        <w:tabs>
-          <w:tab w:val="left" w:pos="720"/>
-        </w:tabs>
-        <w:ind w:left="90"/>
-        <w:rPr>
-          <w:rFonts w:ascii="Times New Roman" w:hAnsi="Times New Roman"/>
-          <w:b/>
-          <w:sz w:val="24"/>
-          <w:szCs w:val="24"/>
-        </w:rPr>
-      </w:pPr>
-    </w:p>
-    <w:p>
-      <w:pPr>
-        <w:tabs>
-          <w:tab w:val="left" w:pos="720"/>
-        </w:tabs>
-        <w:ind w:left="90"/>
-        <w:rPr>
-          <w:rFonts w:ascii="Times New Roman" w:hAnsi="Times New Roman"/>
-          <w:b/>
-          <w:sz w:val="24"/>
-          <w:szCs w:val="24"/>
-        </w:rPr>
-      </w:pPr>
-    </w:p>
-    <w:p>
-      <w:pPr>
-        <w:tabs>
-          <w:tab w:val="left" w:pos="720"/>
-        </w:tabs>
-        <w:ind w:left="90"/>
-        <w:rPr>
-          <w:rFonts w:ascii="Times New Roman" w:hAnsi="Times New Roman"/>
-          <w:b/>
-          <w:sz w:val="24"/>
-          <w:szCs w:val="24"/>
-        </w:rPr>
-      </w:pPr>
-    </w:p>
-    <w:p>
-      <w:pPr>
-        <w:tabs>
-          <w:tab w:val="left" w:pos="720"/>
-        </w:tabs>
-        <w:ind w:left="90"/>
-        <w:rPr>
-          <w:rFonts w:ascii="Times New Roman" w:hAnsi="Times New Roman"/>
-          <w:b/>
-          <w:sz w:val="24"/>
-          <w:szCs w:val="24"/>
-        </w:rPr>
-      </w:pPr>
-    </w:p>
-    <w:p>
-      <w:pPr>
-        <w:tabs>
-          <w:tab w:val="left" w:pos="720"/>
-        </w:tabs>
-        <w:ind w:left="90"/>
-        <w:rPr>
-          <w:rFonts w:ascii="Times New Roman" w:hAnsi="Times New Roman"/>
-          <w:b/>
-          <w:sz w:val="24"/>
-          <w:szCs w:val="24"/>
-        </w:rPr>
-      </w:pPr>
-    </w:p>
-    <w:p>
-      <w:pPr>
-        <w:tabs>
-          <w:tab w:val="left" w:pos="720"/>
-        </w:tabs>
-        <w:ind w:left="90"/>
-        <w:rPr>
-          <w:rFonts w:ascii="Times New Roman" w:hAnsi="Times New Roman"/>
-          <w:b/>
-          <w:sz w:val="24"/>
-          <w:szCs w:val="24"/>
-        </w:rPr>
-      </w:pPr>
-    </w:p>
-    <w:p>
-      <w:pPr>
-        <w:tabs>
-          <w:tab w:val="left" w:pos="720"/>
-        </w:tabs>
-        <w:ind w:left="90"/>
-        <w:rPr>
-          <w:rFonts w:ascii="Times New Roman" w:hAnsi="Times New Roman"/>
-          <w:b/>
-          <w:sz w:val="24"/>
-          <w:szCs w:val="24"/>
-        </w:rPr>
-      </w:pPr>
-    </w:p>
-    <w:p>
-      <w:pPr>
-        <w:spacing w:after="0" w:line="240" w:lineRule="auto"/>
-        <w:rPr>
-          <w:rFonts w:ascii="Times New Roman" w:hAnsi="Times New Roman"/>
-          <w:b/>
-          <w:sz w:val="24"/>
-          <w:szCs w:val="24"/>
-        </w:rPr>
-      </w:pPr>
-      <w:r>
-        <w:rPr>
-          <w:rFonts w:ascii="Times New Roman" w:hAnsi="Times New Roman"/>
-          <w:b/>
-          <w:sz w:val="24"/>
-          <w:szCs w:val="24"/>
-        </w:rPr>
-        <w:br w:type="page"/>
-      </w:r>
-    </w:p>
-    <w:p>
-      <w:pPr>
-        <w:tabs>
-          <w:tab w:val="left" w:pos="720"/>
-        </w:tabs>
-        <w:ind w:left="90"/>
-        <w:rPr>
-          <w:rFonts w:ascii="Times New Roman" w:hAnsi="Times New Roman"/>
-          <w:b/>
-          <w:sz w:val="24"/>
-          <w:szCs w:val="24"/>
-        </w:rPr>
-      </w:pPr>
-      <w:r>
-        <w:rPr>
-          <w:rFonts w:ascii="Times New Roman" w:hAnsi="Times New Roman"/>
-          <w:b/>
-          <w:sz w:val="24"/>
-          <w:szCs w:val="24"/>
-        </w:rPr>
-        <w:lastRenderedPageBreak/>
-        <w:t>NOTE:</w:t>
-      </w:r>
-    </w:p>
-    <w:p>
-      <w:pPr>
-        <w:tabs>
-          <w:tab w:val="left" w:pos="720"/>
-        </w:tabs>
-        <w:ind w:left="90"/>
-        <w:rPr>
-          <w:rFonts w:ascii="Times New Roman" w:hAnsi="Times New Roman"/>
-          <w:b/>
-          <w:sz w:val="24"/>
-          <w:szCs w:val="24"/>
-        </w:rPr>
-      </w:pPr>
-      <w:r>
-        <w:rPr>
-          <w:rFonts w:ascii="Times New Roman" w:hAnsi="Times New Roman"/>
-          <w:b/>
-          <w:sz w:val="24"/>
-          <w:szCs w:val="24"/>
-        </w:rPr>
-        <w:t xml:space="preserve">Font: Time New </w:t>
-      </w:r>
-      <w:r>
-        <w:rPr>
-          <w:rFonts w:ascii="Times New Roman" w:hAnsi="Times New Roman"/>
-          <w:b/>
-          <w:sz w:val="24"/>
-          <w:szCs w:val="24"/>
-        </w:rPr>
-        <w:t>Roman (</w:t>
-      </w:r>
-      <w:r>
-        <w:rPr>
-          <w:rFonts w:ascii="Times New Roman" w:hAnsi="Times New Roman"/>
-          <w:b/>
-          <w:sz w:val="24"/>
-          <w:szCs w:val="24"/>
-        </w:rPr>
-        <w:t xml:space="preserve">Chapter Heading Size 14 &amp; Heading Size </w:t>
-      </w:r>
-      <w:proofErr w:type="gramStart"/>
-      <w:r>
-        <w:rPr>
-          <w:rFonts w:ascii="Times New Roman" w:hAnsi="Times New Roman"/>
-          <w:b/>
-          <w:sz w:val="24"/>
-          <w:szCs w:val="24"/>
-        </w:rPr>
-        <w:t>12,Sub</w:t>
-      </w:r>
-      <w:proofErr w:type="gramEnd"/>
-      <w:r>
-        <w:rPr>
-          <w:rFonts w:ascii="Times New Roman" w:hAnsi="Times New Roman"/>
-          <w:b/>
-          <w:sz w:val="24"/>
-          <w:szCs w:val="24"/>
-        </w:rPr>
-        <w:t xml:space="preserve"> Heading Size 12)</w:t>
-      </w:r>
-    </w:p>
-    <w:p>
-      <w:pPr>
-        <w:numPr>
-          <w:ilvl w:val="0"/>
-          <w:numId w:val="3"/>
-        </w:numPr>
-        <w:tabs>
-          <w:tab w:val="left" w:pos="720"/>
-        </w:tabs>
-        <w:rPr>
-          <w:rFonts w:ascii="Times New Roman" w:hAnsi="Times New Roman"/>
-          <w:i/>
-          <w:sz w:val="24"/>
-          <w:szCs w:val="24"/>
-        </w:rPr>
-      </w:pPr>
-      <w:r>
-        <w:rPr>
-          <w:rFonts w:ascii="Times New Roman" w:hAnsi="Times New Roman"/>
-          <w:i/>
-          <w:sz w:val="24"/>
-          <w:szCs w:val="24"/>
-        </w:rPr>
-        <w:t>Page numbers are only for your reference</w:t>
-      </w:r>
-      <w:r>
-        <w:rPr>
-          <w:rFonts w:ascii="Times New Roman" w:hAnsi="Times New Roman"/>
-          <w:i/>
-          <w:sz w:val="24"/>
-          <w:szCs w:val="24"/>
-        </w:rPr>
-        <w:t>- It can be increased based on your content.</w:t>
-      </w:r>
-    </w:p>
-    <w:p>
-      <w:pPr>
-        <w:numPr>
-          <w:ilvl w:val="0"/>
-          <w:numId w:val="3"/>
-        </w:numPr>
-        <w:tabs>
-          <w:tab w:val="left" w:pos="720"/>
-        </w:tabs>
-        <w:rPr>
-          <w:rFonts w:ascii="Times New Roman" w:hAnsi="Times New Roman"/>
-          <w:i/>
-          <w:sz w:val="24"/>
-          <w:szCs w:val="24"/>
-        </w:rPr>
-      </w:pPr>
-      <w:r>
-        <w:rPr>
-          <w:rFonts w:ascii="Times New Roman" w:hAnsi="Times New Roman"/>
-          <w:i/>
-          <w:sz w:val="24"/>
-          <w:szCs w:val="24"/>
-        </w:rPr>
-        <w:t>Table of contents- Sub chapters can be extended based on your project.</w:t>
-      </w:r>
-    </w:p>
-    <w:p>
-      <w:pPr>
-        <w:numPr>
-          <w:ilvl w:val="0"/>
-          <w:numId w:val="3"/>
-        </w:numPr>
-        <w:tabs>
-          <w:tab w:val="left" w:pos="720"/>
-        </w:tabs>
-        <w:rPr>
-          <w:rFonts w:ascii="Times New Roman" w:hAnsi="Times New Roman"/>
-          <w:i/>
-          <w:sz w:val="24"/>
-          <w:szCs w:val="24"/>
-        </w:rPr>
-      </w:pPr>
-      <w:r>
-        <w:rPr>
-          <w:rFonts w:ascii="Times New Roman" w:hAnsi="Times New Roman"/>
-          <w:i/>
-          <w:sz w:val="24"/>
-          <w:szCs w:val="24"/>
-        </w:rPr>
-        <w:t xml:space="preserve">References inside the project report should be mentioned, References should only cover the papers u referred. Avoid the website links.  </w:t>
-      </w:r>
-    </w:p>
-    <w:p>
-      <w:pPr>
-        <w:numPr>
-          <w:ilvl w:val="0"/>
-          <w:numId w:val="3"/>
-        </w:numPr>
-        <w:tabs>
-          <w:tab w:val="left" w:pos="720"/>
-        </w:tabs>
-        <w:rPr>
-          <w:rFonts w:ascii="Times New Roman" w:hAnsi="Times New Roman"/>
-          <w:i/>
-          <w:sz w:val="24"/>
-          <w:szCs w:val="24"/>
-        </w:rPr>
-      </w:pPr>
-      <w:r>
-        <w:rPr>
-          <w:rFonts w:ascii="Times New Roman" w:hAnsi="Times New Roman"/>
-          <w:i/>
-          <w:sz w:val="24"/>
-          <w:szCs w:val="24"/>
-        </w:rPr>
-        <w:t xml:space="preserve">Diagrams should not copy from </w:t>
-      </w:r>
-      <w:proofErr w:type="gramStart"/>
-      <w:r>
-        <w:rPr>
-          <w:rFonts w:ascii="Times New Roman" w:hAnsi="Times New Roman"/>
-          <w:i/>
-          <w:sz w:val="24"/>
-          <w:szCs w:val="24"/>
-        </w:rPr>
-        <w:t>net,</w:t>
-      </w:r>
-      <w:proofErr w:type="gramEnd"/>
-      <w:r>
-        <w:rPr>
-          <w:rFonts w:ascii="Times New Roman" w:hAnsi="Times New Roman"/>
-          <w:i/>
-          <w:sz w:val="24"/>
-          <w:szCs w:val="24"/>
-        </w:rPr>
-        <w:t xml:space="preserve"> u </w:t>
-      </w:r>
-      <w:proofErr w:type="gramStart"/>
-      <w:r>
-        <w:rPr>
-          <w:rFonts w:ascii="Times New Roman" w:hAnsi="Times New Roman"/>
-          <w:i/>
-          <w:sz w:val="24"/>
-          <w:szCs w:val="24"/>
-        </w:rPr>
-        <w:t>have to</w:t>
-      </w:r>
-      <w:proofErr w:type="gramEnd"/>
-      <w:r>
-        <w:rPr>
-          <w:rFonts w:ascii="Times New Roman" w:hAnsi="Times New Roman"/>
-          <w:i/>
-          <w:sz w:val="24"/>
-          <w:szCs w:val="24"/>
-        </w:rPr>
-        <w:t xml:space="preserve"> draw and clearly mention the diagram numbers.</w:t>
-      </w:r>
-    </w:p>
-    <w:p>
-      <w:pPr>
-        <w:spacing w:after="0" w:line="240" w:lineRule="auto"/>
-        <w:rPr>
-          <w:rFonts w:ascii="Times New Roman" w:hAnsi="Times New Roman"/>
-          <w:i/>
-          <w:sz w:val="24"/>
-          <w:szCs w:val="24"/>
-        </w:rPr>
-      </w:pPr>
-    </w:p>
-    <w:p>
-      <w:pPr>
-        <w:spacing w:after="0" w:line="240" w:lineRule="auto"/>
-        <w:rPr>
-          <w:rFonts w:ascii="Times New Roman" w:hAnsi="Times New Roman"/>
-          <w:i/>
-          <w:sz w:val="24"/>
-          <w:szCs w:val="24"/>
-        </w:rPr>
-      </w:pPr>
       <w:r>
         <w:rPr>
           <w:rFonts w:ascii="Times New Roman" w:hAnsi="Times New Roman"/>
@@ -16096,16 +15703,7 @@
           <w:sz w:val="24"/>
           <w:szCs w:val="24"/>
         </w:rPr>
-        <w:t>Existing pothole detection and road maintenance systems primarily rely on a combination of vision-based, vibration-based, and depth-based sensing approaches to identify and characterize road surface defects. Among these, recent systems have shown a growing preference for sensor fusion techniques, integrating camera and LiDAR data to overcome the limitations of individual sensing modalities. A representative existing system integrates RGB camera data with LiDAR-based depth sensing to enable accurate detection, geometric characterization, and geo-positioning of potholes for automated road inspection and maintenance</w:t>
-      </w:r>
-      <w:r>
-        <w:rPr>
-          <w:rFonts w:ascii="Times New Roman" w:hAnsi="Times New Roman"/>
-          <w:iCs/>
-          <w:sz w:val="24"/>
-          <w:szCs w:val="24"/>
-        </w:rPr>
-        <w:t>.</w:t>
+        <w:t>Existing pothole detection and road maintenance systems primarily rely on a combination of vision-based, vibration-based, and depth-based sensing approaches to identify and characterize road surface defects. Among these, recent systems have shown a growing preference for sensor fusion techniques, integrating camera and LiDAR data to overcome the limitations of individual sensing modalities. A representative existing system integrates RGB camera data with LiDAR-based depth sensing to enable accurate detection, geometric characterization, and geo-positioning of potholes for automated road inspection and maintenance.</w:t>
       </w:r>
     </w:p>
     <w:p>
@@ -16319,6 +15917,37 @@
       <w:pPr>
         <w:spacing w:after="0" w:line="240" w:lineRule="auto"/>
         <w:ind w:left="360"/>
+        <w:jc w:val="both"/>
+        <w:rPr>
+          <w:rFonts w:ascii="Times New Roman" w:hAnsi="Times New Roman"/>
+          <w:sz w:val="24"/>
+          <w:szCs w:val="24"/>
+        </w:rPr>
+      </w:pPr>
+      <w:r>
+        <w:rPr>
+          <w:rFonts w:ascii="Times New Roman" w:hAnsi="Times New Roman"/>
+          <w:sz w:val="24"/>
+          <w:szCs w:val="24"/>
+        </w:rPr>
+        <w:t>Despite providing accurate geometric characterization of potholes, the existing system suffers from several practical and technical limitations that restrict its applicability in real-time autonomous driving scenarios. The heavy reliance on LiDAR and GNSS significantly increases hardware cost, power consumption, and system complexity, making large-scale deployment and integration into low-cost or mass-market vehicles impractical. Camera–LiDAR calibration introduces additional setup complexity and is sensitive to sensor misalignment and environmental disturbances, which can degrade depth accuracy over time. Moreover, LiDAR-based systems are affected by weather conditions such as rain, dust, and fog, reducing reliability in real-world driving environments. The existing approach primarily generates post-processed geometric information for road maintenance and mapping rather than supporting low-latency, real-time navigation decisions. Its dependence on 2D bounding boxes followed by external depth extraction limits structural understanding and does not provide a continuous geometric representation of potholes. These limitations highlight the need for a lightweight, camera-only system capable of real-time depth estimation and structural modeling, motivating the proposed real-time wireframe pothole detection system that addresses scalability, cost efficiency, and autonomous navigation requirements.</w:t>
+      </w:r>
+    </w:p>
+    <w:p>
+      <w:pPr>
+        <w:spacing w:after="0" w:line="240" w:lineRule="auto"/>
+        <w:ind w:left="360"/>
+        <w:rPr>
+          <w:rFonts w:ascii="Times New Roman" w:hAnsi="Times New Roman"/>
+          <w:sz w:val="24"/>
+          <w:szCs w:val="24"/>
+        </w:rPr>
+      </w:pPr>
+    </w:p>
+    <w:p>
+      <w:pPr>
+        <w:spacing w:after="0" w:line="240" w:lineRule="auto"/>
+        <w:ind w:left="360"/>
         <w:rPr>
           <w:rFonts w:ascii="Times New Roman" w:hAnsi="Times New Roman"/>
           <w:sz w:val="24"/>
@@ -16355,6 +15984,28 @@
           <w:szCs w:val="24"/>
         </w:rPr>
       </w:pPr>
+    </w:p>
+    <w:p>
+      <w:pPr>
+        <w:spacing w:after="0" w:line="240" w:lineRule="auto"/>
+        <w:ind w:left="360"/>
+        <w:rPr>
+          <w:rFonts w:ascii="Times New Roman" w:hAnsi="Times New Roman"/>
+          <w:sz w:val="24"/>
+          <w:szCs w:val="24"/>
+        </w:rPr>
+      </w:pPr>
+    </w:p>
+    <w:p>
+      <w:pPr>
+        <w:spacing w:after="0" w:line="240" w:lineRule="auto"/>
+        <w:ind w:left="360"/>
+        <w:rPr>
+          <w:rFonts w:ascii="Times New Roman" w:hAnsi="Times New Roman"/>
+          <w:sz w:val="24"/>
+          <w:szCs w:val="24"/>
+        </w:rPr>
+      </w:pPr>
       <w:r>
         <w:rPr>
           <w:rFonts w:ascii="Times New Roman" w:hAnsi="Times New Roman"/>
@@ -16362,6 +16013,55 @@
           <w:szCs w:val="24"/>
         </w:rPr>
         <w:t>3.1.3 Solutions</w:t>
+      </w:r>
+    </w:p>
+    <w:p>
+      <w:pPr>
+        <w:spacing w:after="0" w:line="240" w:lineRule="auto"/>
+        <w:ind w:left="360"/>
+        <w:rPr>
+          <w:rFonts w:ascii="Times New Roman" w:hAnsi="Times New Roman"/>
+          <w:sz w:val="24"/>
+          <w:szCs w:val="24"/>
+        </w:rPr>
+      </w:pPr>
+    </w:p>
+    <w:p>
+      <w:pPr>
+        <w:spacing w:after="0" w:line="240" w:lineRule="auto"/>
+        <w:ind w:left="360"/>
+        <w:jc w:val="both"/>
+        <w:rPr>
+          <w:rFonts w:ascii="Times New Roman" w:hAnsi="Times New Roman"/>
+          <w:sz w:val="24"/>
+          <w:szCs w:val="24"/>
+        </w:rPr>
+      </w:pPr>
+      <w:r>
+        <w:rPr>
+          <w:rFonts w:ascii="Times New Roman" w:hAnsi="Times New Roman"/>
+          <w:sz w:val="24"/>
+          <w:szCs w:val="24"/>
+        </w:rPr>
+        <w:t xml:space="preserve">To overcome the limitations of existing LiDAR-dependent pothole detection systems, the proposed solution introduces a </w:t>
+      </w:r>
+      <w:r>
+        <w:rPr>
+          <w:rFonts w:ascii="Times New Roman" w:hAnsi="Times New Roman"/>
+          <w:b/>
+          <w:bCs/>
+          <w:sz w:val="24"/>
+          <w:szCs w:val="24"/>
+        </w:rPr>
+        <w:t>camera-only, real-time wireframe pothole detection system</w:t>
+      </w:r>
+      <w:r>
+        <w:rPr>
+          <w:rFonts w:ascii="Times New Roman" w:hAnsi="Times New Roman"/>
+          <w:sz w:val="24"/>
+          <w:szCs w:val="24"/>
+        </w:rPr>
+        <w:t xml:space="preserve"> that eliminates the need for expensive depth sensors and complex sensor calibration. The system relies on a single RGB camera combined with deep learning–based vision models to perform accurate pothole detection, depth estimation, and structural modeling in real time. Instead of using LiDAR for depth extraction, the proposed approach employs monocular depth estimation techniques to infer relative depth information directly from visual input, enabling three-dimensional understanding of road surface anomalies without additional hardware. Detected potholes are further processed to generate a wireframe or geometric representation that captures boundary shape, depth variation, and spatial extent, providing continuous structural insight rather than discrete 2D bounding boxes. This lightweight perception pipeline is designed for low latency and reduced computational overhead, making it suitable for real-time autonomous navigation and scalable deployment. By focusing on structural understanding and real-time decision support, the proposed system addresses cost, scalability, and operational limitations of existing approaches while enabling proactive driving actions such as controlled deceleration and path adjustment.</w:t>
       </w:r>
     </w:p>
     <w:p>
@@ -17873,7 +17573,7 @@
           <w:noProof/>
         </w:rPr>
         <w:drawing>
-          <wp:inline distT="0" distB="0" distL="0" distR="0" wp14:anchorId="333131E1" wp14:editId="61CD2C7C">
+          <wp:inline distT="0" distB="0" distL="0" distR="0" wp14:anchorId="333131E1" wp14:editId="5105EF06">
             <wp:extent cx="5943600" cy="3509605"/>
             <wp:effectExtent l="0" t="0" r="0" b="0"/>
             <wp:docPr id="7" name="Picture 6">
@@ -18127,6 +17827,133 @@
     <w:p>
       <w:pPr>
         <w:pStyle w:val="ListParagraph"/>
+        <w:spacing w:after="0"/>
+        <w:ind w:left="780" w:firstLine="660"/>
+        <w:jc w:val="both"/>
+        <w:rPr>
+          <w:rFonts w:ascii="Times New Roman" w:hAnsi="Times New Roman"/>
+          <w:iCs/>
+          <w:sz w:val="24"/>
+          <w:szCs w:val="24"/>
+        </w:rPr>
+      </w:pPr>
+      <w:r>
+        <w:rPr>
+          <w:rFonts w:ascii="Times New Roman" w:hAnsi="Times New Roman"/>
+          <w:iCs/>
+          <w:sz w:val="24"/>
+          <w:szCs w:val="24"/>
+        </w:rPr>
+        <w:t>This project addresses the critical challenge of reliable and scalable pothole detection for autonomous vehicles and intelligent transportation systems. Existing approaches predominantly rely on sensor fusion techniques involving LiDAR and GNSS, which, although accurate, introduce high hardware costs, increased power consumption, and system complexity, limiting real-time deployment and large-scale adoption. To overcome these limitations, this project proposes a camera-only, vision-based approach that emphasizes real-time structural understanding of road surface anomalies.</w:t>
+      </w:r>
+    </w:p>
+    <w:p>
+      <w:pPr>
+        <w:pStyle w:val="ListParagraph"/>
+        <w:spacing w:after="0"/>
+        <w:ind w:left="780"/>
+        <w:jc w:val="both"/>
+        <w:rPr>
+          <w:rFonts w:ascii="Times New Roman" w:hAnsi="Times New Roman"/>
+          <w:iCs/>
+          <w:sz w:val="24"/>
+          <w:szCs w:val="24"/>
+        </w:rPr>
+      </w:pPr>
+    </w:p>
+    <w:p>
+      <w:pPr>
+        <w:pStyle w:val="ListParagraph"/>
+        <w:spacing w:after="0"/>
+        <w:ind w:left="780" w:firstLine="660"/>
+        <w:jc w:val="both"/>
+        <w:rPr>
+          <w:rFonts w:ascii="Times New Roman" w:hAnsi="Times New Roman"/>
+          <w:iCs/>
+          <w:sz w:val="24"/>
+          <w:szCs w:val="24"/>
+        </w:rPr>
+      </w:pPr>
+      <w:r>
+        <w:rPr>
+          <w:rFonts w:ascii="Times New Roman" w:hAnsi="Times New Roman"/>
+          <w:iCs/>
+          <w:sz w:val="24"/>
+          <w:szCs w:val="24"/>
+        </w:rPr>
+        <w:t>Through an in-depth study of current literature and existing systems, the project identifies the need to move beyond conventional two-dimensional detection toward geometry-aware perception. By integrating deep learning–based pothole detection with monocular depth estimation and wireframe modeling, the proposed solution enables three-dimensional interpretation of potholes using a single RGB camera. This approach significantly reduces system complexity while retaining the ability to analyze pothole severity, shape, and spatial extent in real time.</w:t>
+      </w:r>
+    </w:p>
+    <w:p>
+      <w:pPr>
+        <w:pStyle w:val="ListParagraph"/>
+        <w:spacing w:after="0"/>
+        <w:ind w:left="780"/>
+        <w:jc w:val="both"/>
+        <w:rPr>
+          <w:rFonts w:ascii="Times New Roman" w:hAnsi="Times New Roman"/>
+          <w:iCs/>
+          <w:sz w:val="24"/>
+          <w:szCs w:val="24"/>
+        </w:rPr>
+      </w:pPr>
+    </w:p>
+    <w:p>
+      <w:pPr>
+        <w:pStyle w:val="ListParagraph"/>
+        <w:spacing w:after="0"/>
+        <w:ind w:left="780" w:firstLine="660"/>
+        <w:jc w:val="both"/>
+        <w:rPr>
+          <w:rFonts w:ascii="Times New Roman" w:hAnsi="Times New Roman"/>
+          <w:iCs/>
+          <w:sz w:val="24"/>
+          <w:szCs w:val="24"/>
+        </w:rPr>
+      </w:pPr>
+      <w:r>
+        <w:rPr>
+          <w:rFonts w:ascii="Times New Roman" w:hAnsi="Times New Roman"/>
+          <w:iCs/>
+          <w:sz w:val="24"/>
+          <w:szCs w:val="24"/>
+        </w:rPr>
+        <w:t>The Phase-I work focused on understanding the problem domain, analyzing state-of-the-art techniques, identifying research gaps, and formulating a robust system architecture. The proposed system is designed to support real-time decision-making, enabling proactive driving responses such as speed regulation and path adjustment, while also maintaining scalability and cost efficiency. Overall, this project establishes a strong foundation for developing a lightweight, real-time pothole detection system that enhances road safety, supports autonomous navigation, and contributes to the advancement of intelligent transportation systems.</w:t>
+      </w:r>
+    </w:p>
+    <w:p>
+      <w:pPr>
+        <w:pStyle w:val="ListParagraph"/>
+        <w:spacing w:after="0" w:line="240" w:lineRule="auto"/>
+        <w:ind w:left="780"/>
+        <w:rPr>
+          <w:rFonts w:ascii="Times New Roman" w:hAnsi="Times New Roman"/>
+          <w:b/>
+          <w:bCs/>
+          <w:iCs/>
+          <w:sz w:val="24"/>
+          <w:szCs w:val="24"/>
+        </w:rPr>
+      </w:pPr>
+    </w:p>
+    <w:p>
+      <w:pPr>
+        <w:pStyle w:val="ListParagraph"/>
+        <w:spacing w:after="0" w:line="240" w:lineRule="auto"/>
+        <w:ind w:left="780"/>
+        <w:rPr>
+          <w:rFonts w:ascii="Times New Roman" w:hAnsi="Times New Roman"/>
+          <w:b/>
+          <w:bCs/>
+          <w:iCs/>
+          <w:sz w:val="24"/>
+          <w:szCs w:val="24"/>
+        </w:rPr>
+      </w:pPr>
+    </w:p>
+    <w:p>
+      <w:pPr>
+        <w:pStyle w:val="ListParagraph"/>
         <w:numPr>
           <w:ilvl w:val="1"/>
           <w:numId w:val="7"/>
@@ -18153,8 +17980,467 @@
         <w:t>FUTURE ENHANCEMENT</w:t>
       </w:r>
     </w:p>
+    <w:p>
+      <w:pPr>
+        <w:pStyle w:val="ListParagraph"/>
+        <w:spacing w:after="0" w:line="240" w:lineRule="auto"/>
+        <w:ind w:left="780"/>
+        <w:rPr>
+          <w:rFonts w:ascii="Times New Roman" w:hAnsi="Times New Roman"/>
+          <w:b/>
+          <w:bCs/>
+          <w:iCs/>
+          <w:sz w:val="24"/>
+          <w:szCs w:val="24"/>
+        </w:rPr>
+      </w:pPr>
+    </w:p>
+    <w:p>
+      <w:pPr>
+        <w:pStyle w:val="ListParagraph"/>
+        <w:spacing w:after="0" w:line="240" w:lineRule="auto"/>
+        <w:ind w:left="780"/>
+        <w:rPr>
+          <w:rFonts w:ascii="Times New Roman" w:hAnsi="Times New Roman"/>
+          <w:b/>
+          <w:bCs/>
+          <w:iCs/>
+          <w:sz w:val="24"/>
+          <w:szCs w:val="24"/>
+        </w:rPr>
+      </w:pPr>
+    </w:p>
+    <w:p>
+      <w:pPr>
+        <w:spacing w:after="0" w:line="240" w:lineRule="auto"/>
+        <w:rPr>
+          <w:rFonts w:ascii="Times New Roman" w:hAnsi="Times New Roman"/>
+          <w:b/>
+          <w:bCs/>
+          <w:iCs/>
+          <w:sz w:val="24"/>
+          <w:szCs w:val="24"/>
+        </w:rPr>
+      </w:pPr>
+      <w:r>
+        <w:rPr>
+          <w:rFonts w:ascii="Times New Roman" w:hAnsi="Times New Roman"/>
+          <w:b/>
+          <w:bCs/>
+          <w:iCs/>
+          <w:sz w:val="24"/>
+          <w:szCs w:val="24"/>
+        </w:rPr>
+        <w:br w:type="page"/>
+      </w:r>
+    </w:p>
+    <w:p>
+      <w:pPr>
+        <w:pStyle w:val="ListParagraph"/>
+        <w:spacing w:after="0" w:line="240" w:lineRule="auto"/>
+        <w:ind w:left="0"/>
+        <w:jc w:val="center"/>
+        <w:rPr>
+          <w:rFonts w:ascii="Times New Roman" w:hAnsi="Times New Roman"/>
+          <w:b/>
+          <w:bCs/>
+          <w:iCs/>
+          <w:sz w:val="28"/>
+          <w:szCs w:val="28"/>
+        </w:rPr>
+      </w:pPr>
+      <w:r>
+        <w:rPr>
+          <w:rFonts w:ascii="Times New Roman" w:hAnsi="Times New Roman"/>
+          <w:b/>
+          <w:bCs/>
+          <w:iCs/>
+          <w:sz w:val="28"/>
+          <w:szCs w:val="28"/>
+        </w:rPr>
+        <w:lastRenderedPageBreak/>
+        <w:t>APPENDIX</w:t>
+      </w:r>
+    </w:p>
+    <w:p>
+      <w:pPr>
+        <w:spacing w:after="0" w:line="240" w:lineRule="auto"/>
+        <w:rPr>
+          <w:rFonts w:ascii="Times New Roman" w:hAnsi="Times New Roman"/>
+          <w:b/>
+          <w:bCs/>
+          <w:iCs/>
+          <w:sz w:val="24"/>
+          <w:szCs w:val="24"/>
+        </w:rPr>
+      </w:pPr>
+      <w:r>
+        <w:rPr>
+          <w:rFonts w:ascii="Times New Roman" w:hAnsi="Times New Roman"/>
+          <w:b/>
+          <w:bCs/>
+          <w:iCs/>
+          <w:sz w:val="24"/>
+          <w:szCs w:val="24"/>
+        </w:rPr>
+        <w:br w:type="page"/>
+      </w:r>
+    </w:p>
+    <w:p>
+      <w:pPr>
+        <w:pStyle w:val="ListParagraph"/>
+        <w:spacing w:after="0" w:line="240" w:lineRule="auto"/>
+        <w:ind w:left="0"/>
+        <w:jc w:val="center"/>
+        <w:rPr>
+          <w:rFonts w:ascii="Times New Roman" w:hAnsi="Times New Roman"/>
+          <w:b/>
+          <w:bCs/>
+          <w:iCs/>
+          <w:sz w:val="28"/>
+          <w:szCs w:val="28"/>
+        </w:rPr>
+      </w:pPr>
+      <w:r>
+        <w:rPr>
+          <w:rFonts w:ascii="Times New Roman" w:hAnsi="Times New Roman"/>
+          <w:b/>
+          <w:bCs/>
+          <w:iCs/>
+          <w:sz w:val="28"/>
+          <w:szCs w:val="28"/>
+        </w:rPr>
+        <w:lastRenderedPageBreak/>
+        <w:t>REFERENCES</w:t>
+      </w:r>
+    </w:p>
+    <w:p>
+      <w:pPr>
+        <w:pStyle w:val="ListParagraph"/>
+        <w:spacing w:after="0" w:line="240" w:lineRule="auto"/>
+        <w:ind w:left="0"/>
+        <w:jc w:val="center"/>
+        <w:rPr>
+          <w:rFonts w:ascii="Times New Roman" w:hAnsi="Times New Roman"/>
+          <w:b/>
+          <w:bCs/>
+          <w:iCs/>
+          <w:sz w:val="28"/>
+          <w:szCs w:val="28"/>
+        </w:rPr>
+      </w:pPr>
+    </w:p>
+    <w:p>
+      <w:pPr>
+        <w:pStyle w:val="ListParagraph"/>
+        <w:spacing w:line="240" w:lineRule="auto"/>
+        <w:ind w:left="0"/>
+        <w:jc w:val="both"/>
+        <w:rPr>
+          <w:rFonts w:ascii="Times New Roman" w:hAnsi="Times New Roman"/>
+          <w:iCs/>
+          <w:color w:val="000000" w:themeColor="text1"/>
+          <w:sz w:val="24"/>
+          <w:szCs w:val="24"/>
+        </w:rPr>
+      </w:pPr>
+      <w:r>
+        <w:rPr>
+          <w:rFonts w:ascii="Times New Roman" w:hAnsi="Times New Roman"/>
+          <w:iCs/>
+          <w:color w:val="000000" w:themeColor="text1"/>
+          <w:sz w:val="24"/>
+          <w:szCs w:val="24"/>
+        </w:rPr>
+        <w:t xml:space="preserve">[1] </w:t>
+      </w:r>
+      <w:hyperlink r:id="rId10" w:history="1">
+        <w:r>
+          <w:rPr>
+            <w:rStyle w:val="Hyperlink"/>
+            <w:rFonts w:ascii="Times New Roman" w:hAnsi="Times New Roman"/>
+            <w:iCs/>
+            <w:color w:val="000000" w:themeColor="text1"/>
+            <w:sz w:val="24"/>
+            <w:szCs w:val="24"/>
+            <w:u w:val="none"/>
+          </w:rPr>
+          <w:t>Deep Learning Enhanced Feature Extraction</w:t>
+        </w:r>
+      </w:hyperlink>
+    </w:p>
+    <w:p>
+      <w:pPr>
+        <w:pStyle w:val="ListParagraph"/>
+        <w:spacing w:line="240" w:lineRule="auto"/>
+        <w:ind w:left="0"/>
+        <w:jc w:val="both"/>
+        <w:rPr>
+          <w:rFonts w:ascii="Times New Roman" w:hAnsi="Times New Roman"/>
+          <w:iCs/>
+          <w:color w:val="000000" w:themeColor="text1"/>
+          <w:sz w:val="24"/>
+          <w:szCs w:val="24"/>
+        </w:rPr>
+      </w:pPr>
+    </w:p>
+    <w:p>
+      <w:pPr>
+        <w:pStyle w:val="ListParagraph"/>
+        <w:spacing w:line="240" w:lineRule="auto"/>
+        <w:ind w:left="0"/>
+        <w:jc w:val="both"/>
+        <w:rPr>
+          <w:rFonts w:ascii="Times New Roman" w:hAnsi="Times New Roman"/>
+          <w:iCs/>
+          <w:color w:val="000000" w:themeColor="text1"/>
+          <w:sz w:val="24"/>
+          <w:szCs w:val="24"/>
+        </w:rPr>
+      </w:pPr>
+      <w:r>
+        <w:rPr>
+          <w:rFonts w:ascii="Times New Roman" w:hAnsi="Times New Roman"/>
+          <w:iCs/>
+          <w:color w:val="000000" w:themeColor="text1"/>
+          <w:sz w:val="24"/>
+          <w:szCs w:val="24"/>
+        </w:rPr>
+        <w:t xml:space="preserve">[2] </w:t>
+      </w:r>
+      <w:hyperlink r:id="rId11" w:history="1">
+        <w:r>
+          <w:rPr>
+            <w:rStyle w:val="Hyperlink"/>
+            <w:rFonts w:ascii="Times New Roman" w:hAnsi="Times New Roman"/>
+            <w:iCs/>
+            <w:color w:val="000000" w:themeColor="text1"/>
+            <w:sz w:val="24"/>
+            <w:szCs w:val="24"/>
+            <w:u w:val="none"/>
+          </w:rPr>
+          <w:t>An Enhanced YOLOv8 Model for Real-Time and Accurate Pothole Detection and Measurement</w:t>
+        </w:r>
+      </w:hyperlink>
+    </w:p>
+    <w:p>
+      <w:pPr>
+        <w:pStyle w:val="ListParagraph"/>
+        <w:spacing w:line="240" w:lineRule="auto"/>
+        <w:ind w:left="0"/>
+        <w:jc w:val="both"/>
+        <w:rPr>
+          <w:rFonts w:ascii="Times New Roman" w:hAnsi="Times New Roman"/>
+          <w:iCs/>
+          <w:color w:val="000000" w:themeColor="text1"/>
+          <w:sz w:val="24"/>
+          <w:szCs w:val="24"/>
+        </w:rPr>
+      </w:pPr>
+    </w:p>
+    <w:p>
+      <w:pPr>
+        <w:pStyle w:val="ListParagraph"/>
+        <w:spacing w:line="240" w:lineRule="auto"/>
+        <w:ind w:left="0"/>
+        <w:jc w:val="both"/>
+        <w:rPr>
+          <w:rFonts w:ascii="Times New Roman" w:hAnsi="Times New Roman"/>
+          <w:iCs/>
+          <w:color w:val="000000" w:themeColor="text1"/>
+          <w:sz w:val="24"/>
+          <w:szCs w:val="24"/>
+        </w:rPr>
+      </w:pPr>
+      <w:r>
+        <w:rPr>
+          <w:rFonts w:ascii="Times New Roman" w:hAnsi="Times New Roman"/>
+          <w:iCs/>
+          <w:color w:val="000000" w:themeColor="text1"/>
+          <w:sz w:val="24"/>
+          <w:szCs w:val="24"/>
+        </w:rPr>
+        <w:t xml:space="preserve">[3] </w:t>
+      </w:r>
+      <w:hyperlink r:id="rId12" w:history="1">
+        <w:r>
+          <w:rPr>
+            <w:rStyle w:val="Hyperlink"/>
+            <w:rFonts w:ascii="Times New Roman" w:hAnsi="Times New Roman"/>
+            <w:iCs/>
+            <w:color w:val="000000" w:themeColor="text1"/>
+            <w:sz w:val="24"/>
+            <w:szCs w:val="24"/>
+            <w:u w:val="none"/>
+          </w:rPr>
+          <w:t>Robust Video Based Pothole Detection and Area Estimation for Intelligent Vehicles with Depth Map and Kalman Smoothing</w:t>
+        </w:r>
+      </w:hyperlink>
+    </w:p>
+    <w:p>
+      <w:pPr>
+        <w:pStyle w:val="ListParagraph"/>
+        <w:spacing w:line="240" w:lineRule="auto"/>
+        <w:ind w:left="0"/>
+        <w:jc w:val="both"/>
+        <w:rPr>
+          <w:rFonts w:ascii="Times New Roman" w:hAnsi="Times New Roman"/>
+          <w:iCs/>
+          <w:color w:val="000000" w:themeColor="text1"/>
+          <w:sz w:val="24"/>
+          <w:szCs w:val="24"/>
+        </w:rPr>
+      </w:pPr>
+    </w:p>
+    <w:p>
+      <w:pPr>
+        <w:pStyle w:val="ListParagraph"/>
+        <w:spacing w:line="240" w:lineRule="auto"/>
+        <w:ind w:left="0"/>
+        <w:jc w:val="both"/>
+        <w:rPr>
+          <w:rFonts w:ascii="Times New Roman" w:hAnsi="Times New Roman"/>
+          <w:iCs/>
+          <w:color w:val="000000" w:themeColor="text1"/>
+          <w:sz w:val="24"/>
+          <w:szCs w:val="24"/>
+        </w:rPr>
+      </w:pPr>
+      <w:r>
+        <w:rPr>
+          <w:rFonts w:ascii="Times New Roman" w:hAnsi="Times New Roman"/>
+          <w:iCs/>
+          <w:color w:val="000000" w:themeColor="text1"/>
+          <w:sz w:val="24"/>
+          <w:szCs w:val="24"/>
+        </w:rPr>
+        <w:t xml:space="preserve">[4] </w:t>
+      </w:r>
+      <w:hyperlink r:id="rId13" w:history="1">
+        <w:r>
+          <w:rPr>
+            <w:rStyle w:val="Hyperlink"/>
+            <w:rFonts w:ascii="Times New Roman" w:hAnsi="Times New Roman"/>
+            <w:iCs/>
+            <w:color w:val="000000" w:themeColor="text1"/>
+            <w:sz w:val="24"/>
+            <w:szCs w:val="24"/>
+            <w:u w:val="none"/>
+          </w:rPr>
+          <w:t xml:space="preserve">Mobile3DRecon: Real-time Monocular 3D Reconstruction on a Mobile Phone </w:t>
+        </w:r>
+      </w:hyperlink>
+    </w:p>
+    <w:p>
+      <w:pPr>
+        <w:pStyle w:val="ListParagraph"/>
+        <w:spacing w:line="240" w:lineRule="auto"/>
+        <w:ind w:left="0"/>
+        <w:jc w:val="both"/>
+        <w:rPr>
+          <w:rFonts w:ascii="Times New Roman" w:hAnsi="Times New Roman"/>
+          <w:iCs/>
+          <w:color w:val="000000" w:themeColor="text1"/>
+          <w:sz w:val="24"/>
+          <w:szCs w:val="24"/>
+        </w:rPr>
+      </w:pPr>
+    </w:p>
+    <w:p>
+      <w:pPr>
+        <w:pStyle w:val="ListParagraph"/>
+        <w:spacing w:line="240" w:lineRule="auto"/>
+        <w:ind w:left="0"/>
+        <w:jc w:val="both"/>
+        <w:rPr>
+          <w:rFonts w:ascii="Times New Roman" w:hAnsi="Times New Roman"/>
+          <w:iCs/>
+          <w:color w:val="000000" w:themeColor="text1"/>
+          <w:sz w:val="24"/>
+          <w:szCs w:val="24"/>
+        </w:rPr>
+      </w:pPr>
+      <w:r>
+        <w:rPr>
+          <w:rFonts w:ascii="Times New Roman" w:hAnsi="Times New Roman"/>
+          <w:iCs/>
+          <w:color w:val="000000" w:themeColor="text1"/>
+          <w:sz w:val="24"/>
+          <w:szCs w:val="24"/>
+        </w:rPr>
+        <w:t xml:space="preserve">[5] </w:t>
+      </w:r>
+      <w:hyperlink r:id="rId14" w:history="1">
+        <w:r>
+          <w:rPr>
+            <w:rStyle w:val="Hyperlink"/>
+            <w:rFonts w:ascii="Times New Roman" w:hAnsi="Times New Roman"/>
+            <w:iCs/>
+            <w:color w:val="000000" w:themeColor="text1"/>
+            <w:sz w:val="24"/>
+            <w:szCs w:val="24"/>
+            <w:u w:val="none"/>
+          </w:rPr>
+          <w:t xml:space="preserve">Pothole and Plain Road Classification Using Adaptive Mutation Dipper Throated Optimization and Transfer Learning for Self-Driving Cars. </w:t>
+        </w:r>
+      </w:hyperlink>
+    </w:p>
+    <w:p>
+      <w:pPr>
+        <w:pStyle w:val="ListParagraph"/>
+        <w:spacing w:line="240" w:lineRule="auto"/>
+        <w:ind w:left="0"/>
+        <w:jc w:val="both"/>
+        <w:rPr>
+          <w:rFonts w:ascii="Times New Roman" w:hAnsi="Times New Roman"/>
+          <w:iCs/>
+          <w:color w:val="000000" w:themeColor="text1"/>
+          <w:sz w:val="24"/>
+          <w:szCs w:val="24"/>
+        </w:rPr>
+      </w:pPr>
+    </w:p>
+    <w:p>
+      <w:pPr>
+        <w:pStyle w:val="ListParagraph"/>
+        <w:spacing w:line="240" w:lineRule="auto"/>
+        <w:ind w:left="0"/>
+        <w:jc w:val="both"/>
+        <w:rPr>
+          <w:rFonts w:ascii="Times New Roman" w:hAnsi="Times New Roman"/>
+          <w:iCs/>
+          <w:color w:val="000000" w:themeColor="text1"/>
+          <w:sz w:val="24"/>
+          <w:szCs w:val="24"/>
+        </w:rPr>
+      </w:pPr>
+      <w:r>
+        <w:rPr>
+          <w:rFonts w:ascii="Times New Roman" w:hAnsi="Times New Roman"/>
+          <w:iCs/>
+          <w:color w:val="000000" w:themeColor="text1"/>
+          <w:sz w:val="24"/>
+          <w:szCs w:val="24"/>
+        </w:rPr>
+        <w:t xml:space="preserve">[6] </w:t>
+      </w:r>
+      <w:hyperlink r:id="rId15" w:history="1">
+        <w:r>
+          <w:rPr>
+            <w:rStyle w:val="Hyperlink"/>
+            <w:rFonts w:ascii="Times New Roman" w:hAnsi="Times New Roman"/>
+            <w:iCs/>
+            <w:color w:val="000000" w:themeColor="text1"/>
+            <w:sz w:val="24"/>
+            <w:szCs w:val="24"/>
+            <w:u w:val="none"/>
+          </w:rPr>
+          <w:t xml:space="preserve">Real-time scene reconstruction and triangle mesh generation using multiple RGB-D cameras </w:t>
+        </w:r>
+      </w:hyperlink>
+    </w:p>
     <w:sectPr>
-      <w:footerReference w:type="default" r:id="rId10"/>
+      <w:footerReference w:type="default" r:id="rId16"/>
       <w:pgSz w:w="12240" w:h="15840"/>
       <w:pgMar w:top="994" w:right="1440" w:bottom="806" w:left="1440" w:header="720" w:footer="720" w:gutter="0"/>
       <w:cols w:space="720"/>
@@ -20261,6 +20547,29 @@
       <w:szCs w:val="24"/>
     </w:rPr>
   </w:style>
+  <w:style w:type="character" w:styleId="Hyperlink">
+    <w:name w:val="Hyperlink"/>
+    <w:basedOn w:val="DefaultParagraphFont"/>
+    <w:uiPriority w:val="99"/>
+    <w:unhideWhenUsed/>
+    <w:rsid w:val="006C0B11"/>
+    <w:rPr>
+      <w:color w:val="0000FF" w:themeColor="hyperlink"/>
+      <w:u w:val="single"/>
+    </w:rPr>
+  </w:style>
+  <w:style w:type="character" w:styleId="UnresolvedMention">
+    <w:name w:val="Unresolved Mention"/>
+    <w:basedOn w:val="DefaultParagraphFont"/>
+    <w:uiPriority w:val="99"/>
+    <w:semiHidden/>
+    <w:unhideWhenUsed/>
+    <w:rsid w:val="006C0B11"/>
+    <w:rPr>
+      <w:color w:val="605E5C"/>
+      <w:shd w:val="clear" w:color="auto" w:fill="E1DFDD"/>
+    </w:rPr>
+  </w:style>
 </w:styles>
 </file>
 
